--- a/Back End Web Programming/WEEK 3/[INF] BWP Rabu - L204 - M3.docx
+++ b/Back End Web Programming/WEEK 3/[INF] BWP Rabu - L204 - M3.docx
@@ -1,6 +1,6 @@
 
 <file path=word/document.xml><?xml version="1.0" encoding="utf-8"?>
-<w:document xmlns:wpc="http://schemas.microsoft.com/office/word/2010/wordprocessingCanvas" xmlns:cx="http://schemas.microsoft.com/office/drawing/2014/chartex" xmlns:cx1="http://schemas.microsoft.com/office/drawing/2015/9/8/chartex" xmlns:cx2="http://schemas.microsoft.com/office/drawing/2015/10/21/chartex" xmlns:cx3="http://schemas.microsoft.com/office/drawing/2016/5/9/chartex" xmlns:cx4="http://schemas.microsoft.com/office/drawing/2016/5/10/chartex" xmlns:cx5="http://schemas.microsoft.com/office/drawing/2016/5/11/chartex" xmlns:cx6="http://schemas.microsoft.com/office/drawing/2016/5/12/chartex" xmlns:cx7="http://schemas.microsoft.com/office/drawing/2016/5/13/chartex" xmlns:cx8="http://schemas.microsoft.com/office/drawing/2016/5/14/chartex" xmlns:mc="http://schemas.openxmlformats.org/markup-compatibility/2006" xmlns:aink="http://schemas.microsoft.com/office/drawing/2016/ink" xmlns:am3d="http://schemas.microsoft.com/office/drawing/2017/model3d" xmlns:o="urn:schemas-microsoft-com:office:office" xmlns:oel="http://schemas.microsoft.com/office/2019/extlst" xmlns:r="http://schemas.openxmlformats.org/officeDocument/2006/relationships" xmlns:m="http://schemas.openxmlformats.org/officeDocument/2006/math" xmlns:v="urn:schemas-microsoft-com:vml" xmlns:wp14="http://schemas.microsoft.com/office/word/2010/wordprocessingDrawing" xmlns:wp="http://schemas.openxmlformats.org/drawingml/2006/wordprocessingDrawing" xmlns:w10="urn:schemas-microsoft-com:office:word" xmlns:w="http://schemas.openxmlformats.org/wordprocessingml/2006/main" xmlns:w14="http://schemas.microsoft.com/office/word/2010/wordml" xmlns:w15="http://schemas.microsoft.com/office/word/2012/wordml" xmlns:w16cex="http://schemas.microsoft.com/office/word/2018/wordml/cex" xmlns:w16cid="http://schemas.microsoft.com/office/word/2016/wordml/cid" xmlns:w16="http://schemas.microsoft.com/office/word/2018/wordml" xmlns:w16sdtdh="http://schemas.microsoft.com/office/word/2020/wordml/sdtdatahash" xmlns:w16se="http://schemas.microsoft.com/office/word/2015/wordml/symex" xmlns:wpg="http://schemas.microsoft.com/office/word/2010/wordprocessingGroup" xmlns:wpi="http://schemas.microsoft.com/office/word/2010/wordprocessingInk" xmlns:wne="http://schemas.microsoft.com/office/word/2006/wordml" xmlns:wps="http://schemas.microsoft.com/office/word/2010/wordprocessingShape" mc:Ignorable="w14 w15 w16se w16cid w16 w16cex w16sdtdh wp14">
+<w:document xmlns:wpc="http://schemas.microsoft.com/office/word/2010/wordprocessingCanvas" xmlns:cx="http://schemas.microsoft.com/office/drawing/2014/chartex" xmlns:cx1="http://schemas.microsoft.com/office/drawing/2015/9/8/chartex" xmlns:cx2="http://schemas.microsoft.com/office/drawing/2015/10/21/chartex" xmlns:cx3="http://schemas.microsoft.com/office/drawing/2016/5/9/chartex" xmlns:cx4="http://schemas.microsoft.com/office/drawing/2016/5/10/chartex" xmlns:cx5="http://schemas.microsoft.com/office/drawing/2016/5/11/chartex" xmlns:cx6="http://schemas.microsoft.com/office/drawing/2016/5/12/chartex" xmlns:cx7="http://schemas.microsoft.com/office/drawing/2016/5/13/chartex" xmlns:cx8="http://schemas.microsoft.com/office/drawing/2016/5/14/chartex" xmlns:mc="http://schemas.openxmlformats.org/markup-compatibility/2006" xmlns:aink="http://schemas.microsoft.com/office/drawing/2016/ink" xmlns:am3d="http://schemas.microsoft.com/office/drawing/2017/model3d" xmlns:o="urn:schemas-microsoft-com:office:office" xmlns:oel="http://schemas.microsoft.com/office/2019/extlst" xmlns:r="http://schemas.openxmlformats.org/officeDocument/2006/relationships" xmlns:m="http://schemas.openxmlformats.org/officeDocument/2006/math" xmlns:v="urn:schemas-microsoft-com:vml" xmlns:wp14="http://schemas.microsoft.com/office/word/2010/wordprocessingDrawing" xmlns:wp="http://schemas.openxmlformats.org/drawingml/2006/wordprocessingDrawing" xmlns:w10="urn:schemas-microsoft-com:office:word" xmlns:w="http://schemas.openxmlformats.org/wordprocessingml/2006/main" xmlns:w14="http://schemas.microsoft.com/office/word/2010/wordml" xmlns:w15="http://schemas.microsoft.com/office/word/2012/wordml" xmlns:w16cex="http://schemas.microsoft.com/office/word/2018/wordml/cex" xmlns:w16cid="http://schemas.microsoft.com/office/word/2016/wordml/cid" xmlns:w16="http://schemas.microsoft.com/office/word/2018/wordml" xmlns:w16du="http://schemas.microsoft.com/office/word/2023/wordml/word16du" xmlns:w16sdtdh="http://schemas.microsoft.com/office/word/2020/wordml/sdtdatahash" xmlns:w16sdtfl="http://schemas.microsoft.com/office/word/2024/wordml/sdtformatlock" xmlns:w16se="http://schemas.microsoft.com/office/word/2015/wordml/symex" xmlns:wpg="http://schemas.microsoft.com/office/word/2010/wordprocessingGroup" xmlns:wpi="http://schemas.microsoft.com/office/word/2010/wordprocessingInk" xmlns:wne="http://schemas.microsoft.com/office/word/2006/wordml" xmlns:wps="http://schemas.microsoft.com/office/word/2010/wordprocessingShape" mc:Ignorable="w14 w15 w16se w16cid w16 w16cex w16sdtdh w16sdtfl w16du wp14">
   <w:body>
     <w:p>
       <w:pPr>
@@ -91,7 +91,7 @@
           <w:sz w:val="36"/>
           <w:szCs w:val="36"/>
         </w:rPr>
-        <w:t xml:space="preserve">Institut Sains dan Teknologi </w:t>
+        <w:t xml:space="preserve">         </w:t>
       </w:r>
       <w:r>
         <w:rPr>
@@ -99,9 +99,30 @@
           <w:b/>
           <w:sz w:val="36"/>
           <w:szCs w:val="36"/>
-          <w:lang w:val="en-US"/>
-        </w:rPr>
-        <w:t xml:space="preserve">Terpadu </w:t>
+        </w:rPr>
+        <w:t xml:space="preserve">Institut Sains dan Teknologi </w:t>
+      </w:r>
+      <w:proofErr w:type="spellStart"/>
+      <w:r>
+        <w:rPr>
+          <w:rFonts w:ascii="Jim Nightshade" w:eastAsia="Jim Nightshade" w:hAnsi="Jim Nightshade" w:cs="Jim Nightshade"/>
+          <w:b/>
+          <w:sz w:val="36"/>
+          <w:szCs w:val="36"/>
+          <w:lang w:val="en-US"/>
+        </w:rPr>
+        <w:t>Terpadu</w:t>
+      </w:r>
+      <w:proofErr w:type="spellEnd"/>
+      <w:r>
+        <w:rPr>
+          <w:rFonts w:ascii="Jim Nightshade" w:eastAsia="Jim Nightshade" w:hAnsi="Jim Nightshade" w:cs="Jim Nightshade"/>
+          <w:b/>
+          <w:sz w:val="36"/>
+          <w:szCs w:val="36"/>
+          <w:lang w:val="en-US"/>
+        </w:rPr>
+        <w:t xml:space="preserve"> </w:t>
       </w:r>
       <w:r>
         <w:rPr>
@@ -266,7 +287,7 @@
               </wp:anchor>
             </w:drawing>
           </mc:Choice>
-          <mc:Fallback xmlns:w16du="http://schemas.microsoft.com/office/word/2023/wordml/word16du" xmlns:w16sdtfl="http://schemas.microsoft.com/office/word/2024/wordml/sdtformatlock">
+          <mc:Fallback>
             <w:pict>
               <v:shapetype w14:anchorId="4A0D06C2" id="_x0000_t32" coordsize="21600,21600" o:spt="32" o:oned="t" path="m,l21600,21600e" filled="f">
                 <v:path arrowok="t" fillok="f" o:connecttype="none"/>
@@ -440,12 +461,14 @@
         </w:rPr>
         <w:t xml:space="preserve">S1 - </w:t>
       </w:r>
+      <w:proofErr w:type="spellStart"/>
       <w:r>
         <w:rPr>
           <w:lang w:val="en-US"/>
         </w:rPr>
         <w:t>Informatika</w:t>
       </w:r>
+      <w:proofErr w:type="spellEnd"/>
     </w:p>
     <w:p>
       <w:pPr>
@@ -507,12 +530,14 @@
         </w:rPr>
         <w:t xml:space="preserve">Materi dan </w:t>
       </w:r>
+      <w:proofErr w:type="spellStart"/>
       <w:r>
         <w:rPr>
           <w:lang w:val="en-US"/>
         </w:rPr>
         <w:t>Tugas</w:t>
       </w:r>
+      <w:proofErr w:type="spellEnd"/>
     </w:p>
     <w:p>
       <w:pPr>
@@ -578,7 +603,7 @@
               </wp:anchor>
             </w:drawing>
           </mc:Choice>
-          <mc:Fallback xmlns:w16du="http://schemas.microsoft.com/office/word/2023/wordml/word16du" xmlns:w16sdtfl="http://schemas.microsoft.com/office/word/2024/wordml/sdtformatlock">
+          <mc:Fallback>
             <w:pict>
               <v:shape w14:anchorId="0F316788" id="Straight Arrow Connector 1047" o:spid="_x0000_s1026" type="#_x0000_t32" style="position:absolute;margin-left:-1pt;margin-top:1pt;width:522pt;height:.75pt;z-index:251663360;visibility:visible;mso-wrap-style:square;mso-wrap-distance-left:9pt;mso-wrap-distance-top:0;mso-wrap-distance-right:9pt;mso-wrap-distance-bottom:0;mso-position-horizontal:absolute;mso-position-horizontal-relative:text;mso-position-vertical:absolute;mso-position-vertical-relative:text" o:gfxdata="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" strokeweight="2.5pt">
                 <v:stroke startarrowwidth="narrow" startarrowlength="short" endarrowwidth="narrow" endarrowlength="short" linestyle="thinThin" joinstyle="miter"/>
@@ -809,8 +834,54 @@
           <w:sz w:val="24"/>
           <w:szCs w:val="24"/>
         </w:rPr>
-        <w:t>Username dan password tidak boleh kosong</w:t>
-      </w:r>
+        <w:t xml:space="preserve">Username dan password </w:t>
+      </w:r>
+      <w:proofErr w:type="spellStart"/>
+      <w:r>
+        <w:rPr>
+          <w:rFonts w:ascii="Times New Roman" w:hAnsi="Times New Roman"/>
+          <w:sz w:val="24"/>
+          <w:szCs w:val="24"/>
+        </w:rPr>
+        <w:t>tidak</w:t>
+      </w:r>
+      <w:proofErr w:type="spellEnd"/>
+      <w:r>
+        <w:rPr>
+          <w:rFonts w:ascii="Times New Roman" w:hAnsi="Times New Roman"/>
+          <w:sz w:val="24"/>
+          <w:szCs w:val="24"/>
+        </w:rPr>
+        <w:t xml:space="preserve"> </w:t>
+      </w:r>
+      <w:proofErr w:type="spellStart"/>
+      <w:r>
+        <w:rPr>
+          <w:rFonts w:ascii="Times New Roman" w:hAnsi="Times New Roman"/>
+          <w:sz w:val="24"/>
+          <w:szCs w:val="24"/>
+        </w:rPr>
+        <w:t>boleh</w:t>
+      </w:r>
+      <w:proofErr w:type="spellEnd"/>
+      <w:r>
+        <w:rPr>
+          <w:rFonts w:ascii="Times New Roman" w:hAnsi="Times New Roman"/>
+          <w:sz w:val="24"/>
+          <w:szCs w:val="24"/>
+        </w:rPr>
+        <w:t xml:space="preserve"> </w:t>
+      </w:r>
+      <w:proofErr w:type="spellStart"/>
+      <w:r>
+        <w:rPr>
+          <w:rFonts w:ascii="Times New Roman" w:hAnsi="Times New Roman"/>
+          <w:sz w:val="24"/>
+          <w:szCs w:val="24"/>
+        </w:rPr>
+        <w:t>kosong</w:t>
+      </w:r>
+      <w:proofErr w:type="spellEnd"/>
     </w:p>
     <w:p>
       <w:pPr>
@@ -837,8 +908,36 @@
           <w:sz w:val="24"/>
           <w:szCs w:val="24"/>
         </w:rPr>
-        <w:t>Username sudah terdaftar</w:t>
-      </w:r>
+        <w:t xml:space="preserve">Username </w:t>
+      </w:r>
+      <w:proofErr w:type="spellStart"/>
+      <w:r>
+        <w:rPr>
+          <w:rFonts w:ascii="Times New Roman" w:hAnsi="Times New Roman"/>
+          <w:sz w:val="24"/>
+          <w:szCs w:val="24"/>
+        </w:rPr>
+        <w:t>sudah</w:t>
+      </w:r>
+      <w:proofErr w:type="spellEnd"/>
+      <w:r>
+        <w:rPr>
+          <w:rFonts w:ascii="Times New Roman" w:hAnsi="Times New Roman"/>
+          <w:sz w:val="24"/>
+          <w:szCs w:val="24"/>
+        </w:rPr>
+        <w:t xml:space="preserve"> </w:t>
+      </w:r>
+      <w:proofErr w:type="spellStart"/>
+      <w:r>
+        <w:rPr>
+          <w:rFonts w:ascii="Times New Roman" w:hAnsi="Times New Roman"/>
+          <w:sz w:val="24"/>
+          <w:szCs w:val="24"/>
+        </w:rPr>
+        <w:t>terdaftar</w:t>
+      </w:r>
+      <w:proofErr w:type="spellEnd"/>
     </w:p>
     <w:p>
       <w:pPr>
@@ -865,8 +964,18 @@
           <w:sz w:val="24"/>
           <w:szCs w:val="24"/>
         </w:rPr>
-        <w:t>Credentials benar</w:t>
-      </w:r>
+        <w:t xml:space="preserve">Credentials </w:t>
+      </w:r>
+      <w:proofErr w:type="spellStart"/>
+      <w:r>
+        <w:rPr>
+          <w:rFonts w:ascii="Times New Roman" w:hAnsi="Times New Roman"/>
+          <w:sz w:val="24"/>
+          <w:szCs w:val="24"/>
+        </w:rPr>
+        <w:t>benar</w:t>
+      </w:r>
+      <w:proofErr w:type="spellEnd"/>
     </w:p>
     <w:p>
       <w:pPr>
@@ -1055,14 +1164,70 @@
           <w:szCs w:val="24"/>
         </w:rPr>
       </w:pPr>
+      <w:proofErr w:type="spellStart"/>
       <w:r>
         <w:rPr>
           <w:rFonts w:ascii="Times New Roman" w:hAnsi="Times New Roman"/>
           <w:sz w:val="24"/>
           <w:szCs w:val="24"/>
         </w:rPr>
-        <w:t>Inputan tidak boleh kosong</w:t>
-      </w:r>
+        <w:t>Inputan</w:t>
+      </w:r>
+      <w:proofErr w:type="spellEnd"/>
+      <w:r>
+        <w:rPr>
+          <w:rFonts w:ascii="Times New Roman" w:hAnsi="Times New Roman"/>
+          <w:sz w:val="24"/>
+          <w:szCs w:val="24"/>
+        </w:rPr>
+        <w:t xml:space="preserve"> </w:t>
+      </w:r>
+      <w:proofErr w:type="spellStart"/>
+      <w:r>
+        <w:rPr>
+          <w:rFonts w:ascii="Times New Roman" w:hAnsi="Times New Roman"/>
+          <w:sz w:val="24"/>
+          <w:szCs w:val="24"/>
+        </w:rPr>
+        <w:t>tidak</w:t>
+      </w:r>
+      <w:proofErr w:type="spellEnd"/>
+      <w:r>
+        <w:rPr>
+          <w:rFonts w:ascii="Times New Roman" w:hAnsi="Times New Roman"/>
+          <w:sz w:val="24"/>
+          <w:szCs w:val="24"/>
+        </w:rPr>
+        <w:t xml:space="preserve"> </w:t>
+      </w:r>
+      <w:proofErr w:type="spellStart"/>
+      <w:r>
+        <w:rPr>
+          <w:rFonts w:ascii="Times New Roman" w:hAnsi="Times New Roman"/>
+          <w:sz w:val="24"/>
+          <w:szCs w:val="24"/>
+        </w:rPr>
+        <w:t>boleh</w:t>
+      </w:r>
+      <w:proofErr w:type="spellEnd"/>
+      <w:r>
+        <w:rPr>
+          <w:rFonts w:ascii="Times New Roman" w:hAnsi="Times New Roman"/>
+          <w:sz w:val="24"/>
+          <w:szCs w:val="24"/>
+        </w:rPr>
+        <w:t xml:space="preserve"> </w:t>
+      </w:r>
+      <w:proofErr w:type="spellStart"/>
+      <w:r>
+        <w:rPr>
+          <w:rFonts w:ascii="Times New Roman" w:hAnsi="Times New Roman"/>
+          <w:sz w:val="24"/>
+          <w:szCs w:val="24"/>
+        </w:rPr>
+        <w:t>kosong</w:t>
+      </w:r>
+      <w:proofErr w:type="spellEnd"/>
     </w:p>
     <w:p>
       <w:pPr>
@@ -1088,8 +1253,36 @@
           <w:sz w:val="24"/>
           <w:szCs w:val="24"/>
         </w:rPr>
-        <w:t>Password dan confirm password harus sama</w:t>
-      </w:r>
+        <w:t xml:space="preserve">Password dan confirm password </w:t>
+      </w:r>
+      <w:proofErr w:type="spellStart"/>
+      <w:r>
+        <w:rPr>
+          <w:rFonts w:ascii="Times New Roman" w:hAnsi="Times New Roman"/>
+          <w:sz w:val="24"/>
+          <w:szCs w:val="24"/>
+        </w:rPr>
+        <w:t>harus</w:t>
+      </w:r>
+      <w:proofErr w:type="spellEnd"/>
+      <w:r>
+        <w:rPr>
+          <w:rFonts w:ascii="Times New Roman" w:hAnsi="Times New Roman"/>
+          <w:sz w:val="24"/>
+          <w:szCs w:val="24"/>
+        </w:rPr>
+        <w:t xml:space="preserve"> </w:t>
+      </w:r>
+      <w:proofErr w:type="spellStart"/>
+      <w:r>
+        <w:rPr>
+          <w:rFonts w:ascii="Times New Roman" w:hAnsi="Times New Roman"/>
+          <w:sz w:val="24"/>
+          <w:szCs w:val="24"/>
+        </w:rPr>
+        <w:t>sama</w:t>
+      </w:r>
+      <w:proofErr w:type="spellEnd"/>
     </w:p>
     <w:p>
       <w:pPr>
@@ -1115,8 +1308,36 @@
           <w:sz w:val="24"/>
           <w:szCs w:val="24"/>
         </w:rPr>
-        <w:t>Username belum terdaftar</w:t>
-      </w:r>
+        <w:t xml:space="preserve">Username </w:t>
+      </w:r>
+      <w:proofErr w:type="spellStart"/>
+      <w:r>
+        <w:rPr>
+          <w:rFonts w:ascii="Times New Roman" w:hAnsi="Times New Roman"/>
+          <w:sz w:val="24"/>
+          <w:szCs w:val="24"/>
+        </w:rPr>
+        <w:t>belum</w:t>
+      </w:r>
+      <w:proofErr w:type="spellEnd"/>
+      <w:r>
+        <w:rPr>
+          <w:rFonts w:ascii="Times New Roman" w:hAnsi="Times New Roman"/>
+          <w:sz w:val="24"/>
+          <w:szCs w:val="24"/>
+        </w:rPr>
+        <w:t xml:space="preserve"> </w:t>
+      </w:r>
+      <w:proofErr w:type="spellStart"/>
+      <w:r>
+        <w:rPr>
+          <w:rFonts w:ascii="Times New Roman" w:hAnsi="Times New Roman"/>
+          <w:sz w:val="24"/>
+          <w:szCs w:val="24"/>
+        </w:rPr>
+        <w:t>terdaftar</w:t>
+      </w:r>
+      <w:proofErr w:type="spellEnd"/>
     </w:p>
     <w:p>
       <w:pPr>
@@ -1133,21 +1354,95 @@
           <w:szCs w:val="24"/>
         </w:rPr>
       </w:pPr>
+      <w:proofErr w:type="spellStart"/>
       <w:r>
         <w:rPr>
           <w:rFonts w:ascii="Times New Roman" w:hAnsi="Times New Roman"/>
           <w:sz w:val="24"/>
           <w:szCs w:val="24"/>
         </w:rPr>
-        <w:t>Tampilkan message pengecekan dibawah “</w:t>
-      </w:r>
+        <w:t>Tampilkan</w:t>
+      </w:r>
+      <w:proofErr w:type="spellEnd"/>
       <w:r>
         <w:rPr>
           <w:rFonts w:ascii="Times New Roman" w:hAnsi="Times New Roman"/>
           <w:sz w:val="24"/>
           <w:szCs w:val="24"/>
         </w:rPr>
-        <w:t>Sudah punya akun? Login</w:t>
+        <w:t xml:space="preserve"> message </w:t>
+      </w:r>
+      <w:proofErr w:type="spellStart"/>
+      <w:r>
+        <w:rPr>
+          <w:rFonts w:ascii="Times New Roman" w:hAnsi="Times New Roman"/>
+          <w:sz w:val="24"/>
+          <w:szCs w:val="24"/>
+        </w:rPr>
+        <w:t>pengecekan</w:t>
+      </w:r>
+      <w:proofErr w:type="spellEnd"/>
+      <w:r>
+        <w:rPr>
+          <w:rFonts w:ascii="Times New Roman" w:hAnsi="Times New Roman"/>
+          <w:sz w:val="24"/>
+          <w:szCs w:val="24"/>
+        </w:rPr>
+        <w:t xml:space="preserve"> </w:t>
+      </w:r>
+      <w:proofErr w:type="spellStart"/>
+      <w:r>
+        <w:rPr>
+          <w:rFonts w:ascii="Times New Roman" w:hAnsi="Times New Roman"/>
+          <w:sz w:val="24"/>
+          <w:szCs w:val="24"/>
+        </w:rPr>
+        <w:t>dibawah</w:t>
+      </w:r>
+      <w:proofErr w:type="spellEnd"/>
+      <w:r>
+        <w:rPr>
+          <w:rFonts w:ascii="Times New Roman" w:hAnsi="Times New Roman"/>
+          <w:sz w:val="24"/>
+          <w:szCs w:val="24"/>
+        </w:rPr>
+        <w:t xml:space="preserve"> “</w:t>
+      </w:r>
+      <w:proofErr w:type="spellStart"/>
+      <w:r>
+        <w:rPr>
+          <w:rFonts w:ascii="Times New Roman" w:hAnsi="Times New Roman"/>
+          <w:sz w:val="24"/>
+          <w:szCs w:val="24"/>
+        </w:rPr>
+        <w:t>Sudah</w:t>
+      </w:r>
+      <w:proofErr w:type="spellEnd"/>
+      <w:r>
+        <w:rPr>
+          <w:rFonts w:ascii="Times New Roman" w:hAnsi="Times New Roman"/>
+          <w:sz w:val="24"/>
+          <w:szCs w:val="24"/>
+        </w:rPr>
+        <w:t xml:space="preserve"> punya </w:t>
+      </w:r>
+      <w:proofErr w:type="spellStart"/>
+      <w:r>
+        <w:rPr>
+          <w:rFonts w:ascii="Times New Roman" w:hAnsi="Times New Roman"/>
+          <w:sz w:val="24"/>
+          <w:szCs w:val="24"/>
+        </w:rPr>
+        <w:t>akun</w:t>
+      </w:r>
+      <w:proofErr w:type="spellEnd"/>
+      <w:r>
+        <w:rPr>
+          <w:rFonts w:ascii="Times New Roman" w:hAnsi="Times New Roman"/>
+          <w:sz w:val="24"/>
+          <w:szCs w:val="24"/>
+        </w:rPr>
+        <w:t>? Login</w:t>
       </w:r>
       <w:r>
         <w:rPr>
@@ -1340,7 +1635,25 @@
           <w:sz w:val="24"/>
           <w:szCs w:val="24"/>
         </w:rPr>
-        <w:t>Welcome, &lt;nama_user&gt;!</w:t>
+        <w:t>Welcome, &lt;</w:t>
+      </w:r>
+      <w:proofErr w:type="spellStart"/>
+      <w:r>
+        <w:rPr>
+          <w:rFonts w:ascii="Times New Roman" w:hAnsi="Times New Roman"/>
+          <w:sz w:val="24"/>
+          <w:szCs w:val="24"/>
+        </w:rPr>
+        <w:t>nama_user</w:t>
+      </w:r>
+      <w:proofErr w:type="spellEnd"/>
+      <w:r>
+        <w:rPr>
+          <w:rFonts w:ascii="Times New Roman" w:hAnsi="Times New Roman"/>
+          <w:sz w:val="24"/>
+          <w:szCs w:val="24"/>
+        </w:rPr>
+        <w:t>&gt;!</w:t>
       </w:r>
       <w:r>
         <w:rPr>
@@ -1375,7 +1688,25 @@
           <w:sz w:val="24"/>
           <w:szCs w:val="24"/>
         </w:rPr>
-        <w:t>Button untuk Logout</w:t>
+        <w:t xml:space="preserve">Button </w:t>
+      </w:r>
+      <w:proofErr w:type="spellStart"/>
+      <w:r>
+        <w:rPr>
+          <w:rFonts w:ascii="Times New Roman" w:hAnsi="Times New Roman"/>
+          <w:sz w:val="24"/>
+          <w:szCs w:val="24"/>
+        </w:rPr>
+        <w:t>untuk</w:t>
+      </w:r>
+      <w:proofErr w:type="spellEnd"/>
+      <w:r>
+        <w:rPr>
+          <w:rFonts w:ascii="Times New Roman" w:hAnsi="Times New Roman"/>
+          <w:sz w:val="24"/>
+          <w:szCs w:val="24"/>
+        </w:rPr>
+        <w:t xml:space="preserve"> Logout</w:t>
       </w:r>
     </w:p>
     <w:p>
@@ -1402,7 +1733,61 @@
           <w:sz w:val="24"/>
           <w:szCs w:val="24"/>
         </w:rPr>
-        <w:t xml:space="preserve">Button untuk navigasi antara home dan create new task. </w:t>
+        <w:t xml:space="preserve">Button </w:t>
+      </w:r>
+      <w:proofErr w:type="spellStart"/>
+      <w:r>
+        <w:rPr>
+          <w:rFonts w:ascii="Times New Roman" w:hAnsi="Times New Roman"/>
+          <w:sz w:val="24"/>
+          <w:szCs w:val="24"/>
+        </w:rPr>
+        <w:t>untuk</w:t>
+      </w:r>
+      <w:proofErr w:type="spellEnd"/>
+      <w:r>
+        <w:rPr>
+          <w:rFonts w:ascii="Times New Roman" w:hAnsi="Times New Roman"/>
+          <w:sz w:val="24"/>
+          <w:szCs w:val="24"/>
+        </w:rPr>
+        <w:t xml:space="preserve"> </w:t>
+      </w:r>
+      <w:proofErr w:type="spellStart"/>
+      <w:r>
+        <w:rPr>
+          <w:rFonts w:ascii="Times New Roman" w:hAnsi="Times New Roman"/>
+          <w:sz w:val="24"/>
+          <w:szCs w:val="24"/>
+        </w:rPr>
+        <w:t>navigasi</w:t>
+      </w:r>
+      <w:proofErr w:type="spellEnd"/>
+      <w:r>
+        <w:rPr>
+          <w:rFonts w:ascii="Times New Roman" w:hAnsi="Times New Roman"/>
+          <w:sz w:val="24"/>
+          <w:szCs w:val="24"/>
+        </w:rPr>
+        <w:t xml:space="preserve"> </w:t>
+      </w:r>
+      <w:proofErr w:type="spellStart"/>
+      <w:r>
+        <w:rPr>
+          <w:rFonts w:ascii="Times New Roman" w:hAnsi="Times New Roman"/>
+          <w:sz w:val="24"/>
+          <w:szCs w:val="24"/>
+        </w:rPr>
+        <w:t>antara</w:t>
+      </w:r>
+      <w:proofErr w:type="spellEnd"/>
+      <w:r>
+        <w:rPr>
+          <w:rFonts w:ascii="Times New Roman" w:hAnsi="Times New Roman"/>
+          <w:sz w:val="24"/>
+          <w:szCs w:val="24"/>
+        </w:rPr>
+        <w:t xml:space="preserve"> home dan create new task. </w:t>
       </w:r>
     </w:p>
     <w:p>
@@ -1423,6 +1808,7 @@
           <w:szCs w:val="24"/>
         </w:rPr>
       </w:pPr>
+      <w:proofErr w:type="spellStart"/>
       <w:r>
         <w:rPr>
           <w:rFonts w:ascii="Times New Roman" w:hAnsi="Times New Roman"/>
@@ -1437,7 +1823,52 @@
           <w:sz w:val="24"/>
           <w:szCs w:val="24"/>
         </w:rPr>
-        <w:t xml:space="preserve">emua todolist MILIK user tersebut. </w:t>
+        <w:t>emua</w:t>
+      </w:r>
+      <w:proofErr w:type="spellEnd"/>
+      <w:r>
+        <w:rPr>
+          <w:rFonts w:ascii="Times New Roman" w:hAnsi="Times New Roman"/>
+          <w:sz w:val="24"/>
+          <w:szCs w:val="24"/>
+        </w:rPr>
+        <w:t xml:space="preserve"> </w:t>
+      </w:r>
+      <w:proofErr w:type="spellStart"/>
+      <w:r>
+        <w:rPr>
+          <w:rFonts w:ascii="Times New Roman" w:hAnsi="Times New Roman"/>
+          <w:sz w:val="24"/>
+          <w:szCs w:val="24"/>
+        </w:rPr>
+        <w:t>todolist</w:t>
+      </w:r>
+      <w:proofErr w:type="spellEnd"/>
+      <w:r>
+        <w:rPr>
+          <w:rFonts w:ascii="Times New Roman" w:hAnsi="Times New Roman"/>
+          <w:sz w:val="24"/>
+          <w:szCs w:val="24"/>
+        </w:rPr>
+        <w:t xml:space="preserve"> MILIK user </w:t>
+      </w:r>
+      <w:proofErr w:type="spellStart"/>
+      <w:r>
+        <w:rPr>
+          <w:rFonts w:ascii="Times New Roman" w:hAnsi="Times New Roman"/>
+          <w:sz w:val="24"/>
+          <w:szCs w:val="24"/>
+        </w:rPr>
+        <w:t>tersebut</w:t>
+      </w:r>
+      <w:proofErr w:type="spellEnd"/>
+      <w:r>
+        <w:rPr>
+          <w:rFonts w:ascii="Times New Roman" w:hAnsi="Times New Roman"/>
+          <w:sz w:val="24"/>
+          <w:szCs w:val="24"/>
+        </w:rPr>
+        <w:t xml:space="preserve">. </w:t>
       </w:r>
     </w:p>
     <w:p>
@@ -1941,8 +2372,21 @@
           <w:u w:val="single"/>
           <w:lang w:val="en-US"/>
         </w:rPr>
-        <w:t>PERHATIKAN KETENTUAN DIBAWAH :</w:t>
-      </w:r>
+        <w:t xml:space="preserve">PERHATIKAN KETENTUAN </w:t>
+      </w:r>
+      <w:proofErr w:type="gramStart"/>
+      <w:r>
+        <w:rPr>
+          <w:b/>
+          <w:bCs/>
+          <w:color w:val="FF0000"/>
+          <w:highlight w:val="yellow"/>
+          <w:u w:val="single"/>
+          <w:lang w:val="en-US"/>
+        </w:rPr>
+        <w:t>DIBAWAH :</w:t>
+      </w:r>
+      <w:proofErr w:type="gramEnd"/>
       <w:r>
         <w:rPr>
           <w:b/>
@@ -1981,7 +2425,73 @@
           <w:color w:val="FF0000"/>
           <w:highlight w:val="yellow"/>
         </w:rPr>
-        <w:t xml:space="preserve">Highlight kriteria yang dikerjakan dengan </w:t>
+        <w:t xml:space="preserve">Highlight </w:t>
+      </w:r>
+      <w:proofErr w:type="spellStart"/>
+      <w:r>
+        <w:rPr>
+          <w:rFonts w:ascii="Times New Roman" w:hAnsi="Times New Roman"/>
+          <w:b/>
+          <w:bCs/>
+          <w:color w:val="FF0000"/>
+          <w:highlight w:val="yellow"/>
+        </w:rPr>
+        <w:t>kriteria</w:t>
+      </w:r>
+      <w:proofErr w:type="spellEnd"/>
+      <w:r>
+        <w:rPr>
+          <w:rFonts w:ascii="Times New Roman" w:hAnsi="Times New Roman"/>
+          <w:b/>
+          <w:bCs/>
+          <w:color w:val="FF0000"/>
+          <w:highlight w:val="yellow"/>
+        </w:rPr>
+        <w:t xml:space="preserve"> yang </w:t>
+      </w:r>
+      <w:proofErr w:type="spellStart"/>
+      <w:r>
+        <w:rPr>
+          <w:rFonts w:ascii="Times New Roman" w:hAnsi="Times New Roman"/>
+          <w:b/>
+          <w:bCs/>
+          <w:color w:val="FF0000"/>
+          <w:highlight w:val="yellow"/>
+        </w:rPr>
+        <w:t>dikerjakan</w:t>
+      </w:r>
+      <w:proofErr w:type="spellEnd"/>
+      <w:r>
+        <w:rPr>
+          <w:rFonts w:ascii="Times New Roman" w:hAnsi="Times New Roman"/>
+          <w:b/>
+          <w:bCs/>
+          <w:color w:val="FF0000"/>
+          <w:highlight w:val="yellow"/>
+        </w:rPr>
+        <w:t xml:space="preserve"> </w:t>
+      </w:r>
+      <w:proofErr w:type="spellStart"/>
+      <w:r>
+        <w:rPr>
+          <w:rFonts w:ascii="Times New Roman" w:hAnsi="Times New Roman"/>
+          <w:b/>
+          <w:bCs/>
+          <w:color w:val="FF0000"/>
+          <w:highlight w:val="yellow"/>
+        </w:rPr>
+        <w:t>dengan</w:t>
+      </w:r>
+      <w:proofErr w:type="spellEnd"/>
+      <w:r>
+        <w:rPr>
+          <w:rFonts w:ascii="Times New Roman" w:hAnsi="Times New Roman"/>
+          <w:b/>
+          <w:bCs/>
+          <w:color w:val="FF0000"/>
+          <w:highlight w:val="yellow"/>
+        </w:rPr>
+        <w:t xml:space="preserve"> </w:t>
       </w:r>
       <w:r>
         <w:rPr>
@@ -1994,6 +2504,7 @@
         </w:rPr>
         <w:t xml:space="preserve">warna kuning dan kumpulkan word beserta dengan file </w:t>
       </w:r>
+      <w:proofErr w:type="spellStart"/>
       <w:r>
         <w:rPr>
           <w:rFonts w:ascii="Times New Roman" w:hAnsi="Times New Roman"/>
@@ -2004,6 +2515,7 @@
         </w:rPr>
         <w:t>materi</w:t>
       </w:r>
+      <w:proofErr w:type="spellEnd"/>
       <w:r>
         <w:rPr>
           <w:rFonts w:ascii="Times New Roman" w:hAnsi="Times New Roman"/>
@@ -2015,6 +2527,7 @@
         </w:rPr>
         <w:t xml:space="preserve">, apabila tidak dikumpulkan maka </w:t>
       </w:r>
+      <w:proofErr w:type="spellStart"/>
       <w:r>
         <w:rPr>
           <w:rFonts w:ascii="Times New Roman" w:hAnsi="Times New Roman"/>
@@ -2025,6 +2538,7 @@
         </w:rPr>
         <w:t>materi</w:t>
       </w:r>
+      <w:proofErr w:type="spellEnd"/>
       <w:r>
         <w:rPr>
           <w:rFonts w:ascii="Times New Roman" w:hAnsi="Times New Roman"/>
@@ -2065,7 +2579,227 @@
           <w:color w:val="FF0000"/>
           <w:highlight w:val="yellow"/>
         </w:rPr>
-        <w:t>Akan ada pengurangan nilai sebesar -5 untuk setiap kriteria yang dihighlight namun tidak dikerjakan.</w:t>
+        <w:t xml:space="preserve">Akan </w:t>
+      </w:r>
+      <w:proofErr w:type="spellStart"/>
+      <w:r>
+        <w:rPr>
+          <w:rFonts w:ascii="Times New Roman" w:hAnsi="Times New Roman"/>
+          <w:b/>
+          <w:color w:val="FF0000"/>
+          <w:highlight w:val="yellow"/>
+        </w:rPr>
+        <w:t>ada</w:t>
+      </w:r>
+      <w:proofErr w:type="spellEnd"/>
+      <w:r>
+        <w:rPr>
+          <w:rFonts w:ascii="Times New Roman" w:hAnsi="Times New Roman"/>
+          <w:b/>
+          <w:color w:val="FF0000"/>
+          <w:highlight w:val="yellow"/>
+        </w:rPr>
+        <w:t xml:space="preserve"> </w:t>
+      </w:r>
+      <w:proofErr w:type="spellStart"/>
+      <w:r>
+        <w:rPr>
+          <w:rFonts w:ascii="Times New Roman" w:hAnsi="Times New Roman"/>
+          <w:b/>
+          <w:color w:val="FF0000"/>
+          <w:highlight w:val="yellow"/>
+        </w:rPr>
+        <w:t>pengurangan</w:t>
+      </w:r>
+      <w:proofErr w:type="spellEnd"/>
+      <w:r>
+        <w:rPr>
+          <w:rFonts w:ascii="Times New Roman" w:hAnsi="Times New Roman"/>
+          <w:b/>
+          <w:color w:val="FF0000"/>
+          <w:highlight w:val="yellow"/>
+        </w:rPr>
+        <w:t xml:space="preserve"> </w:t>
+      </w:r>
+      <w:proofErr w:type="spellStart"/>
+      <w:r>
+        <w:rPr>
+          <w:rFonts w:ascii="Times New Roman" w:hAnsi="Times New Roman"/>
+          <w:b/>
+          <w:color w:val="FF0000"/>
+          <w:highlight w:val="yellow"/>
+        </w:rPr>
+        <w:t>nilai</w:t>
+      </w:r>
+      <w:proofErr w:type="spellEnd"/>
+      <w:r>
+        <w:rPr>
+          <w:rFonts w:ascii="Times New Roman" w:hAnsi="Times New Roman"/>
+          <w:b/>
+          <w:color w:val="FF0000"/>
+          <w:highlight w:val="yellow"/>
+        </w:rPr>
+        <w:t xml:space="preserve"> </w:t>
+      </w:r>
+      <w:proofErr w:type="spellStart"/>
+      <w:r>
+        <w:rPr>
+          <w:rFonts w:ascii="Times New Roman" w:hAnsi="Times New Roman"/>
+          <w:b/>
+          <w:color w:val="FF0000"/>
+          <w:highlight w:val="yellow"/>
+        </w:rPr>
+        <w:t>sebesar</w:t>
+      </w:r>
+      <w:proofErr w:type="spellEnd"/>
+      <w:r>
+        <w:rPr>
+          <w:rFonts w:ascii="Times New Roman" w:hAnsi="Times New Roman"/>
+          <w:b/>
+          <w:color w:val="FF0000"/>
+          <w:highlight w:val="yellow"/>
+        </w:rPr>
+        <w:t xml:space="preserve"> -5 </w:t>
+      </w:r>
+      <w:proofErr w:type="spellStart"/>
+      <w:r>
+        <w:rPr>
+          <w:rFonts w:ascii="Times New Roman" w:hAnsi="Times New Roman"/>
+          <w:b/>
+          <w:color w:val="FF0000"/>
+          <w:highlight w:val="yellow"/>
+        </w:rPr>
+        <w:t>untuk</w:t>
+      </w:r>
+      <w:proofErr w:type="spellEnd"/>
+      <w:r>
+        <w:rPr>
+          <w:rFonts w:ascii="Times New Roman" w:hAnsi="Times New Roman"/>
+          <w:b/>
+          <w:color w:val="FF0000"/>
+          <w:highlight w:val="yellow"/>
+        </w:rPr>
+        <w:t xml:space="preserve"> </w:t>
+      </w:r>
+      <w:proofErr w:type="spellStart"/>
+      <w:r>
+        <w:rPr>
+          <w:rFonts w:ascii="Times New Roman" w:hAnsi="Times New Roman"/>
+          <w:b/>
+          <w:color w:val="FF0000"/>
+          <w:highlight w:val="yellow"/>
+        </w:rPr>
+        <w:t>setiap</w:t>
+      </w:r>
+      <w:proofErr w:type="spellEnd"/>
+      <w:r>
+        <w:rPr>
+          <w:rFonts w:ascii="Times New Roman" w:hAnsi="Times New Roman"/>
+          <w:b/>
+          <w:color w:val="FF0000"/>
+          <w:highlight w:val="yellow"/>
+        </w:rPr>
+        <w:t xml:space="preserve"> </w:t>
+      </w:r>
+      <w:proofErr w:type="spellStart"/>
+      <w:r>
+        <w:rPr>
+          <w:rFonts w:ascii="Times New Roman" w:hAnsi="Times New Roman"/>
+          <w:b/>
+          <w:color w:val="FF0000"/>
+          <w:highlight w:val="yellow"/>
+        </w:rPr>
+        <w:t>kriteria</w:t>
+      </w:r>
+      <w:proofErr w:type="spellEnd"/>
+      <w:r>
+        <w:rPr>
+          <w:rFonts w:ascii="Times New Roman" w:hAnsi="Times New Roman"/>
+          <w:b/>
+          <w:color w:val="FF0000"/>
+          <w:highlight w:val="yellow"/>
+        </w:rPr>
+        <w:t xml:space="preserve"> yang </w:t>
+      </w:r>
+      <w:proofErr w:type="spellStart"/>
+      <w:r>
+        <w:rPr>
+          <w:rFonts w:ascii="Times New Roman" w:hAnsi="Times New Roman"/>
+          <w:b/>
+          <w:color w:val="FF0000"/>
+          <w:highlight w:val="yellow"/>
+        </w:rPr>
+        <w:t>dihighlight</w:t>
+      </w:r>
+      <w:proofErr w:type="spellEnd"/>
+      <w:r>
+        <w:rPr>
+          <w:rFonts w:ascii="Times New Roman" w:hAnsi="Times New Roman"/>
+          <w:b/>
+          <w:color w:val="FF0000"/>
+          <w:highlight w:val="yellow"/>
+        </w:rPr>
+        <w:t xml:space="preserve"> </w:t>
+      </w:r>
+      <w:proofErr w:type="spellStart"/>
+      <w:r>
+        <w:rPr>
+          <w:rFonts w:ascii="Times New Roman" w:hAnsi="Times New Roman"/>
+          <w:b/>
+          <w:color w:val="FF0000"/>
+          <w:highlight w:val="yellow"/>
+        </w:rPr>
+        <w:t>namun</w:t>
+      </w:r>
+      <w:proofErr w:type="spellEnd"/>
+      <w:r>
+        <w:rPr>
+          <w:rFonts w:ascii="Times New Roman" w:hAnsi="Times New Roman"/>
+          <w:b/>
+          <w:color w:val="FF0000"/>
+          <w:highlight w:val="yellow"/>
+        </w:rPr>
+        <w:t xml:space="preserve"> </w:t>
+      </w:r>
+      <w:proofErr w:type="spellStart"/>
+      <w:r>
+        <w:rPr>
+          <w:rFonts w:ascii="Times New Roman" w:hAnsi="Times New Roman"/>
+          <w:b/>
+          <w:color w:val="FF0000"/>
+          <w:highlight w:val="yellow"/>
+        </w:rPr>
+        <w:t>tidak</w:t>
+      </w:r>
+      <w:proofErr w:type="spellEnd"/>
+      <w:r>
+        <w:rPr>
+          <w:rFonts w:ascii="Times New Roman" w:hAnsi="Times New Roman"/>
+          <w:b/>
+          <w:color w:val="FF0000"/>
+          <w:highlight w:val="yellow"/>
+        </w:rPr>
+        <w:t xml:space="preserve"> </w:t>
+      </w:r>
+      <w:proofErr w:type="spellStart"/>
+      <w:r>
+        <w:rPr>
+          <w:rFonts w:ascii="Times New Roman" w:hAnsi="Times New Roman"/>
+          <w:b/>
+          <w:color w:val="FF0000"/>
+          <w:highlight w:val="yellow"/>
+        </w:rPr>
+        <w:t>dikerjakan</w:t>
+      </w:r>
+      <w:proofErr w:type="spellEnd"/>
+      <w:r>
+        <w:rPr>
+          <w:rFonts w:ascii="Times New Roman" w:hAnsi="Times New Roman"/>
+          <w:b/>
+          <w:color w:val="FF0000"/>
+          <w:highlight w:val="yellow"/>
+        </w:rPr>
+        <w:t>.</w:t>
       </w:r>
     </w:p>
     <w:p>
@@ -2289,7 +3023,35 @@
               <w:rPr>
                 <w:lang w:val="en-US"/>
               </w:rPr>
-              <w:t>Dapat menampilkan halaman register</w:t>
+              <w:t xml:space="preserve">Dapat </w:t>
+            </w:r>
+            <w:proofErr w:type="spellStart"/>
+            <w:r>
+              <w:rPr>
+                <w:lang w:val="en-US"/>
+              </w:rPr>
+              <w:t>menampilkan</w:t>
+            </w:r>
+            <w:proofErr w:type="spellEnd"/>
+            <w:r>
+              <w:rPr>
+                <w:lang w:val="en-US"/>
+              </w:rPr>
+              <w:t xml:space="preserve"> </w:t>
+            </w:r>
+            <w:proofErr w:type="spellStart"/>
+            <w:r>
+              <w:rPr>
+                <w:lang w:val="en-US"/>
+              </w:rPr>
+              <w:t>halaman</w:t>
+            </w:r>
+            <w:proofErr w:type="spellEnd"/>
+            <w:r>
+              <w:rPr>
+                <w:lang w:val="en-US"/>
+              </w:rPr>
+              <w:t xml:space="preserve"> register</w:t>
             </w:r>
           </w:p>
         </w:tc>
@@ -2329,11 +3091,33 @@
                 <w:lang w:val="en-US"/>
               </w:rPr>
             </w:pPr>
-            <w:r>
-              <w:rPr>
-                <w:lang w:val="en-US"/>
-              </w:rPr>
-              <w:t>Berhasil melakukan register</w:t>
+            <w:proofErr w:type="spellStart"/>
+            <w:r>
+              <w:rPr>
+                <w:lang w:val="en-US"/>
+              </w:rPr>
+              <w:t>Berhasil</w:t>
+            </w:r>
+            <w:proofErr w:type="spellEnd"/>
+            <w:r>
+              <w:rPr>
+                <w:lang w:val="en-US"/>
+              </w:rPr>
+              <w:t xml:space="preserve"> </w:t>
+            </w:r>
+            <w:proofErr w:type="spellStart"/>
+            <w:r>
+              <w:rPr>
+                <w:lang w:val="en-US"/>
+              </w:rPr>
+              <w:t>melakukan</w:t>
+            </w:r>
+            <w:proofErr w:type="spellEnd"/>
+            <w:r>
+              <w:rPr>
+                <w:lang w:val="en-US"/>
+              </w:rPr>
+              <w:t xml:space="preserve"> register</w:t>
             </w:r>
           </w:p>
         </w:tc>
@@ -2377,26 +3161,62 @@
               <w:rPr>
                 <w:lang w:val="en-US"/>
               </w:rPr>
-              <w:t>Ada p</w:t>
-            </w:r>
-            <w:r>
-              <w:rPr>
-                <w:lang w:val="en-US"/>
-              </w:rPr>
-              <w:t>engecekan register</w:t>
-            </w:r>
-            <w:r>
-              <w:rPr>
-                <w:lang w:val="en-US"/>
-              </w:rPr>
-              <w:t xml:space="preserve"> dan dapat tampil</w:t>
-            </w:r>
+              <w:t xml:space="preserve">Ada </w:t>
+            </w:r>
+            <w:proofErr w:type="spellStart"/>
+            <w:r>
+              <w:rPr>
+                <w:lang w:val="en-US"/>
+              </w:rPr>
+              <w:t>p</w:t>
+            </w:r>
+            <w:r>
+              <w:rPr>
+                <w:lang w:val="en-US"/>
+              </w:rPr>
+              <w:t>engecekan</w:t>
+            </w:r>
+            <w:proofErr w:type="spellEnd"/>
+            <w:r>
+              <w:rPr>
+                <w:lang w:val="en-US"/>
+              </w:rPr>
+              <w:t xml:space="preserve"> register</w:t>
+            </w:r>
+            <w:r>
+              <w:rPr>
+                <w:lang w:val="en-US"/>
+              </w:rPr>
+              <w:t xml:space="preserve"> dan </w:t>
+            </w:r>
+            <w:proofErr w:type="spellStart"/>
+            <w:r>
+              <w:rPr>
+                <w:lang w:val="en-US"/>
+              </w:rPr>
+              <w:t>dapat</w:t>
+            </w:r>
+            <w:proofErr w:type="spellEnd"/>
             <w:r>
               <w:rPr>
                 <w:lang w:val="en-US"/>
               </w:rPr>
               <w:t xml:space="preserve"> </w:t>
             </w:r>
+            <w:proofErr w:type="spellStart"/>
+            <w:r>
+              <w:rPr>
+                <w:lang w:val="en-US"/>
+              </w:rPr>
+              <w:t>tampil</w:t>
+            </w:r>
+            <w:proofErr w:type="spellEnd"/>
+            <w:r>
+              <w:rPr>
+                <w:lang w:val="en-US"/>
+              </w:rPr>
+              <w:t xml:space="preserve"> </w:t>
+            </w:r>
             <w:r>
               <w:rPr>
                 <w:lang w:val="en-US"/>
@@ -2407,8 +3227,16 @@
               <w:rPr>
                 <w:lang w:val="en-US"/>
               </w:rPr>
-              <w:t xml:space="preserve"> per validasi</w:t>
-            </w:r>
+              <w:t xml:space="preserve"> per </w:t>
+            </w:r>
+            <w:proofErr w:type="spellStart"/>
+            <w:r>
+              <w:rPr>
+                <w:lang w:val="en-US"/>
+              </w:rPr>
+              <w:t>validasi</w:t>
+            </w:r>
+            <w:proofErr w:type="spellEnd"/>
           </w:p>
         </w:tc>
       </w:tr>
@@ -2501,7 +3329,35 @@
               <w:rPr>
                 <w:lang w:val="en-US"/>
               </w:rPr>
-              <w:t>Dapat menampilkan halaman login</w:t>
+              <w:t xml:space="preserve">Dapat </w:t>
+            </w:r>
+            <w:proofErr w:type="spellStart"/>
+            <w:r>
+              <w:rPr>
+                <w:lang w:val="en-US"/>
+              </w:rPr>
+              <w:t>menampilkan</w:t>
+            </w:r>
+            <w:proofErr w:type="spellEnd"/>
+            <w:r>
+              <w:rPr>
+                <w:lang w:val="en-US"/>
+              </w:rPr>
+              <w:t xml:space="preserve"> </w:t>
+            </w:r>
+            <w:proofErr w:type="spellStart"/>
+            <w:r>
+              <w:rPr>
+                <w:lang w:val="en-US"/>
+              </w:rPr>
+              <w:t>halaman</w:t>
+            </w:r>
+            <w:proofErr w:type="spellEnd"/>
+            <w:r>
+              <w:rPr>
+                <w:lang w:val="en-US"/>
+              </w:rPr>
+              <w:t xml:space="preserve"> login</w:t>
             </w:r>
           </w:p>
         </w:tc>
@@ -2541,11 +3397,33 @@
                 <w:lang w:val="en-US"/>
               </w:rPr>
             </w:pPr>
-            <w:r>
-              <w:rPr>
-                <w:lang w:val="en-US"/>
-              </w:rPr>
-              <w:t>Berhasil melakukan login</w:t>
+            <w:proofErr w:type="spellStart"/>
+            <w:r>
+              <w:rPr>
+                <w:lang w:val="en-US"/>
+              </w:rPr>
+              <w:t>Berhasil</w:t>
+            </w:r>
+            <w:proofErr w:type="spellEnd"/>
+            <w:r>
+              <w:rPr>
+                <w:lang w:val="en-US"/>
+              </w:rPr>
+              <w:t xml:space="preserve"> </w:t>
+            </w:r>
+            <w:proofErr w:type="spellStart"/>
+            <w:r>
+              <w:rPr>
+                <w:lang w:val="en-US"/>
+              </w:rPr>
+              <w:t>melakukan</w:t>
+            </w:r>
+            <w:proofErr w:type="spellEnd"/>
+            <w:r>
+              <w:rPr>
+                <w:lang w:val="en-US"/>
+              </w:rPr>
+              <w:t xml:space="preserve"> login</w:t>
             </w:r>
           </w:p>
         </w:tc>
@@ -2585,24 +3463,54 @@
               </w:rPr>
               <w:t xml:space="preserve">Ada </w:t>
             </w:r>
-            <w:r>
-              <w:rPr>
-                <w:lang w:val="en-US"/>
-              </w:rPr>
-              <w:t>pengecekan login</w:t>
-            </w:r>
-            <w:r>
-              <w:rPr>
-                <w:lang w:val="en-US"/>
-              </w:rPr>
-              <w:t xml:space="preserve"> dan dapat tampil</w:t>
-            </w:r>
+            <w:proofErr w:type="spellStart"/>
+            <w:r>
+              <w:rPr>
+                <w:lang w:val="en-US"/>
+              </w:rPr>
+              <w:t>pengecekan</w:t>
+            </w:r>
+            <w:proofErr w:type="spellEnd"/>
+            <w:r>
+              <w:rPr>
+                <w:lang w:val="en-US"/>
+              </w:rPr>
+              <w:t xml:space="preserve"> login</w:t>
+            </w:r>
+            <w:r>
+              <w:rPr>
+                <w:lang w:val="en-US"/>
+              </w:rPr>
+              <w:t xml:space="preserve"> dan </w:t>
+            </w:r>
+            <w:proofErr w:type="spellStart"/>
+            <w:r>
+              <w:rPr>
+                <w:lang w:val="en-US"/>
+              </w:rPr>
+              <w:t>dapat</w:t>
+            </w:r>
+            <w:proofErr w:type="spellEnd"/>
             <w:r>
               <w:rPr>
                 <w:lang w:val="en-US"/>
               </w:rPr>
               <w:t xml:space="preserve"> </w:t>
             </w:r>
+            <w:proofErr w:type="spellStart"/>
+            <w:r>
+              <w:rPr>
+                <w:lang w:val="en-US"/>
+              </w:rPr>
+              <w:t>tampil</w:t>
+            </w:r>
+            <w:proofErr w:type="spellEnd"/>
+            <w:r>
+              <w:rPr>
+                <w:lang w:val="en-US"/>
+              </w:rPr>
+              <w:t xml:space="preserve"> </w:t>
+            </w:r>
             <w:r>
               <w:rPr>
                 <w:lang w:val="en-US"/>
@@ -2613,8 +3521,16 @@
               <w:rPr>
                 <w:lang w:val="en-US"/>
               </w:rPr>
-              <w:t xml:space="preserve"> per validasi</w:t>
-            </w:r>
+              <w:t xml:space="preserve"> per </w:t>
+            </w:r>
+            <w:proofErr w:type="spellStart"/>
+            <w:r>
+              <w:rPr>
+                <w:lang w:val="en-US"/>
+              </w:rPr>
+              <w:t>validasi</w:t>
+            </w:r>
+            <w:proofErr w:type="spellEnd"/>
           </w:p>
         </w:tc>
       </w:tr>
@@ -2690,7 +3606,35 @@
               <w:rPr>
                 <w:lang w:val="en-US"/>
               </w:rPr>
-              <w:t>Dapat menampilkan tulisan welcome dengan nama user yang login</w:t>
+              <w:t xml:space="preserve">Dapat </w:t>
+            </w:r>
+            <w:proofErr w:type="spellStart"/>
+            <w:r>
+              <w:rPr>
+                <w:lang w:val="en-US"/>
+              </w:rPr>
+              <w:t>menampilkan</w:t>
+            </w:r>
+            <w:proofErr w:type="spellEnd"/>
+            <w:r>
+              <w:rPr>
+                <w:lang w:val="en-US"/>
+              </w:rPr>
+              <w:t xml:space="preserve"> tulisan welcome </w:t>
+            </w:r>
+            <w:proofErr w:type="spellStart"/>
+            <w:r>
+              <w:rPr>
+                <w:lang w:val="en-US"/>
+              </w:rPr>
+              <w:t>dengan</w:t>
+            </w:r>
+            <w:proofErr w:type="spellEnd"/>
+            <w:r>
+              <w:rPr>
+                <w:lang w:val="en-US"/>
+              </w:rPr>
+              <w:t xml:space="preserve"> nama user yang login</w:t>
             </w:r>
           </w:p>
         </w:tc>
@@ -2731,7 +3675,63 @@
               <w:rPr>
                 <w:lang w:val="en-US"/>
               </w:rPr>
-              <w:t xml:space="preserve">Hanya dapat mengakses halaman home setelah user login </w:t>
+              <w:t xml:space="preserve">Hanya </w:t>
+            </w:r>
+            <w:proofErr w:type="spellStart"/>
+            <w:r>
+              <w:rPr>
+                <w:lang w:val="en-US"/>
+              </w:rPr>
+              <w:t>dapat</w:t>
+            </w:r>
+            <w:proofErr w:type="spellEnd"/>
+            <w:r>
+              <w:rPr>
+                <w:lang w:val="en-US"/>
+              </w:rPr>
+              <w:t xml:space="preserve"> </w:t>
+            </w:r>
+            <w:proofErr w:type="spellStart"/>
+            <w:r>
+              <w:rPr>
+                <w:lang w:val="en-US"/>
+              </w:rPr>
+              <w:t>mengakses</w:t>
+            </w:r>
+            <w:proofErr w:type="spellEnd"/>
+            <w:r>
+              <w:rPr>
+                <w:lang w:val="en-US"/>
+              </w:rPr>
+              <w:t xml:space="preserve"> </w:t>
+            </w:r>
+            <w:proofErr w:type="spellStart"/>
+            <w:r>
+              <w:rPr>
+                <w:lang w:val="en-US"/>
+              </w:rPr>
+              <w:t>halaman</w:t>
+            </w:r>
+            <w:proofErr w:type="spellEnd"/>
+            <w:r>
+              <w:rPr>
+                <w:lang w:val="en-US"/>
+              </w:rPr>
+              <w:t xml:space="preserve"> home </w:t>
+            </w:r>
+            <w:proofErr w:type="spellStart"/>
+            <w:r>
+              <w:rPr>
+                <w:lang w:val="en-US"/>
+              </w:rPr>
+              <w:t>setelah</w:t>
+            </w:r>
+            <w:proofErr w:type="spellEnd"/>
+            <w:r>
+              <w:rPr>
+                <w:lang w:val="en-US"/>
+              </w:rPr>
+              <w:t xml:space="preserve"> user login </w:t>
             </w:r>
           </w:p>
         </w:tc>
@@ -2778,7 +3778,63 @@
               <w:rPr>
                 <w:lang w:val="en-US"/>
               </w:rPr>
-              <w:t>Dapat menampilkan semua todolist milik user</w:t>
+              <w:t xml:space="preserve">Dapat </w:t>
+            </w:r>
+            <w:proofErr w:type="spellStart"/>
+            <w:r>
+              <w:rPr>
+                <w:lang w:val="en-US"/>
+              </w:rPr>
+              <w:t>menampilkan</w:t>
+            </w:r>
+            <w:proofErr w:type="spellEnd"/>
+            <w:r>
+              <w:rPr>
+                <w:lang w:val="en-US"/>
+              </w:rPr>
+              <w:t xml:space="preserve"> </w:t>
+            </w:r>
+            <w:proofErr w:type="spellStart"/>
+            <w:r>
+              <w:rPr>
+                <w:lang w:val="en-US"/>
+              </w:rPr>
+              <w:t>semua</w:t>
+            </w:r>
+            <w:proofErr w:type="spellEnd"/>
+            <w:r>
+              <w:rPr>
+                <w:lang w:val="en-US"/>
+              </w:rPr>
+              <w:t xml:space="preserve"> </w:t>
+            </w:r>
+            <w:proofErr w:type="spellStart"/>
+            <w:r>
+              <w:rPr>
+                <w:lang w:val="en-US"/>
+              </w:rPr>
+              <w:t>todolist</w:t>
+            </w:r>
+            <w:proofErr w:type="spellEnd"/>
+            <w:r>
+              <w:rPr>
+                <w:lang w:val="en-US"/>
+              </w:rPr>
+              <w:t xml:space="preserve"> </w:t>
+            </w:r>
+            <w:proofErr w:type="spellStart"/>
+            <w:r>
+              <w:rPr>
+                <w:lang w:val="en-US"/>
+              </w:rPr>
+              <w:t>milik</w:t>
+            </w:r>
+            <w:proofErr w:type="spellEnd"/>
+            <w:r>
+              <w:rPr>
+                <w:lang w:val="en-US"/>
+              </w:rPr>
+              <w:t xml:space="preserve"> user</w:t>
             </w:r>
           </w:p>
           <w:p>
@@ -2802,24 +3858,98 @@
               </w:rPr>
               <w:t xml:space="preserve"> = </w:t>
             </w:r>
-            <w:r>
-              <w:rPr>
-                <w:lang w:val="en-US"/>
-              </w:rPr>
-              <w:t xml:space="preserve">langsung </w:t>
-            </w:r>
-            <w:r>
-              <w:rPr>
-                <w:lang w:val="en-US"/>
-              </w:rPr>
-              <w:t>menampilkan semuanya</w:t>
-            </w:r>
-            <w:r>
-              <w:rPr>
-                <w:lang w:val="en-US"/>
-              </w:rPr>
-              <w:t xml:space="preserve"> atau warna tidak sesuai</w:t>
-            </w:r>
+            <w:proofErr w:type="spellStart"/>
+            <w:r>
+              <w:rPr>
+                <w:lang w:val="en-US"/>
+              </w:rPr>
+              <w:t>langsung</w:t>
+            </w:r>
+            <w:proofErr w:type="spellEnd"/>
+            <w:r>
+              <w:rPr>
+                <w:lang w:val="en-US"/>
+              </w:rPr>
+              <w:t xml:space="preserve"> </w:t>
+            </w:r>
+            <w:proofErr w:type="spellStart"/>
+            <w:r>
+              <w:rPr>
+                <w:lang w:val="en-US"/>
+              </w:rPr>
+              <w:t>menampilkan</w:t>
+            </w:r>
+            <w:proofErr w:type="spellEnd"/>
+            <w:r>
+              <w:rPr>
+                <w:lang w:val="en-US"/>
+              </w:rPr>
+              <w:t xml:space="preserve"> </w:t>
+            </w:r>
+            <w:proofErr w:type="spellStart"/>
+            <w:r>
+              <w:rPr>
+                <w:lang w:val="en-US"/>
+              </w:rPr>
+              <w:t>semuanya</w:t>
+            </w:r>
+            <w:proofErr w:type="spellEnd"/>
+            <w:r>
+              <w:rPr>
+                <w:lang w:val="en-US"/>
+              </w:rPr>
+              <w:t xml:space="preserve"> </w:t>
+            </w:r>
+            <w:proofErr w:type="spellStart"/>
+            <w:r>
+              <w:rPr>
+                <w:lang w:val="en-US"/>
+              </w:rPr>
+              <w:t>atau</w:t>
+            </w:r>
+            <w:proofErr w:type="spellEnd"/>
+            <w:r>
+              <w:rPr>
+                <w:lang w:val="en-US"/>
+              </w:rPr>
+              <w:t xml:space="preserve"> </w:t>
+            </w:r>
+            <w:proofErr w:type="spellStart"/>
+            <w:r>
+              <w:rPr>
+                <w:lang w:val="en-US"/>
+              </w:rPr>
+              <w:t>warna</w:t>
+            </w:r>
+            <w:proofErr w:type="spellEnd"/>
+            <w:r>
+              <w:rPr>
+                <w:lang w:val="en-US"/>
+              </w:rPr>
+              <w:t xml:space="preserve"> </w:t>
+            </w:r>
+            <w:proofErr w:type="spellStart"/>
+            <w:r>
+              <w:rPr>
+                <w:lang w:val="en-US"/>
+              </w:rPr>
+              <w:t>tidak</w:t>
+            </w:r>
+            <w:proofErr w:type="spellEnd"/>
+            <w:r>
+              <w:rPr>
+                <w:lang w:val="en-US"/>
+              </w:rPr>
+              <w:t xml:space="preserve"> </w:t>
+            </w:r>
+            <w:proofErr w:type="spellStart"/>
+            <w:r>
+              <w:rPr>
+                <w:lang w:val="en-US"/>
+              </w:rPr>
+              <w:t>sesuai</w:t>
+            </w:r>
+            <w:proofErr w:type="spellEnd"/>
           </w:p>
         </w:tc>
       </w:tr>
@@ -2856,7 +3986,49 @@
               <w:rPr>
                 <w:lang w:val="en-US"/>
               </w:rPr>
-              <w:t>Dapat mengubah status sebuah task menjadi finished</w:t>
+              <w:t xml:space="preserve">Dapat </w:t>
+            </w:r>
+            <w:proofErr w:type="spellStart"/>
+            <w:r>
+              <w:rPr>
+                <w:lang w:val="en-US"/>
+              </w:rPr>
+              <w:t>mengubah</w:t>
+            </w:r>
+            <w:proofErr w:type="spellEnd"/>
+            <w:r>
+              <w:rPr>
+                <w:lang w:val="en-US"/>
+              </w:rPr>
+              <w:t xml:space="preserve"> status </w:t>
+            </w:r>
+            <w:proofErr w:type="spellStart"/>
+            <w:r>
+              <w:rPr>
+                <w:lang w:val="en-US"/>
+              </w:rPr>
+              <w:t>sebuah</w:t>
+            </w:r>
+            <w:proofErr w:type="spellEnd"/>
+            <w:r>
+              <w:rPr>
+                <w:lang w:val="en-US"/>
+              </w:rPr>
+              <w:t xml:space="preserve"> task </w:t>
+            </w:r>
+            <w:proofErr w:type="spellStart"/>
+            <w:r>
+              <w:rPr>
+                <w:lang w:val="en-US"/>
+              </w:rPr>
+              <w:t>menjadi</w:t>
+            </w:r>
+            <w:proofErr w:type="spellEnd"/>
+            <w:r>
+              <w:rPr>
+                <w:lang w:val="en-US"/>
+              </w:rPr>
+              <w:t xml:space="preserve"> finished</w:t>
             </w:r>
           </w:p>
           <w:p>
@@ -2938,7 +4110,63 @@
               <w:rPr>
                 <w:lang w:val="en-US"/>
               </w:rPr>
-              <w:t xml:space="preserve">Hanya dapat mengakses halaman create new task setelah user login </w:t>
+              <w:t xml:space="preserve">Hanya </w:t>
+            </w:r>
+            <w:proofErr w:type="spellStart"/>
+            <w:r>
+              <w:rPr>
+                <w:lang w:val="en-US"/>
+              </w:rPr>
+              <w:t>dapat</w:t>
+            </w:r>
+            <w:proofErr w:type="spellEnd"/>
+            <w:r>
+              <w:rPr>
+                <w:lang w:val="en-US"/>
+              </w:rPr>
+              <w:t xml:space="preserve"> </w:t>
+            </w:r>
+            <w:proofErr w:type="spellStart"/>
+            <w:r>
+              <w:rPr>
+                <w:lang w:val="en-US"/>
+              </w:rPr>
+              <w:t>mengakses</w:t>
+            </w:r>
+            <w:proofErr w:type="spellEnd"/>
+            <w:r>
+              <w:rPr>
+                <w:lang w:val="en-US"/>
+              </w:rPr>
+              <w:t xml:space="preserve"> </w:t>
+            </w:r>
+            <w:proofErr w:type="spellStart"/>
+            <w:r>
+              <w:rPr>
+                <w:lang w:val="en-US"/>
+              </w:rPr>
+              <w:t>halaman</w:t>
+            </w:r>
+            <w:proofErr w:type="spellEnd"/>
+            <w:r>
+              <w:rPr>
+                <w:lang w:val="en-US"/>
+              </w:rPr>
+              <w:t xml:space="preserve"> create new task </w:t>
+            </w:r>
+            <w:proofErr w:type="spellStart"/>
+            <w:r>
+              <w:rPr>
+                <w:lang w:val="en-US"/>
+              </w:rPr>
+              <w:t>setelah</w:t>
+            </w:r>
+            <w:proofErr w:type="spellEnd"/>
+            <w:r>
+              <w:rPr>
+                <w:lang w:val="en-US"/>
+              </w:rPr>
+              <w:t xml:space="preserve"> user login </w:t>
             </w:r>
           </w:p>
         </w:tc>
@@ -2982,8 +4210,44 @@
               <w:rPr>
                 <w:lang w:val="en-US"/>
               </w:rPr>
-              <w:t>Dapat menambahkan todo baru</w:t>
-            </w:r>
+              <w:t xml:space="preserve">Dapat </w:t>
+            </w:r>
+            <w:proofErr w:type="spellStart"/>
+            <w:r>
+              <w:rPr>
+                <w:lang w:val="en-US"/>
+              </w:rPr>
+              <w:t>menambahkan</w:t>
+            </w:r>
+            <w:proofErr w:type="spellEnd"/>
+            <w:r>
+              <w:rPr>
+                <w:lang w:val="en-US"/>
+              </w:rPr>
+              <w:t xml:space="preserve"> </w:t>
+            </w:r>
+            <w:proofErr w:type="spellStart"/>
+            <w:r>
+              <w:rPr>
+                <w:lang w:val="en-US"/>
+              </w:rPr>
+              <w:t>todo</w:t>
+            </w:r>
+            <w:proofErr w:type="spellEnd"/>
+            <w:r>
+              <w:rPr>
+                <w:lang w:val="en-US"/>
+              </w:rPr>
+              <w:t xml:space="preserve"> </w:t>
+            </w:r>
+            <w:proofErr w:type="spellStart"/>
+            <w:r>
+              <w:rPr>
+                <w:lang w:val="en-US"/>
+              </w:rPr>
+              <w:t>baru</w:t>
+            </w:r>
+            <w:proofErr w:type="spellEnd"/>
           </w:p>
         </w:tc>
       </w:tr>
@@ -3026,8 +4290,72 @@
               <w:rPr>
                 <w:lang w:val="en-US"/>
               </w:rPr>
-              <w:t>Ada validasi inputan tidak boleh kosong</w:t>
-            </w:r>
+              <w:t xml:space="preserve">Ada </w:t>
+            </w:r>
+            <w:proofErr w:type="spellStart"/>
+            <w:r>
+              <w:rPr>
+                <w:lang w:val="en-US"/>
+              </w:rPr>
+              <w:t>validasi</w:t>
+            </w:r>
+            <w:proofErr w:type="spellEnd"/>
+            <w:r>
+              <w:rPr>
+                <w:lang w:val="en-US"/>
+              </w:rPr>
+              <w:t xml:space="preserve"> </w:t>
+            </w:r>
+            <w:proofErr w:type="spellStart"/>
+            <w:r>
+              <w:rPr>
+                <w:lang w:val="en-US"/>
+              </w:rPr>
+              <w:t>inputan</w:t>
+            </w:r>
+            <w:proofErr w:type="spellEnd"/>
+            <w:r>
+              <w:rPr>
+                <w:lang w:val="en-US"/>
+              </w:rPr>
+              <w:t xml:space="preserve"> </w:t>
+            </w:r>
+            <w:proofErr w:type="spellStart"/>
+            <w:r>
+              <w:rPr>
+                <w:lang w:val="en-US"/>
+              </w:rPr>
+              <w:t>tidak</w:t>
+            </w:r>
+            <w:proofErr w:type="spellEnd"/>
+            <w:r>
+              <w:rPr>
+                <w:lang w:val="en-US"/>
+              </w:rPr>
+              <w:t xml:space="preserve"> </w:t>
+            </w:r>
+            <w:proofErr w:type="spellStart"/>
+            <w:r>
+              <w:rPr>
+                <w:lang w:val="en-US"/>
+              </w:rPr>
+              <w:t>boleh</w:t>
+            </w:r>
+            <w:proofErr w:type="spellEnd"/>
+            <w:r>
+              <w:rPr>
+                <w:lang w:val="en-US"/>
+              </w:rPr>
+              <w:t xml:space="preserve"> </w:t>
+            </w:r>
+            <w:proofErr w:type="spellStart"/>
+            <w:r>
+              <w:rPr>
+                <w:lang w:val="en-US"/>
+              </w:rPr>
+              <w:t>kosong</w:t>
+            </w:r>
+            <w:proofErr w:type="spellEnd"/>
           </w:p>
         </w:tc>
       </w:tr>
@@ -3048,13 +4376,23 @@
                 <w:lang w:val="en-US"/>
               </w:rPr>
             </w:pPr>
+            <w:proofErr w:type="spellStart"/>
             <w:r>
               <w:rPr>
                 <w:b/>
                 <w:bCs/>
                 <w:lang w:val="en-US"/>
               </w:rPr>
-              <w:t>Lainnya (3)</w:t>
+              <w:t>Lainnya</w:t>
+            </w:r>
+            <w:proofErr w:type="spellEnd"/>
+            <w:r>
+              <w:rPr>
+                <w:b/>
+                <w:bCs/>
+                <w:lang w:val="en-US"/>
+              </w:rPr>
+              <w:t xml:space="preserve"> (3)</w:t>
             </w:r>
           </w:p>
         </w:tc>
@@ -3098,7 +4436,49 @@
               <w:rPr>
                 <w:lang w:val="en-US"/>
               </w:rPr>
-              <w:t>Bisa melakukan navigasi antara home dan create new task</w:t>
+              <w:t xml:space="preserve">Bisa </w:t>
+            </w:r>
+            <w:proofErr w:type="spellStart"/>
+            <w:r>
+              <w:rPr>
+                <w:lang w:val="en-US"/>
+              </w:rPr>
+              <w:t>melakukan</w:t>
+            </w:r>
+            <w:proofErr w:type="spellEnd"/>
+            <w:r>
+              <w:rPr>
+                <w:lang w:val="en-US"/>
+              </w:rPr>
+              <w:t xml:space="preserve"> </w:t>
+            </w:r>
+            <w:proofErr w:type="spellStart"/>
+            <w:r>
+              <w:rPr>
+                <w:lang w:val="en-US"/>
+              </w:rPr>
+              <w:t>navigasi</w:t>
+            </w:r>
+            <w:proofErr w:type="spellEnd"/>
+            <w:r>
+              <w:rPr>
+                <w:lang w:val="en-US"/>
+              </w:rPr>
+              <w:t xml:space="preserve"> </w:t>
+            </w:r>
+            <w:proofErr w:type="spellStart"/>
+            <w:r>
+              <w:rPr>
+                <w:lang w:val="en-US"/>
+              </w:rPr>
+              <w:t>antara</w:t>
+            </w:r>
+            <w:proofErr w:type="spellEnd"/>
+            <w:r>
+              <w:rPr>
+                <w:lang w:val="en-US"/>
+              </w:rPr>
+              <w:t xml:space="preserve"> home dan create new task</w:t>
             </w:r>
           </w:p>
         </w:tc>
@@ -3145,7 +4525,21 @@
               <w:rPr>
                 <w:lang w:val="en-US"/>
               </w:rPr>
-              <w:t>Dapat melakukan logout</w:t>
+              <w:t xml:space="preserve">Dapat </w:t>
+            </w:r>
+            <w:proofErr w:type="spellStart"/>
+            <w:r>
+              <w:rPr>
+                <w:lang w:val="en-US"/>
+              </w:rPr>
+              <w:t>melakukan</w:t>
+            </w:r>
+            <w:proofErr w:type="spellEnd"/>
+            <w:r>
+              <w:rPr>
+                <w:lang w:val="en-US"/>
+              </w:rPr>
+              <w:t xml:space="preserve"> logout</w:t>
             </w:r>
           </w:p>
         </w:tc>
@@ -3213,12 +4607,78 @@
       <w:r>
         <w:tab/>
       </w:r>
-      <w:r>
-        <w:rPr>
-          <w:lang w:val="en-US"/>
-        </w:rPr>
-        <w:t>Buatlah sebuah halaman website dibawah ini :</w:t>
-      </w:r>
+      <w:proofErr w:type="spellStart"/>
+      <w:r>
+        <w:rPr>
+          <w:lang w:val="en-US"/>
+        </w:rPr>
+        <w:t>Buatlah</w:t>
+      </w:r>
+      <w:proofErr w:type="spellEnd"/>
+      <w:r>
+        <w:rPr>
+          <w:lang w:val="en-US"/>
+        </w:rPr>
+        <w:t xml:space="preserve"> </w:t>
+      </w:r>
+      <w:proofErr w:type="spellStart"/>
+      <w:r>
+        <w:rPr>
+          <w:lang w:val="en-US"/>
+        </w:rPr>
+        <w:t>sebuah</w:t>
+      </w:r>
+      <w:proofErr w:type="spellEnd"/>
+      <w:r>
+        <w:rPr>
+          <w:lang w:val="en-US"/>
+        </w:rPr>
+        <w:t xml:space="preserve"> </w:t>
+      </w:r>
+      <w:proofErr w:type="spellStart"/>
+      <w:r>
+        <w:rPr>
+          <w:lang w:val="en-US"/>
+        </w:rPr>
+        <w:t>halaman</w:t>
+      </w:r>
+      <w:proofErr w:type="spellEnd"/>
+      <w:r>
+        <w:rPr>
+          <w:lang w:val="en-US"/>
+        </w:rPr>
+        <w:t xml:space="preserve"> website </w:t>
+      </w:r>
+      <w:proofErr w:type="spellStart"/>
+      <w:r>
+        <w:rPr>
+          <w:lang w:val="en-US"/>
+        </w:rPr>
+        <w:t>dibawah</w:t>
+      </w:r>
+      <w:proofErr w:type="spellEnd"/>
+      <w:r>
+        <w:rPr>
+          <w:lang w:val="en-US"/>
+        </w:rPr>
+        <w:t xml:space="preserve"> </w:t>
+      </w:r>
+      <w:proofErr w:type="spellStart"/>
+      <w:proofErr w:type="gramStart"/>
+      <w:r>
+        <w:rPr>
+          <w:lang w:val="en-US"/>
+        </w:rPr>
+        <w:t>ini</w:t>
+      </w:r>
+      <w:proofErr w:type="spellEnd"/>
+      <w:r>
+        <w:rPr>
+          <w:lang w:val="en-US"/>
+        </w:rPr>
+        <w:t xml:space="preserve"> :</w:t>
+      </w:r>
+      <w:proofErr w:type="gramEnd"/>
     </w:p>
     <w:p>
       <w:pPr>
@@ -3286,13 +4746,125 @@
         <w:rPr>
           <w:lang w:val="en-US"/>
         </w:rPr>
-        <w:t>Pada halaman diatas terdapat form penambahan character</w:t>
-      </w:r>
-      <w:r>
-        <w:rPr>
-          <w:lang w:val="en-US"/>
-        </w:rPr>
-        <w:t xml:space="preserve"> dimana kalian diminta menginputkan nama, role, wand core, house d, wand wood , dan wand length</w:t>
+        <w:t xml:space="preserve">Pada </w:t>
+      </w:r>
+      <w:proofErr w:type="spellStart"/>
+      <w:r>
+        <w:rPr>
+          <w:lang w:val="en-US"/>
+        </w:rPr>
+        <w:t>halaman</w:t>
+      </w:r>
+      <w:proofErr w:type="spellEnd"/>
+      <w:r>
+        <w:rPr>
+          <w:lang w:val="en-US"/>
+        </w:rPr>
+        <w:t xml:space="preserve"> </w:t>
+      </w:r>
+      <w:proofErr w:type="spellStart"/>
+      <w:r>
+        <w:rPr>
+          <w:lang w:val="en-US"/>
+        </w:rPr>
+        <w:t>diatas</w:t>
+      </w:r>
+      <w:proofErr w:type="spellEnd"/>
+      <w:r>
+        <w:rPr>
+          <w:lang w:val="en-US"/>
+        </w:rPr>
+        <w:t xml:space="preserve"> </w:t>
+      </w:r>
+      <w:proofErr w:type="spellStart"/>
+      <w:r>
+        <w:rPr>
+          <w:lang w:val="en-US"/>
+        </w:rPr>
+        <w:t>terdapat</w:t>
+      </w:r>
+      <w:proofErr w:type="spellEnd"/>
+      <w:r>
+        <w:rPr>
+          <w:lang w:val="en-US"/>
+        </w:rPr>
+        <w:t xml:space="preserve"> form </w:t>
+      </w:r>
+      <w:proofErr w:type="spellStart"/>
+      <w:r>
+        <w:rPr>
+          <w:lang w:val="en-US"/>
+        </w:rPr>
+        <w:t>penambahan</w:t>
+      </w:r>
+      <w:proofErr w:type="spellEnd"/>
+      <w:r>
+        <w:rPr>
+          <w:lang w:val="en-US"/>
+        </w:rPr>
+        <w:t xml:space="preserve"> character</w:t>
+      </w:r>
+      <w:r>
+        <w:rPr>
+          <w:lang w:val="en-US"/>
+        </w:rPr>
+        <w:t xml:space="preserve"> </w:t>
+      </w:r>
+      <w:proofErr w:type="spellStart"/>
+      <w:r>
+        <w:rPr>
+          <w:lang w:val="en-US"/>
+        </w:rPr>
+        <w:t>dimana</w:t>
+      </w:r>
+      <w:proofErr w:type="spellEnd"/>
+      <w:r>
+        <w:rPr>
+          <w:lang w:val="en-US"/>
+        </w:rPr>
+        <w:t xml:space="preserve"> kalian </w:t>
+      </w:r>
+      <w:proofErr w:type="spellStart"/>
+      <w:r>
+        <w:rPr>
+          <w:lang w:val="en-US"/>
+        </w:rPr>
+        <w:t>diminta</w:t>
+      </w:r>
+      <w:proofErr w:type="spellEnd"/>
+      <w:r>
+        <w:rPr>
+          <w:lang w:val="en-US"/>
+        </w:rPr>
+        <w:t xml:space="preserve"> </w:t>
+      </w:r>
+      <w:proofErr w:type="spellStart"/>
+      <w:r>
+        <w:rPr>
+          <w:lang w:val="en-US"/>
+        </w:rPr>
+        <w:t>menginputkan</w:t>
+      </w:r>
+      <w:proofErr w:type="spellEnd"/>
+      <w:r>
+        <w:rPr>
+          <w:lang w:val="en-US"/>
+        </w:rPr>
+        <w:t xml:space="preserve"> nama, role, wand core, house d, wand </w:t>
+      </w:r>
+      <w:proofErr w:type="gramStart"/>
+      <w:r>
+        <w:rPr>
+          <w:lang w:val="en-US"/>
+        </w:rPr>
+        <w:t>wood ,</w:t>
+      </w:r>
+      <w:proofErr w:type="gramEnd"/>
+      <w:r>
+        <w:rPr>
+          <w:lang w:val="en-US"/>
+        </w:rPr>
+        <w:t xml:space="preserve"> dan wand length</w:t>
       </w:r>
       <w:r>
         <w:rPr>
@@ -3309,11 +4881,47 @@
           <w:lang w:val="en-US"/>
         </w:rPr>
       </w:pPr>
-      <w:r>
-        <w:rPr>
-          <w:lang w:val="en-US"/>
-        </w:rPr>
-        <w:t xml:space="preserve">Pilihan House nya ada </w:t>
+      <w:proofErr w:type="spellStart"/>
+      <w:r>
+        <w:rPr>
+          <w:lang w:val="en-US"/>
+        </w:rPr>
+        <w:t>Pilihan</w:t>
+      </w:r>
+      <w:proofErr w:type="spellEnd"/>
+      <w:r>
+        <w:rPr>
+          <w:lang w:val="en-US"/>
+        </w:rPr>
+        <w:t xml:space="preserve"> House </w:t>
+      </w:r>
+      <w:proofErr w:type="spellStart"/>
+      <w:r>
+        <w:rPr>
+          <w:lang w:val="en-US"/>
+        </w:rPr>
+        <w:t>nya</w:t>
+      </w:r>
+      <w:proofErr w:type="spellEnd"/>
+      <w:r>
+        <w:rPr>
+          <w:lang w:val="en-US"/>
+        </w:rPr>
+        <w:t xml:space="preserve"> </w:t>
+      </w:r>
+      <w:proofErr w:type="spellStart"/>
+      <w:r>
+        <w:rPr>
+          <w:lang w:val="en-US"/>
+        </w:rPr>
+        <w:t>ada</w:t>
+      </w:r>
+      <w:proofErr w:type="spellEnd"/>
+      <w:r>
+        <w:rPr>
+          <w:lang w:val="en-US"/>
+        </w:rPr>
+        <w:t xml:space="preserve"> </w:t>
       </w:r>
       <w:r>
         <w:rPr>
@@ -3332,11 +4940,61 @@
           <w:lang w:val="en-US"/>
         </w:rPr>
       </w:pPr>
-      <w:r>
-        <w:rPr>
-          <w:lang w:val="en-US"/>
-        </w:rPr>
-        <w:t xml:space="preserve">Pilihan Role hanya nya ada </w:t>
+      <w:proofErr w:type="spellStart"/>
+      <w:r>
+        <w:rPr>
+          <w:lang w:val="en-US"/>
+        </w:rPr>
+        <w:t>Pilihan</w:t>
+      </w:r>
+      <w:proofErr w:type="spellEnd"/>
+      <w:r>
+        <w:rPr>
+          <w:lang w:val="en-US"/>
+        </w:rPr>
+        <w:t xml:space="preserve"> Role </w:t>
+      </w:r>
+      <w:proofErr w:type="spellStart"/>
+      <w:r>
+        <w:rPr>
+          <w:lang w:val="en-US"/>
+        </w:rPr>
+        <w:t>hanya</w:t>
+      </w:r>
+      <w:proofErr w:type="spellEnd"/>
+      <w:r>
+        <w:rPr>
+          <w:lang w:val="en-US"/>
+        </w:rPr>
+        <w:t xml:space="preserve"> </w:t>
+      </w:r>
+      <w:proofErr w:type="spellStart"/>
+      <w:r>
+        <w:rPr>
+          <w:lang w:val="en-US"/>
+        </w:rPr>
+        <w:t>nya</w:t>
+      </w:r>
+      <w:proofErr w:type="spellEnd"/>
+      <w:r>
+        <w:rPr>
+          <w:lang w:val="en-US"/>
+        </w:rPr>
+        <w:t xml:space="preserve"> </w:t>
+      </w:r>
+      <w:proofErr w:type="spellStart"/>
+      <w:r>
+        <w:rPr>
+          <w:lang w:val="en-US"/>
+        </w:rPr>
+        <w:t>ada</w:t>
+      </w:r>
+      <w:proofErr w:type="spellEnd"/>
+      <w:r>
+        <w:rPr>
+          <w:lang w:val="en-US"/>
+        </w:rPr>
+        <w:t xml:space="preserve"> </w:t>
       </w:r>
       <w:r>
         <w:rPr>
@@ -3372,8 +5030,64 @@
           <w:bCs/>
           <w:lang w:val="en-US"/>
         </w:rPr>
-        <w:t>Beri juga sebuah pengecekan pada form tersebut :</w:t>
-      </w:r>
+        <w:t xml:space="preserve">Beri juga </w:t>
+      </w:r>
+      <w:proofErr w:type="spellStart"/>
+      <w:r>
+        <w:rPr>
+          <w:b/>
+          <w:bCs/>
+          <w:lang w:val="en-US"/>
+        </w:rPr>
+        <w:t>sebuah</w:t>
+      </w:r>
+      <w:proofErr w:type="spellEnd"/>
+      <w:r>
+        <w:rPr>
+          <w:b/>
+          <w:bCs/>
+          <w:lang w:val="en-US"/>
+        </w:rPr>
+        <w:t xml:space="preserve"> </w:t>
+      </w:r>
+      <w:proofErr w:type="spellStart"/>
+      <w:r>
+        <w:rPr>
+          <w:b/>
+          <w:bCs/>
+          <w:lang w:val="en-US"/>
+        </w:rPr>
+        <w:t>pengecekan</w:t>
+      </w:r>
+      <w:proofErr w:type="spellEnd"/>
+      <w:r>
+        <w:rPr>
+          <w:b/>
+          <w:bCs/>
+          <w:lang w:val="en-US"/>
+        </w:rPr>
+        <w:t xml:space="preserve"> pada form </w:t>
+      </w:r>
+      <w:proofErr w:type="spellStart"/>
+      <w:proofErr w:type="gramStart"/>
+      <w:r>
+        <w:rPr>
+          <w:b/>
+          <w:bCs/>
+          <w:lang w:val="en-US"/>
+        </w:rPr>
+        <w:t>tersebut</w:t>
+      </w:r>
+      <w:proofErr w:type="spellEnd"/>
+      <w:r>
+        <w:rPr>
+          <w:b/>
+          <w:bCs/>
+          <w:lang w:val="en-US"/>
+        </w:rPr>
+        <w:t xml:space="preserve"> :</w:t>
+      </w:r>
+      <w:proofErr w:type="gramEnd"/>
     </w:p>
     <w:p>
       <w:pPr>
@@ -3385,9 +5099,35 @@
         <w:spacing w:line="240" w:lineRule="auto"/>
         <w:ind w:leftChars="0" w:firstLineChars="0"/>
       </w:pPr>
-      <w:r>
-        <w:t>Pengecekan form tidak boleh kosong</w:t>
-      </w:r>
+      <w:proofErr w:type="spellStart"/>
+      <w:r>
+        <w:t>Pengecekan</w:t>
+      </w:r>
+      <w:proofErr w:type="spellEnd"/>
+      <w:r>
+        <w:t xml:space="preserve"> form </w:t>
+      </w:r>
+      <w:proofErr w:type="spellStart"/>
+      <w:r>
+        <w:t>tidak</w:t>
+      </w:r>
+      <w:proofErr w:type="spellEnd"/>
+      <w:r>
+        <w:t xml:space="preserve"> </w:t>
+      </w:r>
+      <w:proofErr w:type="spellStart"/>
+      <w:r>
+        <w:t>boleh</w:t>
+      </w:r>
+      <w:proofErr w:type="spellEnd"/>
+      <w:r>
+        <w:t xml:space="preserve"> </w:t>
+      </w:r>
+      <w:proofErr w:type="spellStart"/>
+      <w:r>
+        <w:t>kosong</w:t>
+      </w:r>
+      <w:proofErr w:type="spellEnd"/>
     </w:p>
     <w:p>
       <w:pPr>
@@ -3399,11 +5139,40 @@
         <w:spacing w:line="240" w:lineRule="auto"/>
         <w:ind w:leftChars="0" w:firstLineChars="0"/>
       </w:pPr>
-      <w:r>
-        <w:t>Pengecekan Role hanya boleh 2</w:t>
-      </w:r>
-      <w:r>
-        <w:t xml:space="preserve"> yaitu teacher dan student</w:t>
+      <w:proofErr w:type="spellStart"/>
+      <w:r>
+        <w:t>Pengecekan</w:t>
+      </w:r>
+      <w:proofErr w:type="spellEnd"/>
+      <w:r>
+        <w:t xml:space="preserve"> Role </w:t>
+      </w:r>
+      <w:proofErr w:type="spellStart"/>
+      <w:r>
+        <w:t>hanya</w:t>
+      </w:r>
+      <w:proofErr w:type="spellEnd"/>
+      <w:r>
+        <w:t xml:space="preserve"> </w:t>
+      </w:r>
+      <w:proofErr w:type="spellStart"/>
+      <w:r>
+        <w:t>boleh</w:t>
+      </w:r>
+      <w:proofErr w:type="spellEnd"/>
+      <w:r>
+        <w:t xml:space="preserve"> 2</w:t>
+      </w:r>
+      <w:r>
+        <w:t xml:space="preserve"> </w:t>
+      </w:r>
+      <w:proofErr w:type="spellStart"/>
+      <w:r>
+        <w:t>yaitu</w:t>
+      </w:r>
+      <w:proofErr w:type="spellEnd"/>
+      <w:r>
+        <w:t xml:space="preserve"> teacher dan student</w:t>
       </w:r>
     </w:p>
     <w:p>
@@ -3416,8 +5185,37 @@
         <w:spacing w:after="80" w:line="240" w:lineRule="auto"/>
         <w:ind w:leftChars="0" w:left="641" w:firstLineChars="0" w:hanging="357"/>
       </w:pPr>
-      <w:r>
-        <w:t>Pengecekan Wand Length tidak boleh Minus dan diatas 3</w:t>
+      <w:proofErr w:type="spellStart"/>
+      <w:r>
+        <w:t>Pengecekan</w:t>
+      </w:r>
+      <w:proofErr w:type="spellEnd"/>
+      <w:r>
+        <w:t xml:space="preserve"> Wand Length </w:t>
+      </w:r>
+      <w:proofErr w:type="spellStart"/>
+      <w:r>
+        <w:t>tidak</w:t>
+      </w:r>
+      <w:proofErr w:type="spellEnd"/>
+      <w:r>
+        <w:t xml:space="preserve"> </w:t>
+      </w:r>
+      <w:proofErr w:type="spellStart"/>
+      <w:r>
+        <w:t>boleh</w:t>
+      </w:r>
+      <w:proofErr w:type="spellEnd"/>
+      <w:r>
+        <w:t xml:space="preserve"> Minus dan </w:t>
+      </w:r>
+      <w:proofErr w:type="spellStart"/>
+      <w:r>
+        <w:t>diatas</w:t>
+      </w:r>
+      <w:proofErr w:type="spellEnd"/>
+      <w:r>
+        <w:t xml:space="preserve"> 3</w:t>
       </w:r>
     </w:p>
     <w:p>
@@ -3432,8 +5230,114 @@
         <w:rPr>
           <w:lang w:val="en-US"/>
         </w:rPr>
-        <w:t>Dan jika semua form sudah diisi maka tambahkan character yang sudah kalian isi</w:t>
-      </w:r>
+        <w:t xml:space="preserve">Dan </w:t>
+      </w:r>
+      <w:proofErr w:type="spellStart"/>
+      <w:r>
+        <w:rPr>
+          <w:lang w:val="en-US"/>
+        </w:rPr>
+        <w:t>jika</w:t>
+      </w:r>
+      <w:proofErr w:type="spellEnd"/>
+      <w:r>
+        <w:rPr>
+          <w:lang w:val="en-US"/>
+        </w:rPr>
+        <w:t xml:space="preserve"> </w:t>
+      </w:r>
+      <w:proofErr w:type="spellStart"/>
+      <w:r>
+        <w:rPr>
+          <w:lang w:val="en-US"/>
+        </w:rPr>
+        <w:t>semua</w:t>
+      </w:r>
+      <w:proofErr w:type="spellEnd"/>
+      <w:r>
+        <w:rPr>
+          <w:lang w:val="en-US"/>
+        </w:rPr>
+        <w:t xml:space="preserve"> form </w:t>
+      </w:r>
+      <w:proofErr w:type="spellStart"/>
+      <w:r>
+        <w:rPr>
+          <w:lang w:val="en-US"/>
+        </w:rPr>
+        <w:t>sudah</w:t>
+      </w:r>
+      <w:proofErr w:type="spellEnd"/>
+      <w:r>
+        <w:rPr>
+          <w:lang w:val="en-US"/>
+        </w:rPr>
+        <w:t xml:space="preserve"> </w:t>
+      </w:r>
+      <w:proofErr w:type="spellStart"/>
+      <w:r>
+        <w:rPr>
+          <w:lang w:val="en-US"/>
+        </w:rPr>
+        <w:t>diisi</w:t>
+      </w:r>
+      <w:proofErr w:type="spellEnd"/>
+      <w:r>
+        <w:rPr>
+          <w:lang w:val="en-US"/>
+        </w:rPr>
+        <w:t xml:space="preserve"> </w:t>
+      </w:r>
+      <w:proofErr w:type="spellStart"/>
+      <w:r>
+        <w:rPr>
+          <w:lang w:val="en-US"/>
+        </w:rPr>
+        <w:t>maka</w:t>
+      </w:r>
+      <w:proofErr w:type="spellEnd"/>
+      <w:r>
+        <w:rPr>
+          <w:lang w:val="en-US"/>
+        </w:rPr>
+        <w:t xml:space="preserve"> </w:t>
+      </w:r>
+      <w:proofErr w:type="spellStart"/>
+      <w:r>
+        <w:rPr>
+          <w:lang w:val="en-US"/>
+        </w:rPr>
+        <w:t>tambahkan</w:t>
+      </w:r>
+      <w:proofErr w:type="spellEnd"/>
+      <w:r>
+        <w:rPr>
+          <w:lang w:val="en-US"/>
+        </w:rPr>
+        <w:t xml:space="preserve"> character yang </w:t>
+      </w:r>
+      <w:proofErr w:type="spellStart"/>
+      <w:r>
+        <w:rPr>
+          <w:lang w:val="en-US"/>
+        </w:rPr>
+        <w:t>sudah</w:t>
+      </w:r>
+      <w:proofErr w:type="spellEnd"/>
+      <w:r>
+        <w:rPr>
+          <w:lang w:val="en-US"/>
+        </w:rPr>
+        <w:t xml:space="preserve"> kalian </w:t>
+      </w:r>
+      <w:proofErr w:type="spellStart"/>
+      <w:r>
+        <w:rPr>
+          <w:lang w:val="en-US"/>
+        </w:rPr>
+        <w:t>isi</w:t>
+      </w:r>
+      <w:proofErr w:type="spellEnd"/>
     </w:p>
     <w:p>
       <w:pPr>
@@ -3443,11 +5347,83 @@
           <w:lang w:val="en-US"/>
         </w:rPr>
       </w:pPr>
-      <w:r>
-        <w:rPr>
-          <w:lang w:val="en-US"/>
-        </w:rPr>
-        <w:t xml:space="preserve">Tampilan List character yang sudah ditambahkan seperti berikut : </w:t>
+      <w:proofErr w:type="spellStart"/>
+      <w:r>
+        <w:rPr>
+          <w:lang w:val="en-US"/>
+        </w:rPr>
+        <w:t>Tampilan</w:t>
+      </w:r>
+      <w:proofErr w:type="spellEnd"/>
+      <w:r>
+        <w:rPr>
+          <w:lang w:val="en-US"/>
+        </w:rPr>
+        <w:t xml:space="preserve"> List character yang </w:t>
+      </w:r>
+      <w:proofErr w:type="spellStart"/>
+      <w:r>
+        <w:rPr>
+          <w:lang w:val="en-US"/>
+        </w:rPr>
+        <w:t>sudah</w:t>
+      </w:r>
+      <w:proofErr w:type="spellEnd"/>
+      <w:r>
+        <w:rPr>
+          <w:lang w:val="en-US"/>
+        </w:rPr>
+        <w:t xml:space="preserve"> </w:t>
+      </w:r>
+      <w:proofErr w:type="spellStart"/>
+      <w:r>
+        <w:rPr>
+          <w:lang w:val="en-US"/>
+        </w:rPr>
+        <w:t>ditambahkan</w:t>
+      </w:r>
+      <w:proofErr w:type="spellEnd"/>
+      <w:r>
+        <w:rPr>
+          <w:lang w:val="en-US"/>
+        </w:rPr>
+        <w:t xml:space="preserve"> </w:t>
+      </w:r>
+      <w:proofErr w:type="spellStart"/>
+      <w:r>
+        <w:rPr>
+          <w:lang w:val="en-US"/>
+        </w:rPr>
+        <w:t>seperti</w:t>
+      </w:r>
+      <w:proofErr w:type="spellEnd"/>
+      <w:r>
+        <w:rPr>
+          <w:lang w:val="en-US"/>
+        </w:rPr>
+        <w:t xml:space="preserve"> </w:t>
+      </w:r>
+      <w:proofErr w:type="spellStart"/>
+      <w:proofErr w:type="gramStart"/>
+      <w:r>
+        <w:rPr>
+          <w:lang w:val="en-US"/>
+        </w:rPr>
+        <w:t>berikut</w:t>
+      </w:r>
+      <w:proofErr w:type="spellEnd"/>
+      <w:r>
+        <w:rPr>
+          <w:lang w:val="en-US"/>
+        </w:rPr>
+        <w:t xml:space="preserve"> :</w:t>
+      </w:r>
+      <w:proofErr w:type="gramEnd"/>
+      <w:r>
+        <w:rPr>
+          <w:lang w:val="en-US"/>
+        </w:rPr>
+        <w:t xml:space="preserve"> </w:t>
       </w:r>
     </w:p>
     <w:p>
@@ -3519,7 +5495,21 @@
         <w:rPr>
           <w:lang w:val="en-US"/>
         </w:rPr>
-        <w:t xml:space="preserve">able diatas </w:t>
+        <w:t xml:space="preserve">able </w:t>
+      </w:r>
+      <w:proofErr w:type="spellStart"/>
+      <w:r>
+        <w:rPr>
+          <w:lang w:val="en-US"/>
+        </w:rPr>
+        <w:t>diatas</w:t>
+      </w:r>
+      <w:proofErr w:type="spellEnd"/>
+      <w:r>
+        <w:rPr>
+          <w:lang w:val="en-US"/>
+        </w:rPr>
+        <w:t xml:space="preserve"> </w:t>
       </w:r>
     </w:p>
     <w:p>
@@ -3534,7 +5524,21 @@
         <w:rPr>
           <w:lang w:val="en-US"/>
         </w:rPr>
-        <w:t xml:space="preserve">Jika tombol </w:t>
+        <w:t xml:space="preserve">Jika </w:t>
+      </w:r>
+      <w:proofErr w:type="spellStart"/>
+      <w:r>
+        <w:rPr>
+          <w:lang w:val="en-US"/>
+        </w:rPr>
+        <w:t>tombol</w:t>
+      </w:r>
+      <w:proofErr w:type="spellEnd"/>
+      <w:r>
+        <w:rPr>
+          <w:lang w:val="en-US"/>
+        </w:rPr>
+        <w:t xml:space="preserve"> </w:t>
       </w:r>
       <w:r>
         <w:rPr>
@@ -3546,13 +5550,153 @@
         <w:rPr>
           <w:lang w:val="en-US"/>
         </w:rPr>
-        <w:t xml:space="preserve">elete ditekan maka hapuslah character tersebut dari database maupun dari </w:t>
-      </w:r>
-      <w:r>
-        <w:rPr>
-          <w:lang w:val="en-US"/>
-        </w:rPr>
-        <w:t>table, yang dihapus row nya yang dipilih.</w:t>
+        <w:t xml:space="preserve">elete </w:t>
+      </w:r>
+      <w:proofErr w:type="spellStart"/>
+      <w:r>
+        <w:rPr>
+          <w:lang w:val="en-US"/>
+        </w:rPr>
+        <w:t>ditekan</w:t>
+      </w:r>
+      <w:proofErr w:type="spellEnd"/>
+      <w:r>
+        <w:rPr>
+          <w:lang w:val="en-US"/>
+        </w:rPr>
+        <w:t xml:space="preserve"> </w:t>
+      </w:r>
+      <w:proofErr w:type="spellStart"/>
+      <w:r>
+        <w:rPr>
+          <w:lang w:val="en-US"/>
+        </w:rPr>
+        <w:t>maka</w:t>
+      </w:r>
+      <w:proofErr w:type="spellEnd"/>
+      <w:r>
+        <w:rPr>
+          <w:lang w:val="en-US"/>
+        </w:rPr>
+        <w:t xml:space="preserve"> </w:t>
+      </w:r>
+      <w:proofErr w:type="spellStart"/>
+      <w:r>
+        <w:rPr>
+          <w:lang w:val="en-US"/>
+        </w:rPr>
+        <w:t>hapuslah</w:t>
+      </w:r>
+      <w:proofErr w:type="spellEnd"/>
+      <w:r>
+        <w:rPr>
+          <w:lang w:val="en-US"/>
+        </w:rPr>
+        <w:t xml:space="preserve"> character </w:t>
+      </w:r>
+      <w:proofErr w:type="spellStart"/>
+      <w:r>
+        <w:rPr>
+          <w:lang w:val="en-US"/>
+        </w:rPr>
+        <w:t>tersebut</w:t>
+      </w:r>
+      <w:proofErr w:type="spellEnd"/>
+      <w:r>
+        <w:rPr>
+          <w:lang w:val="en-US"/>
+        </w:rPr>
+        <w:t xml:space="preserve"> </w:t>
+      </w:r>
+      <w:proofErr w:type="spellStart"/>
+      <w:r>
+        <w:rPr>
+          <w:lang w:val="en-US"/>
+        </w:rPr>
+        <w:t>dari</w:t>
+      </w:r>
+      <w:proofErr w:type="spellEnd"/>
+      <w:r>
+        <w:rPr>
+          <w:lang w:val="en-US"/>
+        </w:rPr>
+        <w:t xml:space="preserve"> database </w:t>
+      </w:r>
+      <w:proofErr w:type="spellStart"/>
+      <w:r>
+        <w:rPr>
+          <w:lang w:val="en-US"/>
+        </w:rPr>
+        <w:t>maupun</w:t>
+      </w:r>
+      <w:proofErr w:type="spellEnd"/>
+      <w:r>
+        <w:rPr>
+          <w:lang w:val="en-US"/>
+        </w:rPr>
+        <w:t xml:space="preserve"> </w:t>
+      </w:r>
+      <w:proofErr w:type="spellStart"/>
+      <w:r>
+        <w:rPr>
+          <w:lang w:val="en-US"/>
+        </w:rPr>
+        <w:t>dari</w:t>
+      </w:r>
+      <w:proofErr w:type="spellEnd"/>
+      <w:r>
+        <w:rPr>
+          <w:lang w:val="en-US"/>
+        </w:rPr>
+        <w:t xml:space="preserve"> </w:t>
+      </w:r>
+      <w:r>
+        <w:rPr>
+          <w:lang w:val="en-US"/>
+        </w:rPr>
+        <w:t xml:space="preserve">table, yang </w:t>
+      </w:r>
+      <w:proofErr w:type="spellStart"/>
+      <w:r>
+        <w:rPr>
+          <w:lang w:val="en-US"/>
+        </w:rPr>
+        <w:t>dihapus</w:t>
+      </w:r>
+      <w:proofErr w:type="spellEnd"/>
+      <w:r>
+        <w:rPr>
+          <w:lang w:val="en-US"/>
+        </w:rPr>
+        <w:t xml:space="preserve"> row </w:t>
+      </w:r>
+      <w:proofErr w:type="spellStart"/>
+      <w:r>
+        <w:rPr>
+          <w:lang w:val="en-US"/>
+        </w:rPr>
+        <w:t>nya</w:t>
+      </w:r>
+      <w:proofErr w:type="spellEnd"/>
+      <w:r>
+        <w:rPr>
+          <w:lang w:val="en-US"/>
+        </w:rPr>
+        <w:t xml:space="preserve"> yang </w:t>
+      </w:r>
+      <w:proofErr w:type="spellStart"/>
+      <w:r>
+        <w:rPr>
+          <w:lang w:val="en-US"/>
+        </w:rPr>
+        <w:t>dipilih</w:t>
+      </w:r>
+      <w:proofErr w:type="spellEnd"/>
+      <w:r>
+        <w:rPr>
+          <w:lang w:val="en-US"/>
+        </w:rPr>
+        <w:t>.</w:t>
       </w:r>
     </w:p>
     <w:p>
@@ -3657,8 +5801,94 @@
         <w:rPr>
           <w:lang w:val="en-US"/>
         </w:rPr>
-        <w:t>Jika tombol Edit ditekan akan menampilkan halaman ini :</w:t>
-      </w:r>
+        <w:t xml:space="preserve">Jika </w:t>
+      </w:r>
+      <w:proofErr w:type="spellStart"/>
+      <w:r>
+        <w:rPr>
+          <w:lang w:val="en-US"/>
+        </w:rPr>
+        <w:t>tombol</w:t>
+      </w:r>
+      <w:proofErr w:type="spellEnd"/>
+      <w:r>
+        <w:rPr>
+          <w:lang w:val="en-US"/>
+        </w:rPr>
+        <w:t xml:space="preserve"> Edit </w:t>
+      </w:r>
+      <w:proofErr w:type="spellStart"/>
+      <w:r>
+        <w:rPr>
+          <w:lang w:val="en-US"/>
+        </w:rPr>
+        <w:t>ditekan</w:t>
+      </w:r>
+      <w:proofErr w:type="spellEnd"/>
+      <w:r>
+        <w:rPr>
+          <w:lang w:val="en-US"/>
+        </w:rPr>
+        <w:t xml:space="preserve"> </w:t>
+      </w:r>
+      <w:proofErr w:type="spellStart"/>
+      <w:r>
+        <w:rPr>
+          <w:lang w:val="en-US"/>
+        </w:rPr>
+        <w:t>akan</w:t>
+      </w:r>
+      <w:proofErr w:type="spellEnd"/>
+      <w:r>
+        <w:rPr>
+          <w:lang w:val="en-US"/>
+        </w:rPr>
+        <w:t xml:space="preserve"> </w:t>
+      </w:r>
+      <w:proofErr w:type="spellStart"/>
+      <w:r>
+        <w:rPr>
+          <w:lang w:val="en-US"/>
+        </w:rPr>
+        <w:t>menampilkan</w:t>
+      </w:r>
+      <w:proofErr w:type="spellEnd"/>
+      <w:r>
+        <w:rPr>
+          <w:lang w:val="en-US"/>
+        </w:rPr>
+        <w:t xml:space="preserve"> </w:t>
+      </w:r>
+      <w:proofErr w:type="spellStart"/>
+      <w:r>
+        <w:rPr>
+          <w:lang w:val="en-US"/>
+        </w:rPr>
+        <w:t>halaman</w:t>
+      </w:r>
+      <w:proofErr w:type="spellEnd"/>
+      <w:r>
+        <w:rPr>
+          <w:lang w:val="en-US"/>
+        </w:rPr>
+        <w:t xml:space="preserve"> </w:t>
+      </w:r>
+      <w:proofErr w:type="spellStart"/>
+      <w:proofErr w:type="gramStart"/>
+      <w:r>
+        <w:rPr>
+          <w:lang w:val="en-US"/>
+        </w:rPr>
+        <w:t>ini</w:t>
+      </w:r>
+      <w:proofErr w:type="spellEnd"/>
+      <w:r>
+        <w:rPr>
+          <w:lang w:val="en-US"/>
+        </w:rPr>
+        <w:t xml:space="preserve"> :</w:t>
+      </w:r>
+      <w:proofErr w:type="gramEnd"/>
     </w:p>
     <w:p>
       <w:pPr>
@@ -3723,7 +5953,133 @@
         <w:rPr>
           <w:lang w:val="en-US"/>
         </w:rPr>
-        <w:t>Jika tombol update character ditekan maka data dari table dan data di database akan terupdate sesuai dengan form Edit character yang diisi.</w:t>
+        <w:t xml:space="preserve">Jika </w:t>
+      </w:r>
+      <w:proofErr w:type="spellStart"/>
+      <w:r>
+        <w:rPr>
+          <w:lang w:val="en-US"/>
+        </w:rPr>
+        <w:t>tombol</w:t>
+      </w:r>
+      <w:proofErr w:type="spellEnd"/>
+      <w:r>
+        <w:rPr>
+          <w:lang w:val="en-US"/>
+        </w:rPr>
+        <w:t xml:space="preserve"> update character </w:t>
+      </w:r>
+      <w:proofErr w:type="spellStart"/>
+      <w:r>
+        <w:rPr>
+          <w:lang w:val="en-US"/>
+        </w:rPr>
+        <w:t>ditekan</w:t>
+      </w:r>
+      <w:proofErr w:type="spellEnd"/>
+      <w:r>
+        <w:rPr>
+          <w:lang w:val="en-US"/>
+        </w:rPr>
+        <w:t xml:space="preserve"> </w:t>
+      </w:r>
+      <w:proofErr w:type="spellStart"/>
+      <w:r>
+        <w:rPr>
+          <w:lang w:val="en-US"/>
+        </w:rPr>
+        <w:t>maka</w:t>
+      </w:r>
+      <w:proofErr w:type="spellEnd"/>
+      <w:r>
+        <w:rPr>
+          <w:lang w:val="en-US"/>
+        </w:rPr>
+        <w:t xml:space="preserve"> data </w:t>
+      </w:r>
+      <w:proofErr w:type="spellStart"/>
+      <w:r>
+        <w:rPr>
+          <w:lang w:val="en-US"/>
+        </w:rPr>
+        <w:t>dari</w:t>
+      </w:r>
+      <w:proofErr w:type="spellEnd"/>
+      <w:r>
+        <w:rPr>
+          <w:lang w:val="en-US"/>
+        </w:rPr>
+        <w:t xml:space="preserve"> table dan data di database </w:t>
+      </w:r>
+      <w:proofErr w:type="spellStart"/>
+      <w:r>
+        <w:rPr>
+          <w:lang w:val="en-US"/>
+        </w:rPr>
+        <w:t>akan</w:t>
+      </w:r>
+      <w:proofErr w:type="spellEnd"/>
+      <w:r>
+        <w:rPr>
+          <w:lang w:val="en-US"/>
+        </w:rPr>
+        <w:t xml:space="preserve"> </w:t>
+      </w:r>
+      <w:proofErr w:type="spellStart"/>
+      <w:r>
+        <w:rPr>
+          <w:lang w:val="en-US"/>
+        </w:rPr>
+        <w:t>terupdate</w:t>
+      </w:r>
+      <w:proofErr w:type="spellEnd"/>
+      <w:r>
+        <w:rPr>
+          <w:lang w:val="en-US"/>
+        </w:rPr>
+        <w:t xml:space="preserve"> </w:t>
+      </w:r>
+      <w:proofErr w:type="spellStart"/>
+      <w:r>
+        <w:rPr>
+          <w:lang w:val="en-US"/>
+        </w:rPr>
+        <w:t>sesuai</w:t>
+      </w:r>
+      <w:proofErr w:type="spellEnd"/>
+      <w:r>
+        <w:rPr>
+          <w:lang w:val="en-US"/>
+        </w:rPr>
+        <w:t xml:space="preserve"> </w:t>
+      </w:r>
+      <w:proofErr w:type="spellStart"/>
+      <w:r>
+        <w:rPr>
+          <w:lang w:val="en-US"/>
+        </w:rPr>
+        <w:t>dengan</w:t>
+      </w:r>
+      <w:proofErr w:type="spellEnd"/>
+      <w:r>
+        <w:rPr>
+          <w:lang w:val="en-US"/>
+        </w:rPr>
+        <w:t xml:space="preserve"> form Edit character yang </w:t>
+      </w:r>
+      <w:proofErr w:type="spellStart"/>
+      <w:r>
+        <w:rPr>
+          <w:lang w:val="en-US"/>
+        </w:rPr>
+        <w:t>diisi</w:t>
+      </w:r>
+      <w:proofErr w:type="spellEnd"/>
+      <w:r>
+        <w:rPr>
+          <w:lang w:val="en-US"/>
+        </w:rPr>
+        <w:t>.</w:t>
       </w:r>
     </w:p>
     <w:p>
@@ -3734,11 +6090,103 @@
           <w:lang w:val="en-US"/>
         </w:rPr>
       </w:pPr>
-      <w:r>
-        <w:rPr>
-          <w:lang w:val="en-US"/>
-        </w:rPr>
-        <w:t>Untuk pengecekan formnya sama dengan pengecekan di form tambah character/ add characters</w:t>
+      <w:proofErr w:type="spellStart"/>
+      <w:r>
+        <w:rPr>
+          <w:lang w:val="en-US"/>
+        </w:rPr>
+        <w:t>Untuk</w:t>
+      </w:r>
+      <w:proofErr w:type="spellEnd"/>
+      <w:r>
+        <w:rPr>
+          <w:lang w:val="en-US"/>
+        </w:rPr>
+        <w:t xml:space="preserve"> </w:t>
+      </w:r>
+      <w:proofErr w:type="spellStart"/>
+      <w:r>
+        <w:rPr>
+          <w:lang w:val="en-US"/>
+        </w:rPr>
+        <w:t>pengecekan</w:t>
+      </w:r>
+      <w:proofErr w:type="spellEnd"/>
+      <w:r>
+        <w:rPr>
+          <w:lang w:val="en-US"/>
+        </w:rPr>
+        <w:t xml:space="preserve"> </w:t>
+      </w:r>
+      <w:proofErr w:type="spellStart"/>
+      <w:r>
+        <w:rPr>
+          <w:lang w:val="en-US"/>
+        </w:rPr>
+        <w:t>formnya</w:t>
+      </w:r>
+      <w:proofErr w:type="spellEnd"/>
+      <w:r>
+        <w:rPr>
+          <w:lang w:val="en-US"/>
+        </w:rPr>
+        <w:t xml:space="preserve"> </w:t>
+      </w:r>
+      <w:proofErr w:type="spellStart"/>
+      <w:r>
+        <w:rPr>
+          <w:lang w:val="en-US"/>
+        </w:rPr>
+        <w:t>sama</w:t>
+      </w:r>
+      <w:proofErr w:type="spellEnd"/>
+      <w:r>
+        <w:rPr>
+          <w:lang w:val="en-US"/>
+        </w:rPr>
+        <w:t xml:space="preserve"> </w:t>
+      </w:r>
+      <w:proofErr w:type="spellStart"/>
+      <w:r>
+        <w:rPr>
+          <w:lang w:val="en-US"/>
+        </w:rPr>
+        <w:t>dengan</w:t>
+      </w:r>
+      <w:proofErr w:type="spellEnd"/>
+      <w:r>
+        <w:rPr>
+          <w:lang w:val="en-US"/>
+        </w:rPr>
+        <w:t xml:space="preserve"> </w:t>
+      </w:r>
+      <w:proofErr w:type="spellStart"/>
+      <w:r>
+        <w:rPr>
+          <w:lang w:val="en-US"/>
+        </w:rPr>
+        <w:t>pengecekan</w:t>
+      </w:r>
+      <w:proofErr w:type="spellEnd"/>
+      <w:r>
+        <w:rPr>
+          <w:lang w:val="en-US"/>
+        </w:rPr>
+        <w:t xml:space="preserve"> di form </w:t>
+      </w:r>
+      <w:proofErr w:type="spellStart"/>
+      <w:r>
+        <w:rPr>
+          <w:lang w:val="en-US"/>
+        </w:rPr>
+        <w:t>tambah</w:t>
+      </w:r>
+      <w:proofErr w:type="spellEnd"/>
+      <w:r>
+        <w:rPr>
+          <w:lang w:val="en-US"/>
+        </w:rPr>
+        <w:t xml:space="preserve"> character/ add characters</w:t>
       </w:r>
     </w:p>
     <w:p>
@@ -3760,45 +6208,16 @@
       </w:pPr>
       <w:r>
         <w:rPr>
-          <w:lang w:val="en-US"/>
-        </w:rPr>
-        <w:t xml:space="preserve">Dihalaman awal terdapat tombol </w:t>
-      </w:r>
-      <w:r>
-        <w:rPr>
-          <w:i/>
-          <w:iCs/>
-          <w:lang w:val="en-US"/>
-        </w:rPr>
-        <w:t>“View Statistics dan Search”</w:t>
-      </w:r>
-      <w:r>
-        <w:rPr>
-          <w:lang w:val="en-US"/>
-        </w:rPr>
-        <w:t xml:space="preserve"> jika di click maka akan diarahkan ke</w:t>
-      </w:r>
-    </w:p>
-    <w:p>
-      <w:pPr>
-        <w:spacing w:line="240" w:lineRule="auto"/>
-        <w:ind w:left="0" w:hanging="2"/>
-        <w:rPr>
-          <w:lang w:val="en-US"/>
-        </w:rPr>
-      </w:pPr>
-      <w:r>
-        <w:rPr>
           <w:noProof/>
         </w:rPr>
         <w:drawing>
-          <wp:anchor distT="0" distB="0" distL="114300" distR="114300" simplePos="0" relativeHeight="251668480" behindDoc="0" locked="0" layoutInCell="1" allowOverlap="1" wp14:anchorId="71C37AF4" wp14:editId="360F9D54">
+          <wp:anchor distT="0" distB="0" distL="114300" distR="114300" simplePos="0" relativeHeight="251668480" behindDoc="0" locked="0" layoutInCell="1" allowOverlap="1" wp14:anchorId="71C37AF4" wp14:editId="68E16A62">
             <wp:simplePos x="0" y="0"/>
             <wp:positionH relativeFrom="column">
-              <wp:posOffset>-45720</wp:posOffset>
+              <wp:posOffset>149860</wp:posOffset>
             </wp:positionH>
             <wp:positionV relativeFrom="paragraph">
-              <wp:posOffset>184150</wp:posOffset>
+              <wp:posOffset>413385</wp:posOffset>
             </wp:positionV>
             <wp:extent cx="6355080" cy="4366260"/>
             <wp:effectExtent l="19050" t="19050" r="26670" b="15240"/>
@@ -3852,12 +6271,140 @@
           </wp:anchor>
         </w:drawing>
       </w:r>
-      <w:r>
-        <w:rPr>
-          <w:lang w:val="en-US"/>
-        </w:rPr>
-        <w:t>Halaman Ini :</w:t>
-      </w:r>
+      <w:proofErr w:type="spellStart"/>
+      <w:r>
+        <w:rPr>
+          <w:lang w:val="en-US"/>
+        </w:rPr>
+        <w:t>Dihalaman</w:t>
+      </w:r>
+      <w:proofErr w:type="spellEnd"/>
+      <w:r>
+        <w:rPr>
+          <w:lang w:val="en-US"/>
+        </w:rPr>
+        <w:t xml:space="preserve"> </w:t>
+      </w:r>
+      <w:proofErr w:type="spellStart"/>
+      <w:r>
+        <w:rPr>
+          <w:lang w:val="en-US"/>
+        </w:rPr>
+        <w:t>awal</w:t>
+      </w:r>
+      <w:proofErr w:type="spellEnd"/>
+      <w:r>
+        <w:rPr>
+          <w:lang w:val="en-US"/>
+        </w:rPr>
+        <w:t xml:space="preserve"> </w:t>
+      </w:r>
+      <w:proofErr w:type="spellStart"/>
+      <w:r>
+        <w:rPr>
+          <w:lang w:val="en-US"/>
+        </w:rPr>
+        <w:t>terdapat</w:t>
+      </w:r>
+      <w:proofErr w:type="spellEnd"/>
+      <w:r>
+        <w:rPr>
+          <w:lang w:val="en-US"/>
+        </w:rPr>
+        <w:t xml:space="preserve"> </w:t>
+      </w:r>
+      <w:proofErr w:type="spellStart"/>
+      <w:r>
+        <w:rPr>
+          <w:lang w:val="en-US"/>
+        </w:rPr>
+        <w:t>tombol</w:t>
+      </w:r>
+      <w:proofErr w:type="spellEnd"/>
+      <w:r>
+        <w:rPr>
+          <w:lang w:val="en-US"/>
+        </w:rPr>
+        <w:t xml:space="preserve"> </w:t>
+      </w:r>
+      <w:r>
+        <w:rPr>
+          <w:i/>
+          <w:iCs/>
+          <w:lang w:val="en-US"/>
+        </w:rPr>
+        <w:t>“View Statistics dan Search”</w:t>
+      </w:r>
+      <w:r>
+        <w:rPr>
+          <w:lang w:val="en-US"/>
+        </w:rPr>
+        <w:t xml:space="preserve"> </w:t>
+      </w:r>
+      <w:proofErr w:type="spellStart"/>
+      <w:r>
+        <w:rPr>
+          <w:lang w:val="en-US"/>
+        </w:rPr>
+        <w:t>jika</w:t>
+      </w:r>
+      <w:proofErr w:type="spellEnd"/>
+      <w:r>
+        <w:rPr>
+          <w:lang w:val="en-US"/>
+        </w:rPr>
+        <w:t xml:space="preserve"> di click </w:t>
+      </w:r>
+      <w:proofErr w:type="spellStart"/>
+      <w:r>
+        <w:rPr>
+          <w:lang w:val="en-US"/>
+        </w:rPr>
+        <w:t>maka</w:t>
+      </w:r>
+      <w:proofErr w:type="spellEnd"/>
+      <w:r>
+        <w:rPr>
+          <w:lang w:val="en-US"/>
+        </w:rPr>
+        <w:t xml:space="preserve"> </w:t>
+      </w:r>
+      <w:proofErr w:type="spellStart"/>
+      <w:r>
+        <w:rPr>
+          <w:lang w:val="en-US"/>
+        </w:rPr>
+        <w:t>akan</w:t>
+      </w:r>
+      <w:proofErr w:type="spellEnd"/>
+      <w:r>
+        <w:rPr>
+          <w:lang w:val="en-US"/>
+        </w:rPr>
+        <w:t xml:space="preserve"> </w:t>
+      </w:r>
+      <w:proofErr w:type="spellStart"/>
+      <w:r>
+        <w:rPr>
+          <w:lang w:val="en-US"/>
+        </w:rPr>
+        <w:t>diarahkan</w:t>
+      </w:r>
+      <w:proofErr w:type="spellEnd"/>
+      <w:r>
+        <w:rPr>
+          <w:lang w:val="en-US"/>
+        </w:rPr>
+        <w:t xml:space="preserve"> </w:t>
+      </w:r>
+      <w:proofErr w:type="spellStart"/>
+      <w:r>
+        <w:rPr>
+          <w:lang w:val="en-US"/>
+        </w:rPr>
+        <w:t>ke</w:t>
+      </w:r>
+      <w:proofErr w:type="spellEnd"/>
     </w:p>
     <w:p>
       <w:pPr>
@@ -3871,21 +6418,16 @@
         <w:rPr>
           <w:lang w:val="en-US"/>
         </w:rPr>
-        <w:lastRenderedPageBreak/>
-        <w:t>Dimana dihalaman ini akan menampilkan detail dan statistic</w:t>
-      </w:r>
-      <w:r>
-        <w:rPr>
-          <w:lang w:val="en-US"/>
-        </w:rPr>
-        <w:t>,</w:t>
-      </w:r>
-      <w:r>
-        <w:rPr>
-          <w:lang w:val="en-US"/>
-        </w:rPr>
-        <w:t xml:space="preserve"> contoh ada general statistic yang menampilkan Total characters, character yang memiliki wand dan character yang tidak memiliki wand. Di sebelah kanan menampilkan character per house yang isinya menampilkan penghuni dalam bentuk jumlah per housenya.</w:t>
-      </w:r>
+        <w:t xml:space="preserve">Halaman </w:t>
+      </w:r>
+      <w:proofErr w:type="gramStart"/>
+      <w:r>
+        <w:rPr>
+          <w:lang w:val="en-US"/>
+        </w:rPr>
+        <w:t>Ini :</w:t>
+      </w:r>
+      <w:proofErr w:type="gramEnd"/>
     </w:p>
     <w:p>
       <w:pPr>
@@ -3895,20 +6437,420 @@
           <w:lang w:val="en-US"/>
         </w:rPr>
       </w:pPr>
+      <w:r>
+        <w:rPr>
+          <w:lang w:val="en-US"/>
+        </w:rPr>
+        <w:lastRenderedPageBreak/>
+        <w:t xml:space="preserve">Dimana </w:t>
+      </w:r>
+      <w:proofErr w:type="spellStart"/>
+      <w:r>
+        <w:rPr>
+          <w:lang w:val="en-US"/>
+        </w:rPr>
+        <w:t>dihalaman</w:t>
+      </w:r>
+      <w:proofErr w:type="spellEnd"/>
+      <w:r>
+        <w:rPr>
+          <w:lang w:val="en-US"/>
+        </w:rPr>
+        <w:t xml:space="preserve"> </w:t>
+      </w:r>
+      <w:proofErr w:type="spellStart"/>
+      <w:r>
+        <w:rPr>
+          <w:lang w:val="en-US"/>
+        </w:rPr>
+        <w:t>ini</w:t>
+      </w:r>
+      <w:proofErr w:type="spellEnd"/>
+      <w:r>
+        <w:rPr>
+          <w:lang w:val="en-US"/>
+        </w:rPr>
+        <w:t xml:space="preserve"> </w:t>
+      </w:r>
+      <w:proofErr w:type="spellStart"/>
+      <w:r>
+        <w:rPr>
+          <w:lang w:val="en-US"/>
+        </w:rPr>
+        <w:t>akan</w:t>
+      </w:r>
+      <w:proofErr w:type="spellEnd"/>
+      <w:r>
+        <w:rPr>
+          <w:lang w:val="en-US"/>
+        </w:rPr>
+        <w:t xml:space="preserve"> </w:t>
+      </w:r>
+      <w:proofErr w:type="spellStart"/>
+      <w:r>
+        <w:rPr>
+          <w:lang w:val="en-US"/>
+        </w:rPr>
+        <w:t>menampilkan</w:t>
+      </w:r>
+      <w:proofErr w:type="spellEnd"/>
+      <w:r>
+        <w:rPr>
+          <w:lang w:val="en-US"/>
+        </w:rPr>
+        <w:t xml:space="preserve"> detail dan statistic</w:t>
+      </w:r>
+      <w:r>
+        <w:rPr>
+          <w:lang w:val="en-US"/>
+        </w:rPr>
+        <w:t>,</w:t>
+      </w:r>
+      <w:r>
+        <w:rPr>
+          <w:lang w:val="en-US"/>
+        </w:rPr>
+        <w:t xml:space="preserve"> </w:t>
+      </w:r>
+      <w:proofErr w:type="spellStart"/>
+      <w:r>
+        <w:rPr>
+          <w:lang w:val="en-US"/>
+        </w:rPr>
+        <w:t>contoh</w:t>
+      </w:r>
+      <w:proofErr w:type="spellEnd"/>
+      <w:r>
+        <w:rPr>
+          <w:lang w:val="en-US"/>
+        </w:rPr>
+        <w:t xml:space="preserve"> </w:t>
+      </w:r>
+      <w:proofErr w:type="spellStart"/>
+      <w:r>
+        <w:rPr>
+          <w:lang w:val="en-US"/>
+        </w:rPr>
+        <w:t>ada</w:t>
+      </w:r>
+      <w:proofErr w:type="spellEnd"/>
+      <w:r>
+        <w:rPr>
+          <w:lang w:val="en-US"/>
+        </w:rPr>
+        <w:t xml:space="preserve"> general statistic yang </w:t>
+      </w:r>
+      <w:proofErr w:type="spellStart"/>
+      <w:r>
+        <w:rPr>
+          <w:lang w:val="en-US"/>
+        </w:rPr>
+        <w:t>menampilkan</w:t>
+      </w:r>
+      <w:proofErr w:type="spellEnd"/>
+      <w:r>
+        <w:rPr>
+          <w:lang w:val="en-US"/>
+        </w:rPr>
+        <w:t xml:space="preserve"> Total characters, character yang </w:t>
+      </w:r>
+      <w:proofErr w:type="spellStart"/>
+      <w:r>
+        <w:rPr>
+          <w:lang w:val="en-US"/>
+        </w:rPr>
+        <w:t>memiliki</w:t>
+      </w:r>
+      <w:proofErr w:type="spellEnd"/>
+      <w:r>
+        <w:rPr>
+          <w:lang w:val="en-US"/>
+        </w:rPr>
+        <w:t xml:space="preserve"> wand dan character yang </w:t>
+      </w:r>
+      <w:proofErr w:type="spellStart"/>
+      <w:r>
+        <w:rPr>
+          <w:lang w:val="en-US"/>
+        </w:rPr>
+        <w:t>tidak</w:t>
+      </w:r>
+      <w:proofErr w:type="spellEnd"/>
+      <w:r>
+        <w:rPr>
+          <w:lang w:val="en-US"/>
+        </w:rPr>
+        <w:t xml:space="preserve"> </w:t>
+      </w:r>
+      <w:proofErr w:type="spellStart"/>
+      <w:r>
+        <w:rPr>
+          <w:lang w:val="en-US"/>
+        </w:rPr>
+        <w:t>memiliki</w:t>
+      </w:r>
+      <w:proofErr w:type="spellEnd"/>
+      <w:r>
+        <w:rPr>
+          <w:lang w:val="en-US"/>
+        </w:rPr>
+        <w:t xml:space="preserve"> wand. Di </w:t>
+      </w:r>
+      <w:proofErr w:type="spellStart"/>
+      <w:r>
+        <w:rPr>
+          <w:lang w:val="en-US"/>
+        </w:rPr>
+        <w:t>sebelah</w:t>
+      </w:r>
+      <w:proofErr w:type="spellEnd"/>
+      <w:r>
+        <w:rPr>
+          <w:lang w:val="en-US"/>
+        </w:rPr>
+        <w:t xml:space="preserve"> </w:t>
+      </w:r>
+      <w:proofErr w:type="spellStart"/>
+      <w:r>
+        <w:rPr>
+          <w:lang w:val="en-US"/>
+        </w:rPr>
+        <w:t>kanan</w:t>
+      </w:r>
+      <w:proofErr w:type="spellEnd"/>
+      <w:r>
+        <w:rPr>
+          <w:lang w:val="en-US"/>
+        </w:rPr>
+        <w:t xml:space="preserve"> </w:t>
+      </w:r>
+      <w:proofErr w:type="spellStart"/>
+      <w:r>
+        <w:rPr>
+          <w:lang w:val="en-US"/>
+        </w:rPr>
+        <w:t>menampilkan</w:t>
+      </w:r>
+      <w:proofErr w:type="spellEnd"/>
+      <w:r>
+        <w:rPr>
+          <w:lang w:val="en-US"/>
+        </w:rPr>
+        <w:t xml:space="preserve"> character per house yang </w:t>
+      </w:r>
+      <w:proofErr w:type="spellStart"/>
+      <w:r>
+        <w:rPr>
+          <w:lang w:val="en-US"/>
+        </w:rPr>
+        <w:t>isinya</w:t>
+      </w:r>
+      <w:proofErr w:type="spellEnd"/>
+      <w:r>
+        <w:rPr>
+          <w:lang w:val="en-US"/>
+        </w:rPr>
+        <w:t xml:space="preserve"> </w:t>
+      </w:r>
+      <w:proofErr w:type="spellStart"/>
+      <w:r>
+        <w:rPr>
+          <w:lang w:val="en-US"/>
+        </w:rPr>
+        <w:t>menampilkan</w:t>
+      </w:r>
+      <w:proofErr w:type="spellEnd"/>
+      <w:r>
+        <w:rPr>
+          <w:lang w:val="en-US"/>
+        </w:rPr>
+        <w:t xml:space="preserve"> </w:t>
+      </w:r>
+      <w:proofErr w:type="spellStart"/>
+      <w:r>
+        <w:rPr>
+          <w:lang w:val="en-US"/>
+        </w:rPr>
+        <w:t>penghuni</w:t>
+      </w:r>
+      <w:proofErr w:type="spellEnd"/>
+      <w:r>
+        <w:rPr>
+          <w:lang w:val="en-US"/>
+        </w:rPr>
+        <w:t xml:space="preserve"> </w:t>
+      </w:r>
+      <w:proofErr w:type="spellStart"/>
+      <w:r>
+        <w:rPr>
+          <w:lang w:val="en-US"/>
+        </w:rPr>
+        <w:t>dalam</w:t>
+      </w:r>
+      <w:proofErr w:type="spellEnd"/>
+      <w:r>
+        <w:rPr>
+          <w:lang w:val="en-US"/>
+        </w:rPr>
+        <w:t xml:space="preserve"> </w:t>
+      </w:r>
+      <w:proofErr w:type="spellStart"/>
+      <w:r>
+        <w:rPr>
+          <w:lang w:val="en-US"/>
+        </w:rPr>
+        <w:t>bentuk</w:t>
+      </w:r>
+      <w:proofErr w:type="spellEnd"/>
+      <w:r>
+        <w:rPr>
+          <w:lang w:val="en-US"/>
+        </w:rPr>
+        <w:t xml:space="preserve"> </w:t>
+      </w:r>
+      <w:proofErr w:type="spellStart"/>
+      <w:r>
+        <w:rPr>
+          <w:lang w:val="en-US"/>
+        </w:rPr>
+        <w:t>jumlah</w:t>
+      </w:r>
+      <w:proofErr w:type="spellEnd"/>
+      <w:r>
+        <w:rPr>
+          <w:lang w:val="en-US"/>
+        </w:rPr>
+        <w:t xml:space="preserve"> per </w:t>
+      </w:r>
+      <w:proofErr w:type="spellStart"/>
+      <w:r>
+        <w:rPr>
+          <w:lang w:val="en-US"/>
+        </w:rPr>
+        <w:t>housenya</w:t>
+      </w:r>
+      <w:proofErr w:type="spellEnd"/>
+      <w:r>
+        <w:rPr>
+          <w:lang w:val="en-US"/>
+        </w:rPr>
+        <w:t>.</w:t>
+      </w:r>
     </w:p>
     <w:p>
       <w:pPr>
+        <w:spacing w:line="240" w:lineRule="auto"/>
+        <w:ind w:left="0" w:hanging="2"/>
+        <w:rPr>
+          <w:lang w:val="en-US"/>
+        </w:rPr>
+      </w:pPr>
+    </w:p>
+    <w:p>
+      <w:pPr>
         <w:spacing w:after="60" w:line="240" w:lineRule="auto"/>
         <w:ind w:left="0" w:hanging="2"/>
         <w:rPr>
           <w:lang w:val="en-US"/>
         </w:rPr>
       </w:pPr>
-      <w:r>
-        <w:rPr>
-          <w:lang w:val="en-US"/>
-        </w:rPr>
-        <w:t>Dibawah juga menampilkan Wand Core Distribution berapa banyak yang memiliki core nya tersebut.</w:t>
+      <w:proofErr w:type="spellStart"/>
+      <w:r>
+        <w:rPr>
+          <w:lang w:val="en-US"/>
+        </w:rPr>
+        <w:t>Dibawah</w:t>
+      </w:r>
+      <w:proofErr w:type="spellEnd"/>
+      <w:r>
+        <w:rPr>
+          <w:lang w:val="en-US"/>
+        </w:rPr>
+        <w:t xml:space="preserve"> juga </w:t>
+      </w:r>
+      <w:proofErr w:type="spellStart"/>
+      <w:r>
+        <w:rPr>
+          <w:lang w:val="en-US"/>
+        </w:rPr>
+        <w:t>menampilkan</w:t>
+      </w:r>
+      <w:proofErr w:type="spellEnd"/>
+      <w:r>
+        <w:rPr>
+          <w:lang w:val="en-US"/>
+        </w:rPr>
+        <w:t xml:space="preserve"> Wand Core Distribution </w:t>
+      </w:r>
+      <w:proofErr w:type="spellStart"/>
+      <w:r>
+        <w:rPr>
+          <w:lang w:val="en-US"/>
+        </w:rPr>
+        <w:t>berapa</w:t>
+      </w:r>
+      <w:proofErr w:type="spellEnd"/>
+      <w:r>
+        <w:rPr>
+          <w:lang w:val="en-US"/>
+        </w:rPr>
+        <w:t xml:space="preserve"> </w:t>
+      </w:r>
+      <w:proofErr w:type="spellStart"/>
+      <w:r>
+        <w:rPr>
+          <w:lang w:val="en-US"/>
+        </w:rPr>
+        <w:t>banyak</w:t>
+      </w:r>
+      <w:proofErr w:type="spellEnd"/>
+      <w:r>
+        <w:rPr>
+          <w:lang w:val="en-US"/>
+        </w:rPr>
+        <w:t xml:space="preserve"> yang </w:t>
+      </w:r>
+      <w:proofErr w:type="spellStart"/>
+      <w:r>
+        <w:rPr>
+          <w:lang w:val="en-US"/>
+        </w:rPr>
+        <w:t>memiliki</w:t>
+      </w:r>
+      <w:proofErr w:type="spellEnd"/>
+      <w:r>
+        <w:rPr>
+          <w:lang w:val="en-US"/>
+        </w:rPr>
+        <w:t xml:space="preserve"> core </w:t>
+      </w:r>
+      <w:proofErr w:type="spellStart"/>
+      <w:r>
+        <w:rPr>
+          <w:lang w:val="en-US"/>
+        </w:rPr>
+        <w:t>nya</w:t>
+      </w:r>
+      <w:proofErr w:type="spellEnd"/>
+      <w:r>
+        <w:rPr>
+          <w:lang w:val="en-US"/>
+        </w:rPr>
+        <w:t xml:space="preserve"> </w:t>
+      </w:r>
+      <w:proofErr w:type="spellStart"/>
+      <w:r>
+        <w:rPr>
+          <w:lang w:val="en-US"/>
+        </w:rPr>
+        <w:t>tersebut</w:t>
+      </w:r>
+      <w:proofErr w:type="spellEnd"/>
+      <w:r>
+        <w:rPr>
+          <w:lang w:val="en-US"/>
+        </w:rPr>
+        <w:t>.</w:t>
       </w:r>
     </w:p>
     <w:p>
@@ -3977,13 +6919,231 @@
         <w:rPr>
           <w:lang w:val="en-US"/>
         </w:rPr>
-        <w:t xml:space="preserve">Pada bagian ini pilihan search results tidak akan muncul jika tidak ada kalimat yang di isi atau tidak ada </w:t>
-      </w:r>
-      <w:r>
-        <w:rPr>
-          <w:lang w:val="en-US"/>
-        </w:rPr>
-        <w:t>chracater yang kalian cari.</w:t>
+        <w:t xml:space="preserve">Pada </w:t>
+      </w:r>
+      <w:proofErr w:type="spellStart"/>
+      <w:r>
+        <w:rPr>
+          <w:lang w:val="en-US"/>
+        </w:rPr>
+        <w:t>bagian</w:t>
+      </w:r>
+      <w:proofErr w:type="spellEnd"/>
+      <w:r>
+        <w:rPr>
+          <w:lang w:val="en-US"/>
+        </w:rPr>
+        <w:t xml:space="preserve"> </w:t>
+      </w:r>
+      <w:proofErr w:type="spellStart"/>
+      <w:r>
+        <w:rPr>
+          <w:lang w:val="en-US"/>
+        </w:rPr>
+        <w:t>ini</w:t>
+      </w:r>
+      <w:proofErr w:type="spellEnd"/>
+      <w:r>
+        <w:rPr>
+          <w:lang w:val="en-US"/>
+        </w:rPr>
+        <w:t xml:space="preserve"> </w:t>
+      </w:r>
+      <w:proofErr w:type="spellStart"/>
+      <w:r>
+        <w:rPr>
+          <w:lang w:val="en-US"/>
+        </w:rPr>
+        <w:t>pilihan</w:t>
+      </w:r>
+      <w:proofErr w:type="spellEnd"/>
+      <w:r>
+        <w:rPr>
+          <w:lang w:val="en-US"/>
+        </w:rPr>
+        <w:t xml:space="preserve"> search results </w:t>
+      </w:r>
+      <w:proofErr w:type="spellStart"/>
+      <w:r>
+        <w:rPr>
+          <w:lang w:val="en-US"/>
+        </w:rPr>
+        <w:t>tidak</w:t>
+      </w:r>
+      <w:proofErr w:type="spellEnd"/>
+      <w:r>
+        <w:rPr>
+          <w:lang w:val="en-US"/>
+        </w:rPr>
+        <w:t xml:space="preserve"> </w:t>
+      </w:r>
+      <w:proofErr w:type="spellStart"/>
+      <w:r>
+        <w:rPr>
+          <w:lang w:val="en-US"/>
+        </w:rPr>
+        <w:t>akan</w:t>
+      </w:r>
+      <w:proofErr w:type="spellEnd"/>
+      <w:r>
+        <w:rPr>
+          <w:lang w:val="en-US"/>
+        </w:rPr>
+        <w:t xml:space="preserve"> </w:t>
+      </w:r>
+      <w:proofErr w:type="spellStart"/>
+      <w:r>
+        <w:rPr>
+          <w:lang w:val="en-US"/>
+        </w:rPr>
+        <w:t>muncul</w:t>
+      </w:r>
+      <w:proofErr w:type="spellEnd"/>
+      <w:r>
+        <w:rPr>
+          <w:lang w:val="en-US"/>
+        </w:rPr>
+        <w:t xml:space="preserve"> </w:t>
+      </w:r>
+      <w:proofErr w:type="spellStart"/>
+      <w:r>
+        <w:rPr>
+          <w:lang w:val="en-US"/>
+        </w:rPr>
+        <w:t>jika</w:t>
+      </w:r>
+      <w:proofErr w:type="spellEnd"/>
+      <w:r>
+        <w:rPr>
+          <w:lang w:val="en-US"/>
+        </w:rPr>
+        <w:t xml:space="preserve"> </w:t>
+      </w:r>
+      <w:proofErr w:type="spellStart"/>
+      <w:r>
+        <w:rPr>
+          <w:lang w:val="en-US"/>
+        </w:rPr>
+        <w:t>tidak</w:t>
+      </w:r>
+      <w:proofErr w:type="spellEnd"/>
+      <w:r>
+        <w:rPr>
+          <w:lang w:val="en-US"/>
+        </w:rPr>
+        <w:t xml:space="preserve"> </w:t>
+      </w:r>
+      <w:proofErr w:type="spellStart"/>
+      <w:r>
+        <w:rPr>
+          <w:lang w:val="en-US"/>
+        </w:rPr>
+        <w:t>ada</w:t>
+      </w:r>
+      <w:proofErr w:type="spellEnd"/>
+      <w:r>
+        <w:rPr>
+          <w:lang w:val="en-US"/>
+        </w:rPr>
+        <w:t xml:space="preserve"> </w:t>
+      </w:r>
+      <w:proofErr w:type="spellStart"/>
+      <w:r>
+        <w:rPr>
+          <w:lang w:val="en-US"/>
+        </w:rPr>
+        <w:t>kalimat</w:t>
+      </w:r>
+      <w:proofErr w:type="spellEnd"/>
+      <w:r>
+        <w:rPr>
+          <w:lang w:val="en-US"/>
+        </w:rPr>
+        <w:t xml:space="preserve"> yang di </w:t>
+      </w:r>
+      <w:proofErr w:type="spellStart"/>
+      <w:r>
+        <w:rPr>
+          <w:lang w:val="en-US"/>
+        </w:rPr>
+        <w:t>isi</w:t>
+      </w:r>
+      <w:proofErr w:type="spellEnd"/>
+      <w:r>
+        <w:rPr>
+          <w:lang w:val="en-US"/>
+        </w:rPr>
+        <w:t xml:space="preserve"> </w:t>
+      </w:r>
+      <w:proofErr w:type="spellStart"/>
+      <w:r>
+        <w:rPr>
+          <w:lang w:val="en-US"/>
+        </w:rPr>
+        <w:t>atau</w:t>
+      </w:r>
+      <w:proofErr w:type="spellEnd"/>
+      <w:r>
+        <w:rPr>
+          <w:lang w:val="en-US"/>
+        </w:rPr>
+        <w:t xml:space="preserve"> </w:t>
+      </w:r>
+      <w:proofErr w:type="spellStart"/>
+      <w:r>
+        <w:rPr>
+          <w:lang w:val="en-US"/>
+        </w:rPr>
+        <w:t>tidak</w:t>
+      </w:r>
+      <w:proofErr w:type="spellEnd"/>
+      <w:r>
+        <w:rPr>
+          <w:lang w:val="en-US"/>
+        </w:rPr>
+        <w:t xml:space="preserve"> </w:t>
+      </w:r>
+      <w:proofErr w:type="spellStart"/>
+      <w:r>
+        <w:rPr>
+          <w:lang w:val="en-US"/>
+        </w:rPr>
+        <w:t>ada</w:t>
+      </w:r>
+      <w:proofErr w:type="spellEnd"/>
+      <w:r>
+        <w:rPr>
+          <w:lang w:val="en-US"/>
+        </w:rPr>
+        <w:t xml:space="preserve"> </w:t>
+      </w:r>
+      <w:proofErr w:type="spellStart"/>
+      <w:r>
+        <w:rPr>
+          <w:lang w:val="en-US"/>
+        </w:rPr>
+        <w:t>chracater</w:t>
+      </w:r>
+      <w:proofErr w:type="spellEnd"/>
+      <w:r>
+        <w:rPr>
+          <w:lang w:val="en-US"/>
+        </w:rPr>
+        <w:t xml:space="preserve"> yang kalian </w:t>
+      </w:r>
+      <w:proofErr w:type="spellStart"/>
+      <w:r>
+        <w:rPr>
+          <w:lang w:val="en-US"/>
+        </w:rPr>
+        <w:t>cari</w:t>
+      </w:r>
+      <w:proofErr w:type="spellEnd"/>
+      <w:r>
+        <w:rPr>
+          <w:lang w:val="en-US"/>
+        </w:rPr>
+        <w:t>.</w:t>
       </w:r>
     </w:p>
     <w:p>
@@ -3998,7 +7158,119 @@
         <w:rPr>
           <w:lang w:val="en-US"/>
         </w:rPr>
-        <w:t>Jika ada table dari list result character yang kalian cari akan muncul sesuai gambar diatas.</w:t>
+        <w:t xml:space="preserve">Jika </w:t>
+      </w:r>
+      <w:proofErr w:type="spellStart"/>
+      <w:r>
+        <w:rPr>
+          <w:lang w:val="en-US"/>
+        </w:rPr>
+        <w:t>ada</w:t>
+      </w:r>
+      <w:proofErr w:type="spellEnd"/>
+      <w:r>
+        <w:rPr>
+          <w:lang w:val="en-US"/>
+        </w:rPr>
+        <w:t xml:space="preserve"> table </w:t>
+      </w:r>
+      <w:proofErr w:type="spellStart"/>
+      <w:r>
+        <w:rPr>
+          <w:lang w:val="en-US"/>
+        </w:rPr>
+        <w:t>dari</w:t>
+      </w:r>
+      <w:proofErr w:type="spellEnd"/>
+      <w:r>
+        <w:rPr>
+          <w:lang w:val="en-US"/>
+        </w:rPr>
+        <w:t xml:space="preserve"> list result character yang kalian </w:t>
+      </w:r>
+      <w:proofErr w:type="spellStart"/>
+      <w:r>
+        <w:rPr>
+          <w:lang w:val="en-US"/>
+        </w:rPr>
+        <w:t>cari</w:t>
+      </w:r>
+      <w:proofErr w:type="spellEnd"/>
+      <w:r>
+        <w:rPr>
+          <w:lang w:val="en-US"/>
+        </w:rPr>
+        <w:t xml:space="preserve"> </w:t>
+      </w:r>
+      <w:proofErr w:type="spellStart"/>
+      <w:r>
+        <w:rPr>
+          <w:lang w:val="en-US"/>
+        </w:rPr>
+        <w:t>akan</w:t>
+      </w:r>
+      <w:proofErr w:type="spellEnd"/>
+      <w:r>
+        <w:rPr>
+          <w:lang w:val="en-US"/>
+        </w:rPr>
+        <w:t xml:space="preserve"> </w:t>
+      </w:r>
+      <w:proofErr w:type="spellStart"/>
+      <w:r>
+        <w:rPr>
+          <w:lang w:val="en-US"/>
+        </w:rPr>
+        <w:t>muncul</w:t>
+      </w:r>
+      <w:proofErr w:type="spellEnd"/>
+      <w:r>
+        <w:rPr>
+          <w:lang w:val="en-US"/>
+        </w:rPr>
+        <w:t xml:space="preserve"> </w:t>
+      </w:r>
+      <w:proofErr w:type="spellStart"/>
+      <w:r>
+        <w:rPr>
+          <w:lang w:val="en-US"/>
+        </w:rPr>
+        <w:t>sesuai</w:t>
+      </w:r>
+      <w:proofErr w:type="spellEnd"/>
+      <w:r>
+        <w:rPr>
+          <w:lang w:val="en-US"/>
+        </w:rPr>
+        <w:t xml:space="preserve"> </w:t>
+      </w:r>
+      <w:proofErr w:type="spellStart"/>
+      <w:r>
+        <w:rPr>
+          <w:lang w:val="en-US"/>
+        </w:rPr>
+        <w:t>gambar</w:t>
+      </w:r>
+      <w:proofErr w:type="spellEnd"/>
+      <w:r>
+        <w:rPr>
+          <w:lang w:val="en-US"/>
+        </w:rPr>
+        <w:t xml:space="preserve"> </w:t>
+      </w:r>
+      <w:proofErr w:type="spellStart"/>
+      <w:r>
+        <w:rPr>
+          <w:lang w:val="en-US"/>
+        </w:rPr>
+        <w:t>diatas</w:t>
+      </w:r>
+      <w:proofErr w:type="spellEnd"/>
+      <w:r>
+        <w:rPr>
+          <w:lang w:val="en-US"/>
+        </w:rPr>
+        <w:t>.</w:t>
       </w:r>
       <w:r>
         <w:br w:type="textWrapping" w:clear="all"/>
@@ -4070,8 +7342,21 @@
           <w:u w:val="single"/>
           <w:lang w:val="en-US"/>
         </w:rPr>
-        <w:t>PERHATIKAN KETENTUAN DIBAWAH :</w:t>
-      </w:r>
+        <w:t xml:space="preserve">PERHATIKAN KETENTUAN </w:t>
+      </w:r>
+      <w:proofErr w:type="gramStart"/>
+      <w:r>
+        <w:rPr>
+          <w:b/>
+          <w:bCs/>
+          <w:color w:val="FF0000"/>
+          <w:highlight w:val="yellow"/>
+          <w:u w:val="single"/>
+          <w:lang w:val="en-US"/>
+        </w:rPr>
+        <w:t>DIBAWAH :</w:t>
+      </w:r>
+      <w:proofErr w:type="gramEnd"/>
       <w:r>
         <w:rPr>
           <w:b/>
@@ -4110,7 +7395,73 @@
           <w:color w:val="FF0000"/>
           <w:highlight w:val="yellow"/>
         </w:rPr>
-        <w:t xml:space="preserve">Highlight kriteria yang dikerjakan dengan </w:t>
+        <w:t xml:space="preserve">Highlight </w:t>
+      </w:r>
+      <w:proofErr w:type="spellStart"/>
+      <w:r>
+        <w:rPr>
+          <w:rFonts w:ascii="Times New Roman" w:hAnsi="Times New Roman"/>
+          <w:b/>
+          <w:bCs/>
+          <w:color w:val="FF0000"/>
+          <w:highlight w:val="yellow"/>
+        </w:rPr>
+        <w:t>kriteria</w:t>
+      </w:r>
+      <w:proofErr w:type="spellEnd"/>
+      <w:r>
+        <w:rPr>
+          <w:rFonts w:ascii="Times New Roman" w:hAnsi="Times New Roman"/>
+          <w:b/>
+          <w:bCs/>
+          <w:color w:val="FF0000"/>
+          <w:highlight w:val="yellow"/>
+        </w:rPr>
+        <w:t xml:space="preserve"> yang </w:t>
+      </w:r>
+      <w:proofErr w:type="spellStart"/>
+      <w:r>
+        <w:rPr>
+          <w:rFonts w:ascii="Times New Roman" w:hAnsi="Times New Roman"/>
+          <w:b/>
+          <w:bCs/>
+          <w:color w:val="FF0000"/>
+          <w:highlight w:val="yellow"/>
+        </w:rPr>
+        <w:t>dikerjakan</w:t>
+      </w:r>
+      <w:proofErr w:type="spellEnd"/>
+      <w:r>
+        <w:rPr>
+          <w:rFonts w:ascii="Times New Roman" w:hAnsi="Times New Roman"/>
+          <w:b/>
+          <w:bCs/>
+          <w:color w:val="FF0000"/>
+          <w:highlight w:val="yellow"/>
+        </w:rPr>
+        <w:t xml:space="preserve"> </w:t>
+      </w:r>
+      <w:proofErr w:type="spellStart"/>
+      <w:r>
+        <w:rPr>
+          <w:rFonts w:ascii="Times New Roman" w:hAnsi="Times New Roman"/>
+          <w:b/>
+          <w:bCs/>
+          <w:color w:val="FF0000"/>
+          <w:highlight w:val="yellow"/>
+        </w:rPr>
+        <w:t>dengan</w:t>
+      </w:r>
+      <w:proofErr w:type="spellEnd"/>
+      <w:r>
+        <w:rPr>
+          <w:rFonts w:ascii="Times New Roman" w:hAnsi="Times New Roman"/>
+          <w:b/>
+          <w:bCs/>
+          <w:color w:val="FF0000"/>
+          <w:highlight w:val="yellow"/>
+        </w:rPr>
+        <w:t xml:space="preserve"> </w:t>
       </w:r>
       <w:r>
         <w:rPr>
@@ -4152,7 +7503,227 @@
           <w:color w:val="FF0000"/>
           <w:highlight w:val="yellow"/>
         </w:rPr>
-        <w:t>Akan ada pengurangan nilai sebesar -5 untuk setiap kriteria yang dihighlight namun tidak dikerjakan.</w:t>
+        <w:t xml:space="preserve">Akan </w:t>
+      </w:r>
+      <w:proofErr w:type="spellStart"/>
+      <w:r>
+        <w:rPr>
+          <w:rFonts w:ascii="Times New Roman" w:hAnsi="Times New Roman"/>
+          <w:b/>
+          <w:color w:val="FF0000"/>
+          <w:highlight w:val="yellow"/>
+        </w:rPr>
+        <w:t>ada</w:t>
+      </w:r>
+      <w:proofErr w:type="spellEnd"/>
+      <w:r>
+        <w:rPr>
+          <w:rFonts w:ascii="Times New Roman" w:hAnsi="Times New Roman"/>
+          <w:b/>
+          <w:color w:val="FF0000"/>
+          <w:highlight w:val="yellow"/>
+        </w:rPr>
+        <w:t xml:space="preserve"> </w:t>
+      </w:r>
+      <w:proofErr w:type="spellStart"/>
+      <w:r>
+        <w:rPr>
+          <w:rFonts w:ascii="Times New Roman" w:hAnsi="Times New Roman"/>
+          <w:b/>
+          <w:color w:val="FF0000"/>
+          <w:highlight w:val="yellow"/>
+        </w:rPr>
+        <w:t>pengurangan</w:t>
+      </w:r>
+      <w:proofErr w:type="spellEnd"/>
+      <w:r>
+        <w:rPr>
+          <w:rFonts w:ascii="Times New Roman" w:hAnsi="Times New Roman"/>
+          <w:b/>
+          <w:color w:val="FF0000"/>
+          <w:highlight w:val="yellow"/>
+        </w:rPr>
+        <w:t xml:space="preserve"> </w:t>
+      </w:r>
+      <w:proofErr w:type="spellStart"/>
+      <w:r>
+        <w:rPr>
+          <w:rFonts w:ascii="Times New Roman" w:hAnsi="Times New Roman"/>
+          <w:b/>
+          <w:color w:val="FF0000"/>
+          <w:highlight w:val="yellow"/>
+        </w:rPr>
+        <w:t>nilai</w:t>
+      </w:r>
+      <w:proofErr w:type="spellEnd"/>
+      <w:r>
+        <w:rPr>
+          <w:rFonts w:ascii="Times New Roman" w:hAnsi="Times New Roman"/>
+          <w:b/>
+          <w:color w:val="FF0000"/>
+          <w:highlight w:val="yellow"/>
+        </w:rPr>
+        <w:t xml:space="preserve"> </w:t>
+      </w:r>
+      <w:proofErr w:type="spellStart"/>
+      <w:r>
+        <w:rPr>
+          <w:rFonts w:ascii="Times New Roman" w:hAnsi="Times New Roman"/>
+          <w:b/>
+          <w:color w:val="FF0000"/>
+          <w:highlight w:val="yellow"/>
+        </w:rPr>
+        <w:t>sebesar</w:t>
+      </w:r>
+      <w:proofErr w:type="spellEnd"/>
+      <w:r>
+        <w:rPr>
+          <w:rFonts w:ascii="Times New Roman" w:hAnsi="Times New Roman"/>
+          <w:b/>
+          <w:color w:val="FF0000"/>
+          <w:highlight w:val="yellow"/>
+        </w:rPr>
+        <w:t xml:space="preserve"> -5 </w:t>
+      </w:r>
+      <w:proofErr w:type="spellStart"/>
+      <w:r>
+        <w:rPr>
+          <w:rFonts w:ascii="Times New Roman" w:hAnsi="Times New Roman"/>
+          <w:b/>
+          <w:color w:val="FF0000"/>
+          <w:highlight w:val="yellow"/>
+        </w:rPr>
+        <w:t>untuk</w:t>
+      </w:r>
+      <w:proofErr w:type="spellEnd"/>
+      <w:r>
+        <w:rPr>
+          <w:rFonts w:ascii="Times New Roman" w:hAnsi="Times New Roman"/>
+          <w:b/>
+          <w:color w:val="FF0000"/>
+          <w:highlight w:val="yellow"/>
+        </w:rPr>
+        <w:t xml:space="preserve"> </w:t>
+      </w:r>
+      <w:proofErr w:type="spellStart"/>
+      <w:r>
+        <w:rPr>
+          <w:rFonts w:ascii="Times New Roman" w:hAnsi="Times New Roman"/>
+          <w:b/>
+          <w:color w:val="FF0000"/>
+          <w:highlight w:val="yellow"/>
+        </w:rPr>
+        <w:t>setiap</w:t>
+      </w:r>
+      <w:proofErr w:type="spellEnd"/>
+      <w:r>
+        <w:rPr>
+          <w:rFonts w:ascii="Times New Roman" w:hAnsi="Times New Roman"/>
+          <w:b/>
+          <w:color w:val="FF0000"/>
+          <w:highlight w:val="yellow"/>
+        </w:rPr>
+        <w:t xml:space="preserve"> </w:t>
+      </w:r>
+      <w:proofErr w:type="spellStart"/>
+      <w:r>
+        <w:rPr>
+          <w:rFonts w:ascii="Times New Roman" w:hAnsi="Times New Roman"/>
+          <w:b/>
+          <w:color w:val="FF0000"/>
+          <w:highlight w:val="yellow"/>
+        </w:rPr>
+        <w:t>kriteria</w:t>
+      </w:r>
+      <w:proofErr w:type="spellEnd"/>
+      <w:r>
+        <w:rPr>
+          <w:rFonts w:ascii="Times New Roman" w:hAnsi="Times New Roman"/>
+          <w:b/>
+          <w:color w:val="FF0000"/>
+          <w:highlight w:val="yellow"/>
+        </w:rPr>
+        <w:t xml:space="preserve"> yang </w:t>
+      </w:r>
+      <w:proofErr w:type="spellStart"/>
+      <w:r>
+        <w:rPr>
+          <w:rFonts w:ascii="Times New Roman" w:hAnsi="Times New Roman"/>
+          <w:b/>
+          <w:color w:val="FF0000"/>
+          <w:highlight w:val="yellow"/>
+        </w:rPr>
+        <w:t>dihighlight</w:t>
+      </w:r>
+      <w:proofErr w:type="spellEnd"/>
+      <w:r>
+        <w:rPr>
+          <w:rFonts w:ascii="Times New Roman" w:hAnsi="Times New Roman"/>
+          <w:b/>
+          <w:color w:val="FF0000"/>
+          <w:highlight w:val="yellow"/>
+        </w:rPr>
+        <w:t xml:space="preserve"> </w:t>
+      </w:r>
+      <w:proofErr w:type="spellStart"/>
+      <w:r>
+        <w:rPr>
+          <w:rFonts w:ascii="Times New Roman" w:hAnsi="Times New Roman"/>
+          <w:b/>
+          <w:color w:val="FF0000"/>
+          <w:highlight w:val="yellow"/>
+        </w:rPr>
+        <w:t>namun</w:t>
+      </w:r>
+      <w:proofErr w:type="spellEnd"/>
+      <w:r>
+        <w:rPr>
+          <w:rFonts w:ascii="Times New Roman" w:hAnsi="Times New Roman"/>
+          <w:b/>
+          <w:color w:val="FF0000"/>
+          <w:highlight w:val="yellow"/>
+        </w:rPr>
+        <w:t xml:space="preserve"> </w:t>
+      </w:r>
+      <w:proofErr w:type="spellStart"/>
+      <w:r>
+        <w:rPr>
+          <w:rFonts w:ascii="Times New Roman" w:hAnsi="Times New Roman"/>
+          <w:b/>
+          <w:color w:val="FF0000"/>
+          <w:highlight w:val="yellow"/>
+        </w:rPr>
+        <w:t>tidak</w:t>
+      </w:r>
+      <w:proofErr w:type="spellEnd"/>
+      <w:r>
+        <w:rPr>
+          <w:rFonts w:ascii="Times New Roman" w:hAnsi="Times New Roman"/>
+          <w:b/>
+          <w:color w:val="FF0000"/>
+          <w:highlight w:val="yellow"/>
+        </w:rPr>
+        <w:t xml:space="preserve"> </w:t>
+      </w:r>
+      <w:proofErr w:type="spellStart"/>
+      <w:r>
+        <w:rPr>
+          <w:rFonts w:ascii="Times New Roman" w:hAnsi="Times New Roman"/>
+          <w:b/>
+          <w:color w:val="FF0000"/>
+          <w:highlight w:val="yellow"/>
+        </w:rPr>
+        <w:t>dikerjakan</w:t>
+      </w:r>
+      <w:proofErr w:type="spellEnd"/>
+      <w:r>
+        <w:rPr>
+          <w:rFonts w:ascii="Times New Roman" w:hAnsi="Times New Roman"/>
+          <w:b/>
+          <w:color w:val="FF0000"/>
+          <w:highlight w:val="yellow"/>
+        </w:rPr>
+        <w:t>.</w:t>
       </w:r>
     </w:p>
     <w:p>
@@ -4371,14 +7942,19 @@
               <w:ind w:left="0" w:hanging="2"/>
               <w:jc w:val="both"/>
               <w:rPr>
+                <w:highlight w:val="yellow"/>
                 <w:lang w:val="en-US"/>
               </w:rPr>
             </w:pPr>
             <w:r>
+              <w:rPr>
+                <w:highlight w:val="yellow"/>
+              </w:rPr>
               <w:t>0/</w:t>
             </w:r>
             <w:r>
               <w:rPr>
+                <w:highlight w:val="yellow"/>
                 <w:lang w:val="en-US"/>
               </w:rPr>
               <w:t>2</w:t>
@@ -4394,18 +7970,89 @@
               <w:ind w:left="0" w:hanging="2"/>
               <w:jc w:val="both"/>
               <w:rPr>
+                <w:highlight w:val="yellow"/>
                 <w:lang w:val="en-US"/>
               </w:rPr>
             </w:pPr>
             <w:r>
+              <w:rPr>
+                <w:highlight w:val="yellow"/>
+              </w:rPr>
               <w:t xml:space="preserve">Dapat </w:t>
             </w:r>
-            <w:r>
-              <w:rPr>
-                <w:lang w:val="en-US"/>
-              </w:rPr>
-              <w:t>Menampilkan form tambah character sesuai dengan di gambar</w:t>
-            </w:r>
+            <w:proofErr w:type="spellStart"/>
+            <w:r>
+              <w:rPr>
+                <w:highlight w:val="yellow"/>
+                <w:lang w:val="en-US"/>
+              </w:rPr>
+              <w:t>Menampilkan</w:t>
+            </w:r>
+            <w:proofErr w:type="spellEnd"/>
+            <w:r>
+              <w:rPr>
+                <w:highlight w:val="yellow"/>
+                <w:lang w:val="en-US"/>
+              </w:rPr>
+              <w:t xml:space="preserve"> form </w:t>
+            </w:r>
+            <w:proofErr w:type="spellStart"/>
+            <w:r>
+              <w:rPr>
+                <w:highlight w:val="yellow"/>
+                <w:lang w:val="en-US"/>
+              </w:rPr>
+              <w:t>tambah</w:t>
+            </w:r>
+            <w:proofErr w:type="spellEnd"/>
+            <w:r>
+              <w:rPr>
+                <w:highlight w:val="yellow"/>
+                <w:lang w:val="en-US"/>
+              </w:rPr>
+              <w:t xml:space="preserve"> character </w:t>
+            </w:r>
+            <w:proofErr w:type="spellStart"/>
+            <w:r>
+              <w:rPr>
+                <w:highlight w:val="yellow"/>
+                <w:lang w:val="en-US"/>
+              </w:rPr>
+              <w:t>sesuai</w:t>
+            </w:r>
+            <w:proofErr w:type="spellEnd"/>
+            <w:r>
+              <w:rPr>
+                <w:highlight w:val="yellow"/>
+                <w:lang w:val="en-US"/>
+              </w:rPr>
+              <w:t xml:space="preserve"> </w:t>
+            </w:r>
+            <w:proofErr w:type="spellStart"/>
+            <w:r>
+              <w:rPr>
+                <w:highlight w:val="yellow"/>
+                <w:lang w:val="en-US"/>
+              </w:rPr>
+              <w:t>dengan</w:t>
+            </w:r>
+            <w:proofErr w:type="spellEnd"/>
+            <w:r>
+              <w:rPr>
+                <w:highlight w:val="yellow"/>
+                <w:lang w:val="en-US"/>
+              </w:rPr>
+              <w:t xml:space="preserve"> di </w:t>
+            </w:r>
+            <w:proofErr w:type="spellStart"/>
+            <w:r>
+              <w:rPr>
+                <w:highlight w:val="yellow"/>
+                <w:lang w:val="en-US"/>
+              </w:rPr>
+              <w:t>gambar</w:t>
+            </w:r>
+            <w:proofErr w:type="spellEnd"/>
           </w:p>
         </w:tc>
       </w:tr>
@@ -4419,11 +8066,13 @@
               <w:ind w:left="0" w:hanging="2"/>
               <w:jc w:val="both"/>
               <w:rPr>
+                <w:highlight w:val="yellow"/>
                 <w:lang w:val="en-US"/>
               </w:rPr>
             </w:pPr>
             <w:r>
               <w:rPr>
+                <w:highlight w:val="yellow"/>
                 <w:lang w:val="en-US"/>
               </w:rPr>
               <w:t>0/2</w:t>
@@ -4439,14 +8088,73 @@
               <w:ind w:left="0" w:hanging="2"/>
               <w:jc w:val="both"/>
               <w:rPr>
+                <w:highlight w:val="yellow"/>
                 <w:lang w:val="en-US"/>
               </w:rPr>
             </w:pPr>
-            <w:r>
-              <w:rPr>
-                <w:lang w:val="en-US"/>
-              </w:rPr>
-              <w:t>Terdapat pengecekan sebelum menambahkan character</w:t>
+            <w:proofErr w:type="spellStart"/>
+            <w:r>
+              <w:rPr>
+                <w:highlight w:val="yellow"/>
+                <w:lang w:val="en-US"/>
+              </w:rPr>
+              <w:t>Terdapat</w:t>
+            </w:r>
+            <w:proofErr w:type="spellEnd"/>
+            <w:r>
+              <w:rPr>
+                <w:highlight w:val="yellow"/>
+                <w:lang w:val="en-US"/>
+              </w:rPr>
+              <w:t xml:space="preserve"> </w:t>
+            </w:r>
+            <w:proofErr w:type="spellStart"/>
+            <w:r>
+              <w:rPr>
+                <w:highlight w:val="yellow"/>
+                <w:lang w:val="en-US"/>
+              </w:rPr>
+              <w:t>pengecekan</w:t>
+            </w:r>
+            <w:proofErr w:type="spellEnd"/>
+            <w:r>
+              <w:rPr>
+                <w:highlight w:val="yellow"/>
+                <w:lang w:val="en-US"/>
+              </w:rPr>
+              <w:t xml:space="preserve"> </w:t>
+            </w:r>
+            <w:proofErr w:type="spellStart"/>
+            <w:r>
+              <w:rPr>
+                <w:highlight w:val="yellow"/>
+                <w:lang w:val="en-US"/>
+              </w:rPr>
+              <w:t>sebelum</w:t>
+            </w:r>
+            <w:proofErr w:type="spellEnd"/>
+            <w:r>
+              <w:rPr>
+                <w:highlight w:val="yellow"/>
+                <w:lang w:val="en-US"/>
+              </w:rPr>
+              <w:t xml:space="preserve"> </w:t>
+            </w:r>
+            <w:proofErr w:type="spellStart"/>
+            <w:r>
+              <w:rPr>
+                <w:highlight w:val="yellow"/>
+                <w:lang w:val="en-US"/>
+              </w:rPr>
+              <w:t>menambahkan</w:t>
+            </w:r>
+            <w:proofErr w:type="spellEnd"/>
+            <w:r>
+              <w:rPr>
+                <w:highlight w:val="yellow"/>
+                <w:lang w:val="en-US"/>
+              </w:rPr>
+              <w:t xml:space="preserve"> character</w:t>
             </w:r>
           </w:p>
         </w:tc>
@@ -4461,14 +8169,19 @@
               <w:ind w:left="0" w:hanging="2"/>
               <w:jc w:val="both"/>
               <w:rPr>
+                <w:highlight w:val="yellow"/>
                 <w:lang w:val="en-US"/>
               </w:rPr>
             </w:pPr>
             <w:r>
+              <w:rPr>
+                <w:highlight w:val="yellow"/>
+              </w:rPr>
               <w:t>0/</w:t>
             </w:r>
             <w:r>
               <w:rPr>
+                <w:highlight w:val="yellow"/>
                 <w:lang w:val="en-US"/>
               </w:rPr>
               <w:t>2</w:t>
@@ -4484,14 +8197,64 @@
               <w:ind w:left="0" w:hanging="2"/>
               <w:jc w:val="both"/>
               <w:rPr>
+                <w:highlight w:val="yellow"/>
                 <w:lang w:val="en-US"/>
               </w:rPr>
             </w:pPr>
             <w:r>
               <w:rPr>
-                <w:lang w:val="en-US"/>
-              </w:rPr>
-              <w:t>Dapat menambah character dan masuk dalam database</w:t>
+                <w:highlight w:val="yellow"/>
+                <w:lang w:val="en-US"/>
+              </w:rPr>
+              <w:t xml:space="preserve">Dapat </w:t>
+            </w:r>
+            <w:proofErr w:type="spellStart"/>
+            <w:r>
+              <w:rPr>
+                <w:highlight w:val="yellow"/>
+                <w:lang w:val="en-US"/>
+              </w:rPr>
+              <w:t>menambah</w:t>
+            </w:r>
+            <w:proofErr w:type="spellEnd"/>
+            <w:r>
+              <w:rPr>
+                <w:highlight w:val="yellow"/>
+                <w:lang w:val="en-US"/>
+              </w:rPr>
+              <w:t xml:space="preserve"> character dan </w:t>
+            </w:r>
+            <w:proofErr w:type="spellStart"/>
+            <w:r>
+              <w:rPr>
+                <w:highlight w:val="yellow"/>
+                <w:lang w:val="en-US"/>
+              </w:rPr>
+              <w:t>masuk</w:t>
+            </w:r>
+            <w:proofErr w:type="spellEnd"/>
+            <w:r>
+              <w:rPr>
+                <w:highlight w:val="yellow"/>
+                <w:lang w:val="en-US"/>
+              </w:rPr>
+              <w:t xml:space="preserve"> </w:t>
+            </w:r>
+            <w:proofErr w:type="spellStart"/>
+            <w:r>
+              <w:rPr>
+                <w:highlight w:val="yellow"/>
+                <w:lang w:val="en-US"/>
+              </w:rPr>
+              <w:t>dalam</w:t>
+            </w:r>
+            <w:proofErr w:type="spellEnd"/>
+            <w:r>
+              <w:rPr>
+                <w:highlight w:val="yellow"/>
+                <w:lang w:val="en-US"/>
+              </w:rPr>
+              <w:t xml:space="preserve"> database</w:t>
             </w:r>
           </w:p>
         </w:tc>
@@ -4509,6 +8272,7 @@
               <w:rPr>
                 <w:b/>
                 <w:bCs/>
+                <w:highlight w:val="yellow"/>
                 <w:lang w:val="en-US"/>
               </w:rPr>
             </w:pPr>
@@ -4516,6 +8280,7 @@
               <w:rPr>
                 <w:b/>
                 <w:bCs/>
+                <w:highlight w:val="yellow"/>
                 <w:lang w:val="en-US"/>
               </w:rPr>
               <w:t>List Character</w:t>
@@ -4524,6 +8289,7 @@
               <w:rPr>
                 <w:b/>
                 <w:bCs/>
+                <w:highlight w:val="yellow"/>
                 <w:lang w:val="en-US"/>
               </w:rPr>
               <w:t xml:space="preserve"> (3)</w:t>
@@ -4541,14 +8307,19 @@
               <w:ind w:left="0" w:hanging="2"/>
               <w:jc w:val="both"/>
               <w:rPr>
+                <w:highlight w:val="yellow"/>
                 <w:lang w:val="en-US"/>
               </w:rPr>
             </w:pPr>
             <w:r>
+              <w:rPr>
+                <w:highlight w:val="yellow"/>
+              </w:rPr>
               <w:t>0/</w:t>
             </w:r>
             <w:r>
               <w:rPr>
+                <w:highlight w:val="yellow"/>
                 <w:lang w:val="en-US"/>
               </w:rPr>
               <w:t>2</w:t>
@@ -4564,15 +8335,74 @@
               <w:ind w:left="0" w:hanging="2"/>
               <w:jc w:val="both"/>
               <w:rPr>
+                <w:highlight w:val="yellow"/>
                 <w:lang w:val="en-US"/>
               </w:rPr>
             </w:pPr>
             <w:r>
               <w:rPr>
-                <w:lang w:val="en-US"/>
-              </w:rPr>
-              <w:t>Dapat menampilkan List Character yang ada sesuai digambar</w:t>
-            </w:r>
+                <w:highlight w:val="yellow"/>
+                <w:lang w:val="en-US"/>
+              </w:rPr>
+              <w:t xml:space="preserve">Dapat </w:t>
+            </w:r>
+            <w:proofErr w:type="spellStart"/>
+            <w:r>
+              <w:rPr>
+                <w:highlight w:val="yellow"/>
+                <w:lang w:val="en-US"/>
+              </w:rPr>
+              <w:t>menampilkan</w:t>
+            </w:r>
+            <w:proofErr w:type="spellEnd"/>
+            <w:r>
+              <w:rPr>
+                <w:highlight w:val="yellow"/>
+                <w:lang w:val="en-US"/>
+              </w:rPr>
+              <w:t xml:space="preserve"> List Character yang </w:t>
+            </w:r>
+            <w:proofErr w:type="spellStart"/>
+            <w:r>
+              <w:rPr>
+                <w:highlight w:val="yellow"/>
+                <w:lang w:val="en-US"/>
+              </w:rPr>
+              <w:t>ada</w:t>
+            </w:r>
+            <w:proofErr w:type="spellEnd"/>
+            <w:r>
+              <w:rPr>
+                <w:highlight w:val="yellow"/>
+                <w:lang w:val="en-US"/>
+              </w:rPr>
+              <w:t xml:space="preserve"> </w:t>
+            </w:r>
+            <w:proofErr w:type="spellStart"/>
+            <w:r>
+              <w:rPr>
+                <w:highlight w:val="yellow"/>
+                <w:lang w:val="en-US"/>
+              </w:rPr>
+              <w:t>sesuai</w:t>
+            </w:r>
+            <w:proofErr w:type="spellEnd"/>
+            <w:r>
+              <w:rPr>
+                <w:highlight w:val="yellow"/>
+                <w:lang w:val="en-US"/>
+              </w:rPr>
+              <w:t xml:space="preserve"> </w:t>
+            </w:r>
+            <w:proofErr w:type="spellStart"/>
+            <w:r>
+              <w:rPr>
+                <w:highlight w:val="yellow"/>
+                <w:lang w:val="en-US"/>
+              </w:rPr>
+              <w:t>digambar</w:t>
+            </w:r>
+            <w:proofErr w:type="spellEnd"/>
           </w:p>
         </w:tc>
       </w:tr>
@@ -4586,11 +8416,13 @@
               <w:ind w:left="0" w:hanging="2"/>
               <w:jc w:val="both"/>
               <w:rPr>
+                <w:highlight w:val="yellow"/>
                 <w:lang w:val="en-US"/>
               </w:rPr>
             </w:pPr>
             <w:r>
               <w:rPr>
+                <w:highlight w:val="yellow"/>
                 <w:lang w:val="en-US"/>
               </w:rPr>
               <w:t>0/1</w:t>
@@ -4606,15 +8438,90 @@
               <w:ind w:left="0" w:hanging="2"/>
               <w:jc w:val="both"/>
               <w:rPr>
+                <w:highlight w:val="yellow"/>
                 <w:lang w:val="en-US"/>
               </w:rPr>
             </w:pPr>
             <w:r>
               <w:rPr>
-                <w:lang w:val="en-US"/>
-              </w:rPr>
-              <w:t>Dapat menghapus character yang dipilih jika tombol delete ditekan</w:t>
-            </w:r>
+                <w:highlight w:val="yellow"/>
+                <w:lang w:val="en-US"/>
+              </w:rPr>
+              <w:t xml:space="preserve">Dapat </w:t>
+            </w:r>
+            <w:proofErr w:type="spellStart"/>
+            <w:r>
+              <w:rPr>
+                <w:highlight w:val="yellow"/>
+                <w:lang w:val="en-US"/>
+              </w:rPr>
+              <w:t>menghapus</w:t>
+            </w:r>
+            <w:proofErr w:type="spellEnd"/>
+            <w:r>
+              <w:rPr>
+                <w:highlight w:val="yellow"/>
+                <w:lang w:val="en-US"/>
+              </w:rPr>
+              <w:t xml:space="preserve"> character yang </w:t>
+            </w:r>
+            <w:proofErr w:type="spellStart"/>
+            <w:r>
+              <w:rPr>
+                <w:highlight w:val="yellow"/>
+                <w:lang w:val="en-US"/>
+              </w:rPr>
+              <w:t>dipilih</w:t>
+            </w:r>
+            <w:proofErr w:type="spellEnd"/>
+            <w:r>
+              <w:rPr>
+                <w:highlight w:val="yellow"/>
+                <w:lang w:val="en-US"/>
+              </w:rPr>
+              <w:t xml:space="preserve"> </w:t>
+            </w:r>
+            <w:proofErr w:type="spellStart"/>
+            <w:r>
+              <w:rPr>
+                <w:highlight w:val="yellow"/>
+                <w:lang w:val="en-US"/>
+              </w:rPr>
+              <w:t>jika</w:t>
+            </w:r>
+            <w:proofErr w:type="spellEnd"/>
+            <w:r>
+              <w:rPr>
+                <w:highlight w:val="yellow"/>
+                <w:lang w:val="en-US"/>
+              </w:rPr>
+              <w:t xml:space="preserve"> </w:t>
+            </w:r>
+            <w:proofErr w:type="spellStart"/>
+            <w:r>
+              <w:rPr>
+                <w:highlight w:val="yellow"/>
+                <w:lang w:val="en-US"/>
+              </w:rPr>
+              <w:t>tombol</w:t>
+            </w:r>
+            <w:proofErr w:type="spellEnd"/>
+            <w:r>
+              <w:rPr>
+                <w:highlight w:val="yellow"/>
+                <w:lang w:val="en-US"/>
+              </w:rPr>
+              <w:t xml:space="preserve"> delete </w:t>
+            </w:r>
+            <w:proofErr w:type="spellStart"/>
+            <w:r>
+              <w:rPr>
+                <w:highlight w:val="yellow"/>
+                <w:lang w:val="en-US"/>
+              </w:rPr>
+              <w:t>ditekan</w:t>
+            </w:r>
+            <w:proofErr w:type="spellEnd"/>
           </w:p>
         </w:tc>
       </w:tr>
@@ -4631,6 +8538,7 @@
               <w:rPr>
                 <w:b/>
                 <w:bCs/>
+                <w:highlight w:val="yellow"/>
                 <w:lang w:val="en-US"/>
               </w:rPr>
             </w:pPr>
@@ -4638,6 +8546,7 @@
               <w:rPr>
                 <w:b/>
                 <w:bCs/>
+                <w:highlight w:val="yellow"/>
                 <w:lang w:val="en-US"/>
               </w:rPr>
               <w:t>Halaman Edit</w:t>
@@ -4646,6 +8555,7 @@
               <w:rPr>
                 <w:b/>
                 <w:bCs/>
+                <w:highlight w:val="yellow"/>
                 <w:lang w:val="en-US"/>
               </w:rPr>
               <w:t xml:space="preserve"> (7)</w:t>
@@ -4665,8 +8575,14 @@
             <w:pPr>
               <w:ind w:left="0" w:hanging="2"/>
               <w:jc w:val="both"/>
+              <w:rPr>
+                <w:highlight w:val="yellow"/>
+              </w:rPr>
             </w:pPr>
             <w:r>
+              <w:rPr>
+                <w:highlight w:val="yellow"/>
+              </w:rPr>
               <w:t>0/1</w:t>
             </w:r>
           </w:p>
@@ -4680,14 +8596,32 @@
               <w:ind w:left="0" w:hanging="2"/>
               <w:jc w:val="both"/>
               <w:rPr>
+                <w:highlight w:val="yellow"/>
                 <w:lang w:val="en-US"/>
               </w:rPr>
             </w:pPr>
             <w:r>
               <w:rPr>
-                <w:lang w:val="en-US"/>
-              </w:rPr>
-              <w:t>Dapat menampilkan form edit character</w:t>
+                <w:highlight w:val="yellow"/>
+                <w:lang w:val="en-US"/>
+              </w:rPr>
+              <w:t xml:space="preserve">Dapat </w:t>
+            </w:r>
+            <w:proofErr w:type="spellStart"/>
+            <w:r>
+              <w:rPr>
+                <w:highlight w:val="yellow"/>
+                <w:lang w:val="en-US"/>
+              </w:rPr>
+              <w:t>menampilkan</w:t>
+            </w:r>
+            <w:proofErr w:type="spellEnd"/>
+            <w:r>
+              <w:rPr>
+                <w:highlight w:val="yellow"/>
+                <w:lang w:val="en-US"/>
+              </w:rPr>
+              <w:t xml:space="preserve"> form edit character</w:t>
             </w:r>
           </w:p>
         </w:tc>
@@ -4704,8 +8638,14 @@
             <w:pPr>
               <w:ind w:left="0" w:hanging="2"/>
               <w:jc w:val="both"/>
+              <w:rPr>
+                <w:highlight w:val="yellow"/>
+              </w:rPr>
             </w:pPr>
             <w:r>
+              <w:rPr>
+                <w:highlight w:val="yellow"/>
+              </w:rPr>
               <w:t>0/2</w:t>
             </w:r>
           </w:p>
@@ -4719,26 +8659,135 @@
               <w:ind w:left="0" w:hanging="2"/>
               <w:jc w:val="both"/>
               <w:rPr>
+                <w:highlight w:val="yellow"/>
                 <w:lang w:val="en-US"/>
               </w:rPr>
             </w:pPr>
             <w:r>
               <w:rPr>
-                <w:lang w:val="en-US"/>
-              </w:rPr>
-              <w:t xml:space="preserve">Dapat menampilkan data character di form edit sesuai dengan baris character dengan </w:t>
-            </w:r>
-            <w:r>
-              <w:rPr>
+                <w:highlight w:val="yellow"/>
+                <w:lang w:val="en-US"/>
+              </w:rPr>
+              <w:t xml:space="preserve">Dapat </w:t>
+            </w:r>
+            <w:proofErr w:type="spellStart"/>
+            <w:r>
+              <w:rPr>
+                <w:highlight w:val="yellow"/>
+                <w:lang w:val="en-US"/>
+              </w:rPr>
+              <w:t>menampilkan</w:t>
+            </w:r>
+            <w:proofErr w:type="spellEnd"/>
+            <w:r>
+              <w:rPr>
+                <w:highlight w:val="yellow"/>
+                <w:lang w:val="en-US"/>
+              </w:rPr>
+              <w:t xml:space="preserve"> data character di form </w:t>
+            </w:r>
+            <w:proofErr w:type="gramStart"/>
+            <w:r>
+              <w:rPr>
+                <w:highlight w:val="yellow"/>
+                <w:lang w:val="en-US"/>
+              </w:rPr>
+              <w:t>edit</w:t>
+            </w:r>
+            <w:proofErr w:type="gramEnd"/>
+            <w:r>
+              <w:rPr>
+                <w:highlight w:val="yellow"/>
+                <w:lang w:val="en-US"/>
+              </w:rPr>
+              <w:t xml:space="preserve"> </w:t>
+            </w:r>
+            <w:proofErr w:type="spellStart"/>
+            <w:r>
+              <w:rPr>
+                <w:highlight w:val="yellow"/>
+                <w:lang w:val="en-US"/>
+              </w:rPr>
+              <w:t>sesuai</w:t>
+            </w:r>
+            <w:proofErr w:type="spellEnd"/>
+            <w:r>
+              <w:rPr>
+                <w:highlight w:val="yellow"/>
+                <w:lang w:val="en-US"/>
+              </w:rPr>
+              <w:t xml:space="preserve"> </w:t>
+            </w:r>
+            <w:proofErr w:type="spellStart"/>
+            <w:r>
+              <w:rPr>
+                <w:highlight w:val="yellow"/>
+                <w:lang w:val="en-US"/>
+              </w:rPr>
+              <w:t>dengan</w:t>
+            </w:r>
+            <w:proofErr w:type="spellEnd"/>
+            <w:r>
+              <w:rPr>
+                <w:highlight w:val="yellow"/>
+                <w:lang w:val="en-US"/>
+              </w:rPr>
+              <w:t xml:space="preserve"> baris character </w:t>
+            </w:r>
+            <w:proofErr w:type="spellStart"/>
+            <w:r>
+              <w:rPr>
+                <w:highlight w:val="yellow"/>
+                <w:lang w:val="en-US"/>
+              </w:rPr>
+              <w:t>dengan</w:t>
+            </w:r>
+            <w:proofErr w:type="spellEnd"/>
+            <w:r>
+              <w:rPr>
+                <w:highlight w:val="yellow"/>
+                <w:lang w:val="en-US"/>
+              </w:rPr>
+              <w:t xml:space="preserve"> </w:t>
+            </w:r>
+            <w:r>
+              <w:rPr>
+                <w:highlight w:val="yellow"/>
                 <w:lang w:val="en-US"/>
               </w:rPr>
               <w:t xml:space="preserve">Ketika </w:t>
             </w:r>
-            <w:r>
-              <w:rPr>
-                <w:lang w:val="en-US"/>
-              </w:rPr>
-              <w:t xml:space="preserve">tombol edit ditekan </w:t>
+            <w:proofErr w:type="spellStart"/>
+            <w:r>
+              <w:rPr>
+                <w:highlight w:val="yellow"/>
+                <w:lang w:val="en-US"/>
+              </w:rPr>
+              <w:t>tombol</w:t>
+            </w:r>
+            <w:proofErr w:type="spellEnd"/>
+            <w:r>
+              <w:rPr>
+                <w:highlight w:val="yellow"/>
+                <w:lang w:val="en-US"/>
+              </w:rPr>
+              <w:t xml:space="preserve"> edit </w:t>
+            </w:r>
+            <w:proofErr w:type="spellStart"/>
+            <w:r>
+              <w:rPr>
+                <w:highlight w:val="yellow"/>
+                <w:lang w:val="en-US"/>
+              </w:rPr>
+              <w:t>ditekan</w:t>
+            </w:r>
+            <w:proofErr w:type="spellEnd"/>
+            <w:r>
+              <w:rPr>
+                <w:highlight w:val="yellow"/>
+                <w:lang w:val="en-US"/>
+              </w:rPr>
+              <w:t xml:space="preserve"> </w:t>
             </w:r>
           </w:p>
         </w:tc>
@@ -4756,11 +8805,13 @@
               <w:ind w:left="0" w:hanging="2"/>
               <w:jc w:val="both"/>
               <w:rPr>
+                <w:highlight w:val="yellow"/>
                 <w:lang w:val="en-US"/>
               </w:rPr>
             </w:pPr>
             <w:r>
               <w:rPr>
+                <w:highlight w:val="yellow"/>
                 <w:lang w:val="en-US"/>
               </w:rPr>
               <w:t>0/2</w:t>
@@ -4776,14 +8827,57 @@
               <w:ind w:left="0" w:hanging="2"/>
               <w:jc w:val="both"/>
               <w:rPr>
+                <w:highlight w:val="yellow"/>
                 <w:lang w:val="en-US"/>
               </w:rPr>
             </w:pPr>
-            <w:r>
-              <w:rPr>
-                <w:lang w:val="en-US"/>
-              </w:rPr>
-              <w:t>Terdapat pengecekan sebelum update character</w:t>
+            <w:proofErr w:type="spellStart"/>
+            <w:r>
+              <w:rPr>
+                <w:highlight w:val="yellow"/>
+                <w:lang w:val="en-US"/>
+              </w:rPr>
+              <w:t>Terdapat</w:t>
+            </w:r>
+            <w:proofErr w:type="spellEnd"/>
+            <w:r>
+              <w:rPr>
+                <w:highlight w:val="yellow"/>
+                <w:lang w:val="en-US"/>
+              </w:rPr>
+              <w:t xml:space="preserve"> </w:t>
+            </w:r>
+            <w:proofErr w:type="spellStart"/>
+            <w:r>
+              <w:rPr>
+                <w:highlight w:val="yellow"/>
+                <w:lang w:val="en-US"/>
+              </w:rPr>
+              <w:t>pengecekan</w:t>
+            </w:r>
+            <w:proofErr w:type="spellEnd"/>
+            <w:r>
+              <w:rPr>
+                <w:highlight w:val="yellow"/>
+                <w:lang w:val="en-US"/>
+              </w:rPr>
+              <w:t xml:space="preserve"> </w:t>
+            </w:r>
+            <w:proofErr w:type="spellStart"/>
+            <w:r>
+              <w:rPr>
+                <w:highlight w:val="yellow"/>
+                <w:lang w:val="en-US"/>
+              </w:rPr>
+              <w:t>sebelum</w:t>
+            </w:r>
+            <w:proofErr w:type="spellEnd"/>
+            <w:r>
+              <w:rPr>
+                <w:highlight w:val="yellow"/>
+                <w:lang w:val="en-US"/>
+              </w:rPr>
+              <w:t xml:space="preserve"> update character</w:t>
             </w:r>
           </w:p>
         </w:tc>
@@ -4801,11 +8895,13 @@
               <w:ind w:left="0" w:hanging="2"/>
               <w:jc w:val="both"/>
               <w:rPr>
+                <w:highlight w:val="yellow"/>
                 <w:lang w:val="en-US"/>
               </w:rPr>
             </w:pPr>
             <w:r>
               <w:rPr>
+                <w:highlight w:val="yellow"/>
                 <w:lang w:val="en-US"/>
               </w:rPr>
               <w:t>0/2</w:t>
@@ -4821,14 +8917,32 @@
               <w:ind w:left="0" w:hanging="2"/>
               <w:jc w:val="both"/>
               <w:rPr>
+                <w:highlight w:val="yellow"/>
                 <w:lang w:val="en-US"/>
               </w:rPr>
             </w:pPr>
             <w:r>
               <w:rPr>
-                <w:lang w:val="en-US"/>
-              </w:rPr>
-              <w:t>Data terupdate di database</w:t>
+                <w:highlight w:val="yellow"/>
+                <w:lang w:val="en-US"/>
+              </w:rPr>
+              <w:t xml:space="preserve">Data </w:t>
+            </w:r>
+            <w:proofErr w:type="spellStart"/>
+            <w:r>
+              <w:rPr>
+                <w:highlight w:val="yellow"/>
+                <w:lang w:val="en-US"/>
+              </w:rPr>
+              <w:t>terupdate</w:t>
+            </w:r>
+            <w:proofErr w:type="spellEnd"/>
+            <w:r>
+              <w:rPr>
+                <w:highlight w:val="yellow"/>
+                <w:lang w:val="en-US"/>
+              </w:rPr>
+              <w:t xml:space="preserve"> di database</w:t>
             </w:r>
           </w:p>
         </w:tc>
@@ -4846,6 +8960,7 @@
               <w:rPr>
                 <w:b/>
                 <w:bCs/>
+                <w:highlight w:val="yellow"/>
                 <w:lang w:val="en-US"/>
               </w:rPr>
             </w:pPr>
@@ -4853,6 +8968,7 @@
               <w:rPr>
                 <w:b/>
                 <w:bCs/>
+                <w:highlight w:val="yellow"/>
                 <w:lang w:val="en-US"/>
               </w:rPr>
               <w:t>Halaman Statistic</w:t>
@@ -4861,6 +8977,7 @@
               <w:rPr>
                 <w:b/>
                 <w:bCs/>
+                <w:highlight w:val="yellow"/>
                 <w:lang w:val="en-US"/>
               </w:rPr>
               <w:t xml:space="preserve"> (</w:t>
@@ -4869,6 +8986,7 @@
               <w:rPr>
                 <w:b/>
                 <w:bCs/>
+                <w:highlight w:val="yellow"/>
                 <w:lang w:val="en-US"/>
               </w:rPr>
               <w:t>9</w:t>
@@ -4877,6 +8995,7 @@
               <w:rPr>
                 <w:b/>
                 <w:bCs/>
+                <w:highlight w:val="yellow"/>
                 <w:lang w:val="en-US"/>
               </w:rPr>
               <w:t>)</w:t>
@@ -4894,11 +9013,13 @@
               <w:ind w:left="0" w:hanging="2"/>
               <w:jc w:val="both"/>
               <w:rPr>
+                <w:highlight w:val="yellow"/>
                 <w:lang w:val="en-US"/>
               </w:rPr>
             </w:pPr>
             <w:r>
               <w:rPr>
+                <w:highlight w:val="yellow"/>
                 <w:lang w:val="en-US"/>
               </w:rPr>
               <w:t>0/2</w:t>
@@ -4914,14 +9035,48 @@
               <w:ind w:left="0" w:hanging="2"/>
               <w:jc w:val="both"/>
               <w:rPr>
+                <w:highlight w:val="yellow"/>
                 <w:lang w:val="en-US"/>
               </w:rPr>
             </w:pPr>
             <w:r>
               <w:rPr>
-                <w:lang w:val="en-US"/>
-              </w:rPr>
-              <w:t>Dapat menampilkan halaman statistic</w:t>
+                <w:highlight w:val="yellow"/>
+                <w:lang w:val="en-US"/>
+              </w:rPr>
+              <w:t xml:space="preserve">Dapat </w:t>
+            </w:r>
+            <w:proofErr w:type="spellStart"/>
+            <w:r>
+              <w:rPr>
+                <w:highlight w:val="yellow"/>
+                <w:lang w:val="en-US"/>
+              </w:rPr>
+              <w:t>menampilkan</w:t>
+            </w:r>
+            <w:proofErr w:type="spellEnd"/>
+            <w:r>
+              <w:rPr>
+                <w:highlight w:val="yellow"/>
+                <w:lang w:val="en-US"/>
+              </w:rPr>
+              <w:t xml:space="preserve"> </w:t>
+            </w:r>
+            <w:proofErr w:type="spellStart"/>
+            <w:r>
+              <w:rPr>
+                <w:highlight w:val="yellow"/>
+                <w:lang w:val="en-US"/>
+              </w:rPr>
+              <w:t>halaman</w:t>
+            </w:r>
+            <w:proofErr w:type="spellEnd"/>
+            <w:r>
+              <w:rPr>
+                <w:highlight w:val="yellow"/>
+                <w:lang w:val="en-US"/>
+              </w:rPr>
+              <w:t xml:space="preserve"> statistic</w:t>
             </w:r>
           </w:p>
         </w:tc>
@@ -4936,17 +9091,20 @@
               <w:ind w:left="0" w:hanging="2"/>
               <w:jc w:val="both"/>
               <w:rPr>
+                <w:highlight w:val="yellow"/>
                 <w:lang w:val="en-US"/>
               </w:rPr>
             </w:pPr>
             <w:r>
               <w:rPr>
+                <w:highlight w:val="yellow"/>
                 <w:lang w:val="en-US"/>
               </w:rPr>
               <w:t>0/2/</w:t>
             </w:r>
             <w:r>
               <w:rPr>
+                <w:highlight w:val="yellow"/>
                 <w:lang w:val="en-US"/>
               </w:rPr>
               <w:t>4</w:t>
@@ -4962,14 +9120,41 @@
               <w:ind w:left="0" w:hanging="2"/>
               <w:jc w:val="both"/>
               <w:rPr>
+                <w:highlight w:val="yellow"/>
                 <w:lang w:val="en-US"/>
               </w:rPr>
             </w:pPr>
-            <w:r>
-              <w:rPr>
-                <w:lang w:val="en-US"/>
-              </w:rPr>
-              <w:t xml:space="preserve">Tampilan sesuai </w:t>
+            <w:proofErr w:type="spellStart"/>
+            <w:r>
+              <w:rPr>
+                <w:highlight w:val="yellow"/>
+                <w:lang w:val="en-US"/>
+              </w:rPr>
+              <w:t>Tampilan</w:t>
+            </w:r>
+            <w:proofErr w:type="spellEnd"/>
+            <w:r>
+              <w:rPr>
+                <w:highlight w:val="yellow"/>
+                <w:lang w:val="en-US"/>
+              </w:rPr>
+              <w:t xml:space="preserve"> </w:t>
+            </w:r>
+            <w:proofErr w:type="spellStart"/>
+            <w:r>
+              <w:rPr>
+                <w:highlight w:val="yellow"/>
+                <w:lang w:val="en-US"/>
+              </w:rPr>
+              <w:t>sesuai</w:t>
+            </w:r>
+            <w:proofErr w:type="spellEnd"/>
+            <w:r>
+              <w:rPr>
+                <w:highlight w:val="yellow"/>
+                <w:lang w:val="en-US"/>
+              </w:rPr>
+              <w:t xml:space="preserve"> </w:t>
             </w:r>
           </w:p>
           <w:p>
@@ -4977,15 +9162,106 @@
               <w:ind w:left="0" w:hanging="2"/>
               <w:jc w:val="both"/>
               <w:rPr>
+                <w:highlight w:val="yellow"/>
                 <w:lang w:val="en-US"/>
               </w:rPr>
             </w:pPr>
             <w:r>
               <w:rPr>
-                <w:lang w:val="en-US"/>
-              </w:rPr>
-              <w:t>(2):  jika hanya setengah atau beberapa yang jadi</w:t>
-            </w:r>
+                <w:highlight w:val="yellow"/>
+                <w:lang w:val="en-US"/>
+              </w:rPr>
+              <w:t xml:space="preserve">(2):  </w:t>
+            </w:r>
+            <w:proofErr w:type="spellStart"/>
+            <w:r>
+              <w:rPr>
+                <w:highlight w:val="yellow"/>
+                <w:lang w:val="en-US"/>
+              </w:rPr>
+              <w:t>jika</w:t>
+            </w:r>
+            <w:proofErr w:type="spellEnd"/>
+            <w:r>
+              <w:rPr>
+                <w:highlight w:val="yellow"/>
+                <w:lang w:val="en-US"/>
+              </w:rPr>
+              <w:t xml:space="preserve"> </w:t>
+            </w:r>
+            <w:proofErr w:type="spellStart"/>
+            <w:r>
+              <w:rPr>
+                <w:highlight w:val="yellow"/>
+                <w:lang w:val="en-US"/>
+              </w:rPr>
+              <w:t>hanya</w:t>
+            </w:r>
+            <w:proofErr w:type="spellEnd"/>
+            <w:r>
+              <w:rPr>
+                <w:highlight w:val="yellow"/>
+                <w:lang w:val="en-US"/>
+              </w:rPr>
+              <w:t xml:space="preserve"> </w:t>
+            </w:r>
+            <w:proofErr w:type="spellStart"/>
+            <w:r>
+              <w:rPr>
+                <w:highlight w:val="yellow"/>
+                <w:lang w:val="en-US"/>
+              </w:rPr>
+              <w:t>setengah</w:t>
+            </w:r>
+            <w:proofErr w:type="spellEnd"/>
+            <w:r>
+              <w:rPr>
+                <w:highlight w:val="yellow"/>
+                <w:lang w:val="en-US"/>
+              </w:rPr>
+              <w:t xml:space="preserve"> </w:t>
+            </w:r>
+            <w:proofErr w:type="spellStart"/>
+            <w:r>
+              <w:rPr>
+                <w:highlight w:val="yellow"/>
+                <w:lang w:val="en-US"/>
+              </w:rPr>
+              <w:t>atau</w:t>
+            </w:r>
+            <w:proofErr w:type="spellEnd"/>
+            <w:r>
+              <w:rPr>
+                <w:highlight w:val="yellow"/>
+                <w:lang w:val="en-US"/>
+              </w:rPr>
+              <w:t xml:space="preserve"> </w:t>
+            </w:r>
+            <w:proofErr w:type="spellStart"/>
+            <w:r>
+              <w:rPr>
+                <w:highlight w:val="yellow"/>
+                <w:lang w:val="en-US"/>
+              </w:rPr>
+              <w:t>beberapa</w:t>
+            </w:r>
+            <w:proofErr w:type="spellEnd"/>
+            <w:r>
+              <w:rPr>
+                <w:highlight w:val="yellow"/>
+                <w:lang w:val="en-US"/>
+              </w:rPr>
+              <w:t xml:space="preserve"> yang </w:t>
+            </w:r>
+            <w:proofErr w:type="spellStart"/>
+            <w:r>
+              <w:rPr>
+                <w:highlight w:val="yellow"/>
+                <w:lang w:val="en-US"/>
+              </w:rPr>
+              <w:t>jadi</w:t>
+            </w:r>
+            <w:proofErr w:type="spellEnd"/>
           </w:p>
         </w:tc>
       </w:tr>
@@ -4999,17 +9275,20 @@
               <w:ind w:left="0" w:hanging="2"/>
               <w:jc w:val="both"/>
               <w:rPr>
+                <w:highlight w:val="yellow"/>
                 <w:lang w:val="en-US"/>
               </w:rPr>
             </w:pPr>
             <w:r>
               <w:rPr>
+                <w:highlight w:val="yellow"/>
                 <w:lang w:val="en-US"/>
               </w:rPr>
               <w:t>0/</w:t>
             </w:r>
             <w:r>
               <w:rPr>
+                <w:highlight w:val="yellow"/>
                 <w:lang w:val="en-US"/>
               </w:rPr>
               <w:t>3</w:t>
@@ -5025,15 +9304,42 @@
               <w:ind w:left="0" w:hanging="2"/>
               <w:jc w:val="both"/>
               <w:rPr>
+                <w:highlight w:val="yellow"/>
                 <w:lang w:val="en-US"/>
               </w:rPr>
             </w:pPr>
             <w:r>
               <w:rPr>
-                <w:lang w:val="en-US"/>
-              </w:rPr>
-              <w:t>Bisa mencari nama character yang dicari</w:t>
-            </w:r>
+                <w:highlight w:val="yellow"/>
+                <w:lang w:val="en-US"/>
+              </w:rPr>
+              <w:t xml:space="preserve">Bisa </w:t>
+            </w:r>
+            <w:proofErr w:type="spellStart"/>
+            <w:r>
+              <w:rPr>
+                <w:highlight w:val="yellow"/>
+                <w:lang w:val="en-US"/>
+              </w:rPr>
+              <w:t>mencari</w:t>
+            </w:r>
+            <w:proofErr w:type="spellEnd"/>
+            <w:r>
+              <w:rPr>
+                <w:highlight w:val="yellow"/>
+                <w:lang w:val="en-US"/>
+              </w:rPr>
+              <w:t xml:space="preserve"> nama character yang </w:t>
+            </w:r>
+            <w:proofErr w:type="spellStart"/>
+            <w:r>
+              <w:rPr>
+                <w:highlight w:val="yellow"/>
+                <w:lang w:val="en-US"/>
+              </w:rPr>
+              <w:t>dicari</w:t>
+            </w:r>
+            <w:proofErr w:type="spellEnd"/>
           </w:p>
         </w:tc>
       </w:tr>
@@ -5047,6 +9353,7 @@
               <w:ind w:left="0" w:hanging="2"/>
               <w:jc w:val="both"/>
               <w:rPr>
+                <w:highlight w:val="yellow"/>
                 <w:lang w:val="en-US"/>
               </w:rPr>
             </w:pPr>
@@ -5061,6 +9368,7 @@
               <w:ind w:left="0" w:hanging="2"/>
               <w:jc w:val="both"/>
               <w:rPr>
+                <w:highlight w:val="yellow"/>
                 <w:lang w:val="en-US"/>
               </w:rPr>
             </w:pPr>
@@ -5076,17 +9384,27 @@
             <w:pPr>
               <w:ind w:left="0" w:hanging="2"/>
               <w:jc w:val="both"/>
+              <w:rPr>
+                <w:highlight w:val="yellow"/>
+              </w:rPr>
             </w:pPr>
             <w:r>
+              <w:rPr>
+                <w:highlight w:val="yellow"/>
+              </w:rPr>
               <w:t>-</w:t>
             </w:r>
             <w:r>
               <w:rPr>
+                <w:highlight w:val="yellow"/>
                 <w:lang w:val="en-US"/>
               </w:rPr>
               <w:t>30</w:t>
             </w:r>
             <w:r>
+              <w:rPr>
+                <w:highlight w:val="yellow"/>
+              </w:rPr>
               <w:t>/0</w:t>
             </w:r>
           </w:p>
@@ -5100,20 +9418,71 @@
               <w:ind w:left="0" w:hanging="2"/>
               <w:jc w:val="both"/>
               <w:rPr>
+                <w:highlight w:val="yellow"/>
                 <w:lang w:val="en-US"/>
               </w:rPr>
             </w:pPr>
             <w:r>
               <w:rPr>
-                <w:lang w:val="en-US"/>
-              </w:rPr>
-              <w:t>Tidak menggunakan Database</w:t>
-            </w:r>
-            <w:r>
-              <w:rPr>
-                <w:lang w:val="en-US"/>
-              </w:rPr>
-              <w:t xml:space="preserve"> (Jika tidak menggunakan database di minus)</w:t>
+                <w:highlight w:val="yellow"/>
+                <w:lang w:val="en-US"/>
+              </w:rPr>
+              <w:t xml:space="preserve">Tidak </w:t>
+            </w:r>
+            <w:proofErr w:type="spellStart"/>
+            <w:r>
+              <w:rPr>
+                <w:highlight w:val="yellow"/>
+                <w:lang w:val="en-US"/>
+              </w:rPr>
+              <w:t>menggunakan</w:t>
+            </w:r>
+            <w:proofErr w:type="spellEnd"/>
+            <w:r>
+              <w:rPr>
+                <w:highlight w:val="yellow"/>
+                <w:lang w:val="en-US"/>
+              </w:rPr>
+              <w:t xml:space="preserve"> Database</w:t>
+            </w:r>
+            <w:r>
+              <w:rPr>
+                <w:highlight w:val="yellow"/>
+                <w:lang w:val="en-US"/>
+              </w:rPr>
+              <w:t xml:space="preserve"> (Jika </w:t>
+            </w:r>
+            <w:proofErr w:type="spellStart"/>
+            <w:r>
+              <w:rPr>
+                <w:highlight w:val="yellow"/>
+                <w:lang w:val="en-US"/>
+              </w:rPr>
+              <w:t>tidak</w:t>
+            </w:r>
+            <w:proofErr w:type="spellEnd"/>
+            <w:r>
+              <w:rPr>
+                <w:highlight w:val="yellow"/>
+                <w:lang w:val="en-US"/>
+              </w:rPr>
+              <w:t xml:space="preserve"> </w:t>
+            </w:r>
+            <w:proofErr w:type="spellStart"/>
+            <w:r>
+              <w:rPr>
+                <w:highlight w:val="yellow"/>
+                <w:lang w:val="en-US"/>
+              </w:rPr>
+              <w:t>menggunakan</w:t>
+            </w:r>
+            <w:proofErr w:type="spellEnd"/>
+            <w:r>
+              <w:rPr>
+                <w:highlight w:val="yellow"/>
+                <w:lang w:val="en-US"/>
+              </w:rPr>
+              <w:t xml:space="preserve"> database di minus)</w:t>
             </w:r>
           </w:p>
         </w:tc>
@@ -5128,14 +9497,19 @@
               <w:ind w:left="0" w:hanging="2"/>
               <w:jc w:val="both"/>
               <w:rPr>
+                <w:highlight w:val="yellow"/>
                 <w:lang w:val="en-US"/>
               </w:rPr>
             </w:pPr>
             <w:r>
+              <w:rPr>
+                <w:highlight w:val="yellow"/>
+              </w:rPr>
               <w:t>0/+</w:t>
             </w:r>
             <w:r>
               <w:rPr>
+                <w:highlight w:val="yellow"/>
                 <w:lang w:val="en-US"/>
               </w:rPr>
               <w:t>5</w:t>
@@ -5151,15 +9525,35 @@
               <w:ind w:left="0" w:hanging="2"/>
               <w:jc w:val="both"/>
               <w:rPr>
+                <w:highlight w:val="yellow"/>
                 <w:lang w:val="en-US"/>
               </w:rPr>
             </w:pPr>
-            <w:r>
-              <w:rPr>
-                <w:lang w:val="en-US"/>
-              </w:rPr>
-              <w:t>Tugas Sempurna</w:t>
-            </w:r>
+            <w:proofErr w:type="spellStart"/>
+            <w:r>
+              <w:rPr>
+                <w:highlight w:val="yellow"/>
+                <w:lang w:val="en-US"/>
+              </w:rPr>
+              <w:t>Tugas</w:t>
+            </w:r>
+            <w:proofErr w:type="spellEnd"/>
+            <w:r>
+              <w:rPr>
+                <w:highlight w:val="yellow"/>
+                <w:lang w:val="en-US"/>
+              </w:rPr>
+              <w:t xml:space="preserve"> </w:t>
+            </w:r>
+            <w:proofErr w:type="spellStart"/>
+            <w:r>
+              <w:rPr>
+                <w:highlight w:val="yellow"/>
+                <w:lang w:val="en-US"/>
+              </w:rPr>
+              <w:t>Sempurna</w:t>
+            </w:r>
+            <w:proofErr w:type="spellEnd"/>
           </w:p>
         </w:tc>
       </w:tr>
@@ -5173,8 +9567,14 @@
             <w:pPr>
               <w:ind w:left="0" w:hanging="2"/>
               <w:jc w:val="both"/>
+              <w:rPr>
+                <w:highlight w:val="yellow"/>
+              </w:rPr>
             </w:pPr>
             <w:r>
+              <w:rPr>
+                <w:highlight w:val="yellow"/>
+              </w:rPr>
               <w:t>Total : 30</w:t>
             </w:r>
           </w:p>
@@ -5271,7 +9671,55 @@
                                 <w:color w:val="000000"/>
                                 <w:lang w:val="en-US"/>
                               </w:rPr>
-                              <w:t>Eka Rahayu Setyaningsih, S.Kom., M.Kom.</w:t>
+                              <w:t xml:space="preserve">Eka Rahayu </w:t>
+                            </w:r>
+                            <w:proofErr w:type="spellStart"/>
+                            <w:r>
+                              <w:rPr>
+                                <w:color w:val="000000"/>
+                                <w:lang w:val="en-US"/>
+                              </w:rPr>
+                              <w:t>Setyaningsih</w:t>
+                            </w:r>
+                            <w:proofErr w:type="spellEnd"/>
+                            <w:r>
+                              <w:rPr>
+                                <w:color w:val="000000"/>
+                                <w:lang w:val="en-US"/>
+                              </w:rPr>
+                              <w:t xml:space="preserve">, </w:t>
+                            </w:r>
+                            <w:proofErr w:type="spellStart"/>
+                            <w:r>
+                              <w:rPr>
+                                <w:color w:val="000000"/>
+                                <w:lang w:val="en-US"/>
+                              </w:rPr>
+                              <w:t>S.Kom</w:t>
+                            </w:r>
+                            <w:proofErr w:type="spellEnd"/>
+                            <w:r>
+                              <w:rPr>
+                                <w:color w:val="000000"/>
+                                <w:lang w:val="en-US"/>
+                              </w:rPr>
+                              <w:t xml:space="preserve">., </w:t>
+                            </w:r>
+                            <w:proofErr w:type="spellStart"/>
+                            <w:r>
+                              <w:rPr>
+                                <w:color w:val="000000"/>
+                                <w:lang w:val="en-US"/>
+                              </w:rPr>
+                              <w:t>M.Kom</w:t>
+                            </w:r>
+                            <w:proofErr w:type="spellEnd"/>
+                            <w:r>
+                              <w:rPr>
+                                <w:color w:val="000000"/>
+                                <w:lang w:val="en-US"/>
+                              </w:rPr>
+                              <w:t>.</w:t>
                             </w:r>
                             <w:r>
                               <w:rPr>
@@ -5363,7 +9811,55 @@
                           <w:color w:val="000000"/>
                           <w:lang w:val="en-US"/>
                         </w:rPr>
-                        <w:t>Eka Rahayu Setyaningsih, S.Kom., M.Kom.</w:t>
+                        <w:t xml:space="preserve">Eka Rahayu </w:t>
+                      </w:r>
+                      <w:proofErr w:type="spellStart"/>
+                      <w:r>
+                        <w:rPr>
+                          <w:color w:val="000000"/>
+                          <w:lang w:val="en-US"/>
+                        </w:rPr>
+                        <w:t>Setyaningsih</w:t>
+                      </w:r>
+                      <w:proofErr w:type="spellEnd"/>
+                      <w:r>
+                        <w:rPr>
+                          <w:color w:val="000000"/>
+                          <w:lang w:val="en-US"/>
+                        </w:rPr>
+                        <w:t xml:space="preserve">, </w:t>
+                      </w:r>
+                      <w:proofErr w:type="spellStart"/>
+                      <w:r>
+                        <w:rPr>
+                          <w:color w:val="000000"/>
+                          <w:lang w:val="en-US"/>
+                        </w:rPr>
+                        <w:t>S.Kom</w:t>
+                      </w:r>
+                      <w:proofErr w:type="spellEnd"/>
+                      <w:r>
+                        <w:rPr>
+                          <w:color w:val="000000"/>
+                          <w:lang w:val="en-US"/>
+                        </w:rPr>
+                        <w:t xml:space="preserve">., </w:t>
+                      </w:r>
+                      <w:proofErr w:type="spellStart"/>
+                      <w:r>
+                        <w:rPr>
+                          <w:color w:val="000000"/>
+                          <w:lang w:val="en-US"/>
+                        </w:rPr>
+                        <w:t>M.Kom</w:t>
+                      </w:r>
+                      <w:proofErr w:type="spellEnd"/>
+                      <w:r>
+                        <w:rPr>
+                          <w:color w:val="000000"/>
+                          <w:lang w:val="en-US"/>
+                        </w:rPr>
+                        <w:t>.</w:t>
                       </w:r>
                       <w:r>
                         <w:rPr>
@@ -5841,7 +10337,7 @@
 </file>
 
 <file path=word/endnotes.xml><?xml version="1.0" encoding="utf-8"?>
-<w:endnotes xmlns:wpc="http://schemas.microsoft.com/office/word/2010/wordprocessingCanvas" xmlns:cx="http://schemas.microsoft.com/office/drawing/2014/chartex" xmlns:cx1="http://schemas.microsoft.com/office/drawing/2015/9/8/chartex" xmlns:cx2="http://schemas.microsoft.com/office/drawing/2015/10/21/chartex" xmlns:cx3="http://schemas.microsoft.com/office/drawing/2016/5/9/chartex" xmlns:cx4="http://schemas.microsoft.com/office/drawing/2016/5/10/chartex" xmlns:cx5="http://schemas.microsoft.com/office/drawing/2016/5/11/chartex" xmlns:cx6="http://schemas.microsoft.com/office/drawing/2016/5/12/chartex" xmlns:cx7="http://schemas.microsoft.com/office/drawing/2016/5/13/chartex" xmlns:cx8="http://schemas.microsoft.com/office/drawing/2016/5/14/chartex" xmlns:mc="http://schemas.openxmlformats.org/markup-compatibility/2006" xmlns:aink="http://schemas.microsoft.com/office/drawing/2016/ink" xmlns:am3d="http://schemas.microsoft.com/office/drawing/2017/model3d" xmlns:o="urn:schemas-microsoft-com:office:office" xmlns:oel="http://schemas.microsoft.com/office/2019/extlst" xmlns:r="http://schemas.openxmlformats.org/officeDocument/2006/relationships" xmlns:m="http://schemas.openxmlformats.org/officeDocument/2006/math" xmlns:v="urn:schemas-microsoft-com:vml" xmlns:wp14="http://schemas.microsoft.com/office/word/2010/wordprocessingDrawing" xmlns:wp="http://schemas.openxmlformats.org/drawingml/2006/wordprocessingDrawing" xmlns:w10="urn:schemas-microsoft-com:office:word" xmlns:w="http://schemas.openxmlformats.org/wordprocessingml/2006/main" xmlns:w14="http://schemas.microsoft.com/office/word/2010/wordml" xmlns:w15="http://schemas.microsoft.com/office/word/2012/wordml" xmlns:w16cex="http://schemas.microsoft.com/office/word/2018/wordml/cex" xmlns:w16cid="http://schemas.microsoft.com/office/word/2016/wordml/cid" xmlns:w16="http://schemas.microsoft.com/office/word/2018/wordml" xmlns:w16sdtdh="http://schemas.microsoft.com/office/word/2020/wordml/sdtdatahash" xmlns:w16se="http://schemas.microsoft.com/office/word/2015/wordml/symex" xmlns:wpg="http://schemas.microsoft.com/office/word/2010/wordprocessingGroup" xmlns:wpi="http://schemas.microsoft.com/office/word/2010/wordprocessingInk" xmlns:wne="http://schemas.microsoft.com/office/word/2006/wordml" xmlns:wps="http://schemas.microsoft.com/office/word/2010/wordprocessingShape" mc:Ignorable="w14 w15 w16se w16cid w16 w16cex w16sdtdh wp14">
+<w:endnotes xmlns:wpc="http://schemas.microsoft.com/office/word/2010/wordprocessingCanvas" xmlns:cx="http://schemas.microsoft.com/office/drawing/2014/chartex" xmlns:cx1="http://schemas.microsoft.com/office/drawing/2015/9/8/chartex" xmlns:cx2="http://schemas.microsoft.com/office/drawing/2015/10/21/chartex" xmlns:cx3="http://schemas.microsoft.com/office/drawing/2016/5/9/chartex" xmlns:cx4="http://schemas.microsoft.com/office/drawing/2016/5/10/chartex" xmlns:cx5="http://schemas.microsoft.com/office/drawing/2016/5/11/chartex" xmlns:cx6="http://schemas.microsoft.com/office/drawing/2016/5/12/chartex" xmlns:cx7="http://schemas.microsoft.com/office/drawing/2016/5/13/chartex" xmlns:cx8="http://schemas.microsoft.com/office/drawing/2016/5/14/chartex" xmlns:mc="http://schemas.openxmlformats.org/markup-compatibility/2006" xmlns:aink="http://schemas.microsoft.com/office/drawing/2016/ink" xmlns:am3d="http://schemas.microsoft.com/office/drawing/2017/model3d" xmlns:o="urn:schemas-microsoft-com:office:office" xmlns:oel="http://schemas.microsoft.com/office/2019/extlst" xmlns:r="http://schemas.openxmlformats.org/officeDocument/2006/relationships" xmlns:m="http://schemas.openxmlformats.org/officeDocument/2006/math" xmlns:v="urn:schemas-microsoft-com:vml" xmlns:wp14="http://schemas.microsoft.com/office/word/2010/wordprocessingDrawing" xmlns:wp="http://schemas.openxmlformats.org/drawingml/2006/wordprocessingDrawing" xmlns:w10="urn:schemas-microsoft-com:office:word" xmlns:w="http://schemas.openxmlformats.org/wordprocessingml/2006/main" xmlns:w14="http://schemas.microsoft.com/office/word/2010/wordml" xmlns:w15="http://schemas.microsoft.com/office/word/2012/wordml" xmlns:w16cex="http://schemas.microsoft.com/office/word/2018/wordml/cex" xmlns:w16cid="http://schemas.microsoft.com/office/word/2016/wordml/cid" xmlns:w16="http://schemas.microsoft.com/office/word/2018/wordml" xmlns:w16du="http://schemas.microsoft.com/office/word/2023/wordml/word16du" xmlns:w16sdtdh="http://schemas.microsoft.com/office/word/2020/wordml/sdtdatahash" xmlns:w16sdtfl="http://schemas.microsoft.com/office/word/2024/wordml/sdtformatlock" xmlns:w16se="http://schemas.microsoft.com/office/word/2015/wordml/symex" xmlns:wpg="http://schemas.microsoft.com/office/word/2010/wordprocessingGroup" xmlns:wpi="http://schemas.microsoft.com/office/word/2010/wordprocessingInk" xmlns:wne="http://schemas.microsoft.com/office/word/2006/wordml" xmlns:wps="http://schemas.microsoft.com/office/word/2010/wordprocessingShape" mc:Ignorable="w14 w15 w16se w16cid w16 w16cex w16sdtdh w16sdtfl w16du wp14">
   <w:endnote w:type="separator" w:id="-1">
     <w:p>
       <w:pPr>
@@ -5868,7 +10364,7 @@
 </file>
 
 <file path=word/footer1.xml><?xml version="1.0" encoding="utf-8"?>
-<w:ftr xmlns:wpc="http://schemas.microsoft.com/office/word/2010/wordprocessingCanvas" xmlns:cx="http://schemas.microsoft.com/office/drawing/2014/chartex" xmlns:cx1="http://schemas.microsoft.com/office/drawing/2015/9/8/chartex" xmlns:cx2="http://schemas.microsoft.com/office/drawing/2015/10/21/chartex" xmlns:cx3="http://schemas.microsoft.com/office/drawing/2016/5/9/chartex" xmlns:cx4="http://schemas.microsoft.com/office/drawing/2016/5/10/chartex" xmlns:cx5="http://schemas.microsoft.com/office/drawing/2016/5/11/chartex" xmlns:cx6="http://schemas.microsoft.com/office/drawing/2016/5/12/chartex" xmlns:cx7="http://schemas.microsoft.com/office/drawing/2016/5/13/chartex" xmlns:cx8="http://schemas.microsoft.com/office/drawing/2016/5/14/chartex" xmlns:mc="http://schemas.openxmlformats.org/markup-compatibility/2006" xmlns:aink="http://schemas.microsoft.com/office/drawing/2016/ink" xmlns:am3d="http://schemas.microsoft.com/office/drawing/2017/model3d" xmlns:o="urn:schemas-microsoft-com:office:office" xmlns:oel="http://schemas.microsoft.com/office/2019/extlst" xmlns:r="http://schemas.openxmlformats.org/officeDocument/2006/relationships" xmlns:m="http://schemas.openxmlformats.org/officeDocument/2006/math" xmlns:v="urn:schemas-microsoft-com:vml" xmlns:wp14="http://schemas.microsoft.com/office/word/2010/wordprocessingDrawing" xmlns:wp="http://schemas.openxmlformats.org/drawingml/2006/wordprocessingDrawing" xmlns:w10="urn:schemas-microsoft-com:office:word" xmlns:w="http://schemas.openxmlformats.org/wordprocessingml/2006/main" xmlns:w14="http://schemas.microsoft.com/office/word/2010/wordml" xmlns:w15="http://schemas.microsoft.com/office/word/2012/wordml" xmlns:w16cex="http://schemas.microsoft.com/office/word/2018/wordml/cex" xmlns:w16cid="http://schemas.microsoft.com/office/word/2016/wordml/cid" xmlns:w16="http://schemas.microsoft.com/office/word/2018/wordml" xmlns:w16sdtdh="http://schemas.microsoft.com/office/word/2020/wordml/sdtdatahash" xmlns:w16se="http://schemas.microsoft.com/office/word/2015/wordml/symex" xmlns:wpg="http://schemas.microsoft.com/office/word/2010/wordprocessingGroup" xmlns:wpi="http://schemas.microsoft.com/office/word/2010/wordprocessingInk" xmlns:wne="http://schemas.microsoft.com/office/word/2006/wordml" xmlns:wps="http://schemas.microsoft.com/office/word/2010/wordprocessingShape" mc:Ignorable="w14 w15 w16se w16cid w16 w16cex w16sdtdh wp14">
+<w:ftr xmlns:wpc="http://schemas.microsoft.com/office/word/2010/wordprocessingCanvas" xmlns:cx="http://schemas.microsoft.com/office/drawing/2014/chartex" xmlns:cx1="http://schemas.microsoft.com/office/drawing/2015/9/8/chartex" xmlns:cx2="http://schemas.microsoft.com/office/drawing/2015/10/21/chartex" xmlns:cx3="http://schemas.microsoft.com/office/drawing/2016/5/9/chartex" xmlns:cx4="http://schemas.microsoft.com/office/drawing/2016/5/10/chartex" xmlns:cx5="http://schemas.microsoft.com/office/drawing/2016/5/11/chartex" xmlns:cx6="http://schemas.microsoft.com/office/drawing/2016/5/12/chartex" xmlns:cx7="http://schemas.microsoft.com/office/drawing/2016/5/13/chartex" xmlns:cx8="http://schemas.microsoft.com/office/drawing/2016/5/14/chartex" xmlns:mc="http://schemas.openxmlformats.org/markup-compatibility/2006" xmlns:aink="http://schemas.microsoft.com/office/drawing/2016/ink" xmlns:am3d="http://schemas.microsoft.com/office/drawing/2017/model3d" xmlns:o="urn:schemas-microsoft-com:office:office" xmlns:oel="http://schemas.microsoft.com/office/2019/extlst" xmlns:r="http://schemas.openxmlformats.org/officeDocument/2006/relationships" xmlns:m="http://schemas.openxmlformats.org/officeDocument/2006/math" xmlns:v="urn:schemas-microsoft-com:vml" xmlns:wp14="http://schemas.microsoft.com/office/word/2010/wordprocessingDrawing" xmlns:wp="http://schemas.openxmlformats.org/drawingml/2006/wordprocessingDrawing" xmlns:w10="urn:schemas-microsoft-com:office:word" xmlns:w="http://schemas.openxmlformats.org/wordprocessingml/2006/main" xmlns:w14="http://schemas.microsoft.com/office/word/2010/wordml" xmlns:w15="http://schemas.microsoft.com/office/word/2012/wordml" xmlns:w16cex="http://schemas.microsoft.com/office/word/2018/wordml/cex" xmlns:w16cid="http://schemas.microsoft.com/office/word/2016/wordml/cid" xmlns:w16="http://schemas.microsoft.com/office/word/2018/wordml" xmlns:w16du="http://schemas.microsoft.com/office/word/2023/wordml/word16du" xmlns:w16sdtdh="http://schemas.microsoft.com/office/word/2020/wordml/sdtdatahash" xmlns:w16sdtfl="http://schemas.microsoft.com/office/word/2024/wordml/sdtformatlock" xmlns:w16se="http://schemas.microsoft.com/office/word/2015/wordml/symex" xmlns:wpg="http://schemas.microsoft.com/office/word/2010/wordprocessingGroup" xmlns:wpi="http://schemas.microsoft.com/office/word/2010/wordprocessingInk" xmlns:wne="http://schemas.microsoft.com/office/word/2006/wordml" xmlns:wps="http://schemas.microsoft.com/office/word/2010/wordprocessingShape" mc:Ignorable="w14 w15 w16se w16cid w16 w16cex w16sdtdh w16sdtfl w16du wp14">
   <w:p>
     <w:pPr>
       <w:pBdr>
@@ -5944,7 +10440,7 @@
 </file>
 
 <file path=word/footnotes.xml><?xml version="1.0" encoding="utf-8"?>
-<w:footnotes xmlns:wpc="http://schemas.microsoft.com/office/word/2010/wordprocessingCanvas" xmlns:cx="http://schemas.microsoft.com/office/drawing/2014/chartex" xmlns:cx1="http://schemas.microsoft.com/office/drawing/2015/9/8/chartex" xmlns:cx2="http://schemas.microsoft.com/office/drawing/2015/10/21/chartex" xmlns:cx3="http://schemas.microsoft.com/office/drawing/2016/5/9/chartex" xmlns:cx4="http://schemas.microsoft.com/office/drawing/2016/5/10/chartex" xmlns:cx5="http://schemas.microsoft.com/office/drawing/2016/5/11/chartex" xmlns:cx6="http://schemas.microsoft.com/office/drawing/2016/5/12/chartex" xmlns:cx7="http://schemas.microsoft.com/office/drawing/2016/5/13/chartex" xmlns:cx8="http://schemas.microsoft.com/office/drawing/2016/5/14/chartex" xmlns:mc="http://schemas.openxmlformats.org/markup-compatibility/2006" xmlns:aink="http://schemas.microsoft.com/office/drawing/2016/ink" xmlns:am3d="http://schemas.microsoft.com/office/drawing/2017/model3d" xmlns:o="urn:schemas-microsoft-com:office:office" xmlns:oel="http://schemas.microsoft.com/office/2019/extlst" xmlns:r="http://schemas.openxmlformats.org/officeDocument/2006/relationships" xmlns:m="http://schemas.openxmlformats.org/officeDocument/2006/math" xmlns:v="urn:schemas-microsoft-com:vml" xmlns:wp14="http://schemas.microsoft.com/office/word/2010/wordprocessingDrawing" xmlns:wp="http://schemas.openxmlformats.org/drawingml/2006/wordprocessingDrawing" xmlns:w10="urn:schemas-microsoft-com:office:word" xmlns:w="http://schemas.openxmlformats.org/wordprocessingml/2006/main" xmlns:w14="http://schemas.microsoft.com/office/word/2010/wordml" xmlns:w15="http://schemas.microsoft.com/office/word/2012/wordml" xmlns:w16cex="http://schemas.microsoft.com/office/word/2018/wordml/cex" xmlns:w16cid="http://schemas.microsoft.com/office/word/2016/wordml/cid" xmlns:w16="http://schemas.microsoft.com/office/word/2018/wordml" xmlns:w16sdtdh="http://schemas.microsoft.com/office/word/2020/wordml/sdtdatahash" xmlns:w16se="http://schemas.microsoft.com/office/word/2015/wordml/symex" xmlns:wpg="http://schemas.microsoft.com/office/word/2010/wordprocessingGroup" xmlns:wpi="http://schemas.microsoft.com/office/word/2010/wordprocessingInk" xmlns:wne="http://schemas.microsoft.com/office/word/2006/wordml" xmlns:wps="http://schemas.microsoft.com/office/word/2010/wordprocessingShape" mc:Ignorable="w14 w15 w16se w16cid w16 w16cex w16sdtdh wp14">
+<w:footnotes xmlns:wpc="http://schemas.microsoft.com/office/word/2010/wordprocessingCanvas" xmlns:cx="http://schemas.microsoft.com/office/drawing/2014/chartex" xmlns:cx1="http://schemas.microsoft.com/office/drawing/2015/9/8/chartex" xmlns:cx2="http://schemas.microsoft.com/office/drawing/2015/10/21/chartex" xmlns:cx3="http://schemas.microsoft.com/office/drawing/2016/5/9/chartex" xmlns:cx4="http://schemas.microsoft.com/office/drawing/2016/5/10/chartex" xmlns:cx5="http://schemas.microsoft.com/office/drawing/2016/5/11/chartex" xmlns:cx6="http://schemas.microsoft.com/office/drawing/2016/5/12/chartex" xmlns:cx7="http://schemas.microsoft.com/office/drawing/2016/5/13/chartex" xmlns:cx8="http://schemas.microsoft.com/office/drawing/2016/5/14/chartex" xmlns:mc="http://schemas.openxmlformats.org/markup-compatibility/2006" xmlns:aink="http://schemas.microsoft.com/office/drawing/2016/ink" xmlns:am3d="http://schemas.microsoft.com/office/drawing/2017/model3d" xmlns:o="urn:schemas-microsoft-com:office:office" xmlns:oel="http://schemas.microsoft.com/office/2019/extlst" xmlns:r="http://schemas.openxmlformats.org/officeDocument/2006/relationships" xmlns:m="http://schemas.openxmlformats.org/officeDocument/2006/math" xmlns:v="urn:schemas-microsoft-com:vml" xmlns:wp14="http://schemas.microsoft.com/office/word/2010/wordprocessingDrawing" xmlns:wp="http://schemas.openxmlformats.org/drawingml/2006/wordprocessingDrawing" xmlns:w10="urn:schemas-microsoft-com:office:word" xmlns:w="http://schemas.openxmlformats.org/wordprocessingml/2006/main" xmlns:w14="http://schemas.microsoft.com/office/word/2010/wordml" xmlns:w15="http://schemas.microsoft.com/office/word/2012/wordml" xmlns:w16cex="http://schemas.microsoft.com/office/word/2018/wordml/cex" xmlns:w16cid="http://schemas.microsoft.com/office/word/2016/wordml/cid" xmlns:w16="http://schemas.microsoft.com/office/word/2018/wordml" xmlns:w16du="http://schemas.microsoft.com/office/word/2023/wordml/word16du" xmlns:w16sdtdh="http://schemas.microsoft.com/office/word/2020/wordml/sdtdatahash" xmlns:w16sdtfl="http://schemas.microsoft.com/office/word/2024/wordml/sdtformatlock" xmlns:w16se="http://schemas.microsoft.com/office/word/2015/wordml/symex" xmlns:wpg="http://schemas.microsoft.com/office/word/2010/wordprocessingGroup" xmlns:wpi="http://schemas.microsoft.com/office/word/2010/wordprocessingInk" xmlns:wne="http://schemas.microsoft.com/office/word/2006/wordml" xmlns:wps="http://schemas.microsoft.com/office/word/2010/wordprocessingShape" mc:Ignorable="w14 w15 w16se w16cid w16 w16cex w16sdtdh w16sdtfl w16du wp14">
   <w:footnote w:type="separator" w:id="-1">
     <w:p>
       <w:pPr>
@@ -5971,7 +10467,7 @@
 </file>
 
 <file path=word/numbering.xml><?xml version="1.0" encoding="utf-8"?>
-<w:numbering xmlns:wpc="http://schemas.microsoft.com/office/word/2010/wordprocessingCanvas" xmlns:cx="http://schemas.microsoft.com/office/drawing/2014/chartex" xmlns:cx1="http://schemas.microsoft.com/office/drawing/2015/9/8/chartex" xmlns:cx2="http://schemas.microsoft.com/office/drawing/2015/10/21/chartex" xmlns:cx3="http://schemas.microsoft.com/office/drawing/2016/5/9/chartex" xmlns:cx4="http://schemas.microsoft.com/office/drawing/2016/5/10/chartex" xmlns:cx5="http://schemas.microsoft.com/office/drawing/2016/5/11/chartex" xmlns:cx6="http://schemas.microsoft.com/office/drawing/2016/5/12/chartex" xmlns:cx7="http://schemas.microsoft.com/office/drawing/2016/5/13/chartex" xmlns:cx8="http://schemas.microsoft.com/office/drawing/2016/5/14/chartex" xmlns:mc="http://schemas.openxmlformats.org/markup-compatibility/2006" xmlns:aink="http://schemas.microsoft.com/office/drawing/2016/ink" xmlns:am3d="http://schemas.microsoft.com/office/drawing/2017/model3d" xmlns:o="urn:schemas-microsoft-com:office:office" xmlns:oel="http://schemas.microsoft.com/office/2019/extlst" xmlns:r="http://schemas.openxmlformats.org/officeDocument/2006/relationships" xmlns:m="http://schemas.openxmlformats.org/officeDocument/2006/math" xmlns:v="urn:schemas-microsoft-com:vml" xmlns:wp14="http://schemas.microsoft.com/office/word/2010/wordprocessingDrawing" xmlns:wp="http://schemas.openxmlformats.org/drawingml/2006/wordprocessingDrawing" xmlns:w10="urn:schemas-microsoft-com:office:word" xmlns:w="http://schemas.openxmlformats.org/wordprocessingml/2006/main" xmlns:w14="http://schemas.microsoft.com/office/word/2010/wordml" xmlns:w15="http://schemas.microsoft.com/office/word/2012/wordml" xmlns:w16cex="http://schemas.microsoft.com/office/word/2018/wordml/cex" xmlns:w16cid="http://schemas.microsoft.com/office/word/2016/wordml/cid" xmlns:w16="http://schemas.microsoft.com/office/word/2018/wordml" xmlns:w16sdtdh="http://schemas.microsoft.com/office/word/2020/wordml/sdtdatahash" xmlns:w16se="http://schemas.microsoft.com/office/word/2015/wordml/symex" xmlns:wpg="http://schemas.microsoft.com/office/word/2010/wordprocessingGroup" xmlns:wpi="http://schemas.microsoft.com/office/word/2010/wordprocessingInk" xmlns:wne="http://schemas.microsoft.com/office/word/2006/wordml" xmlns:wps="http://schemas.microsoft.com/office/word/2010/wordprocessingShape" mc:Ignorable="w14 w15 w16se w16cid w16 w16cex w16sdtdh wp14">
+<w:numbering xmlns:wpc="http://schemas.microsoft.com/office/word/2010/wordprocessingCanvas" xmlns:cx="http://schemas.microsoft.com/office/drawing/2014/chartex" xmlns:cx1="http://schemas.microsoft.com/office/drawing/2015/9/8/chartex" xmlns:cx2="http://schemas.microsoft.com/office/drawing/2015/10/21/chartex" xmlns:cx3="http://schemas.microsoft.com/office/drawing/2016/5/9/chartex" xmlns:cx4="http://schemas.microsoft.com/office/drawing/2016/5/10/chartex" xmlns:cx5="http://schemas.microsoft.com/office/drawing/2016/5/11/chartex" xmlns:cx6="http://schemas.microsoft.com/office/drawing/2016/5/12/chartex" xmlns:cx7="http://schemas.microsoft.com/office/drawing/2016/5/13/chartex" xmlns:cx8="http://schemas.microsoft.com/office/drawing/2016/5/14/chartex" xmlns:mc="http://schemas.openxmlformats.org/markup-compatibility/2006" xmlns:aink="http://schemas.microsoft.com/office/drawing/2016/ink" xmlns:am3d="http://schemas.microsoft.com/office/drawing/2017/model3d" xmlns:o="urn:schemas-microsoft-com:office:office" xmlns:oel="http://schemas.microsoft.com/office/2019/extlst" xmlns:r="http://schemas.openxmlformats.org/officeDocument/2006/relationships" xmlns:m="http://schemas.openxmlformats.org/officeDocument/2006/math" xmlns:v="urn:schemas-microsoft-com:vml" xmlns:wp14="http://schemas.microsoft.com/office/word/2010/wordprocessingDrawing" xmlns:wp="http://schemas.openxmlformats.org/drawingml/2006/wordprocessingDrawing" xmlns:w10="urn:schemas-microsoft-com:office:word" xmlns:w="http://schemas.openxmlformats.org/wordprocessingml/2006/main" xmlns:w14="http://schemas.microsoft.com/office/word/2010/wordml" xmlns:w15="http://schemas.microsoft.com/office/word/2012/wordml" xmlns:w16cex="http://schemas.microsoft.com/office/word/2018/wordml/cex" xmlns:w16cid="http://schemas.microsoft.com/office/word/2016/wordml/cid" xmlns:w16="http://schemas.microsoft.com/office/word/2018/wordml" xmlns:w16du="http://schemas.microsoft.com/office/word/2023/wordml/word16du" xmlns:w16sdtdh="http://schemas.microsoft.com/office/word/2020/wordml/sdtdatahash" xmlns:w16sdtfl="http://schemas.microsoft.com/office/word/2024/wordml/sdtformatlock" xmlns:w16se="http://schemas.microsoft.com/office/word/2015/wordml/symex" xmlns:wpg="http://schemas.microsoft.com/office/word/2010/wordprocessingGroup" xmlns:wpi="http://schemas.microsoft.com/office/word/2010/wordprocessingInk" xmlns:wne="http://schemas.microsoft.com/office/word/2006/wordml" xmlns:wps="http://schemas.microsoft.com/office/word/2010/wordprocessingShape" mc:Ignorable="w14 w15 w16se w16cid w16 w16cex w16sdtdh w16sdtfl w16du wp14">
   <w:abstractNum w:abstractNumId="0" w15:restartNumberingAfterBreak="0">
     <w:nsid w:val="05DC0607"/>
     <w:multiLevelType w:val="hybridMultilevel"/>
@@ -10726,7 +15222,7 @@
 </file>
 
 <file path=word/styles.xml><?xml version="1.0" encoding="utf-8"?>
-<w:styles xmlns:mc="http://schemas.openxmlformats.org/markup-compatibility/2006" xmlns:r="http://schemas.openxmlformats.org/officeDocument/2006/relationships" xmlns:w="http://schemas.openxmlformats.org/wordprocessingml/2006/main" xmlns:w14="http://schemas.microsoft.com/office/word/2010/wordml" xmlns:w15="http://schemas.microsoft.com/office/word/2012/wordml" xmlns:w16cex="http://schemas.microsoft.com/office/word/2018/wordml/cex" xmlns:w16cid="http://schemas.microsoft.com/office/word/2016/wordml/cid" xmlns:w16="http://schemas.microsoft.com/office/word/2018/wordml" xmlns:w16sdtdh="http://schemas.microsoft.com/office/word/2020/wordml/sdtdatahash" xmlns:w16se="http://schemas.microsoft.com/office/word/2015/wordml/symex" mc:Ignorable="w14 w15 w16se w16cid w16 w16cex w16sdtdh">
+<w:styles xmlns:mc="http://schemas.openxmlformats.org/markup-compatibility/2006" xmlns:r="http://schemas.openxmlformats.org/officeDocument/2006/relationships" xmlns:w="http://schemas.openxmlformats.org/wordprocessingml/2006/main" xmlns:w14="http://schemas.microsoft.com/office/word/2010/wordml" xmlns:w15="http://schemas.microsoft.com/office/word/2012/wordml" xmlns:w16cex="http://schemas.microsoft.com/office/word/2018/wordml/cex" xmlns:w16cid="http://schemas.microsoft.com/office/word/2016/wordml/cid" xmlns:w16="http://schemas.microsoft.com/office/word/2018/wordml" xmlns:w16du="http://schemas.microsoft.com/office/word/2023/wordml/word16du" xmlns:w16sdtdh="http://schemas.microsoft.com/office/word/2020/wordml/sdtdatahash" xmlns:w16sdtfl="http://schemas.microsoft.com/office/word/2024/wordml/sdtformatlock" xmlns:w16se="http://schemas.microsoft.com/office/word/2015/wordml/symex" mc:Ignorable="w14 w15 w16se w16cid w16 w16cex w16sdtdh w16sdtfl w16du">
   <w:docDefaults>
     <w:rPrDefault>
       <w:rPr>
@@ -11895,28 +16391,28 @@
 </file>
 
 <file path=customXml/item1.xml><?xml version="1.0" encoding="utf-8"?>
+<b:Sources xmlns:b="http://schemas.openxmlformats.org/officeDocument/2006/bibliography" xmlns="http://schemas.openxmlformats.org/officeDocument/2006/bibliography" SelectedStyle="\APASixthEditionOfficeOnline.xsl" StyleName="APA" Version="6"/>
+</file>
+
+<file path=customXml/item2.xml><?xml version="1.0" encoding="utf-8"?>
 <go:gDocsCustomXmlDataStorage xmlns:go="http://customooxmlschemas.google.com/" xmlns:r="http://schemas.openxmlformats.org/officeDocument/2006/relationships">
   <go:docsCustomData xmlns:go="http://customooxmlschemas.google.com/" roundtripDataSignature="AMtx7mglxtEHMAY2RJWHRnZNeFWg8AfxAg==">AMUW2mUpZ6uiIWMe3gnStQMw5fUgSWhi5pgqDCd+GkOWHHcOM78pUV1E5NqLMk/dBHQil93wccOpH895iKeZSl2NPwaaO++3AL0i6cXE7KtsIj+JLm2kn3E=</go:docsCustomData>
 </go:gDocsCustomXmlDataStorage>
 </file>
 
-<file path=customXml/item2.xml><?xml version="1.0" encoding="utf-8"?>
-<b:Sources xmlns:b="http://schemas.openxmlformats.org/officeDocument/2006/bibliography" xmlns="http://schemas.openxmlformats.org/officeDocument/2006/bibliography" SelectedStyle="\APASixthEditionOfficeOnline.xsl" StyleName="APA" Version="6"/>
+<file path=customXml/itemProps1.xml><?xml version="1.0" encoding="utf-8"?>
+<ds:datastoreItem xmlns:ds="http://schemas.openxmlformats.org/officeDocument/2006/customXml" ds:itemID="{2D4F97A6-DF68-44D0-91F2-48195316B53E}">
+  <ds:schemaRefs>
+    <ds:schemaRef ds:uri="http://schemas.openxmlformats.org/officeDocument/2006/bibliography"/>
+  </ds:schemaRefs>
+</ds:datastoreItem>
 </file>
 
-<file path=customXml/itemProps1.xml><?xml version="1.0" encoding="utf-8"?>
+<file path=customXml/itemProps2.xml><?xml version="1.0" encoding="utf-8"?>
 <ds:datastoreItem xmlns:ds="http://schemas.openxmlformats.org/officeDocument/2006/customXml" ds:itemID="{11111111-1234-1234-1234-123412341234}">
   <ds:schemaRefs>
     <ds:schemaRef ds:uri="http://customooxmlschemas.google.com/"/>
     <ds:schemaRef ds:uri="http://schemas.openxmlformats.org/officeDocument/2006/relationships"/>
   </ds:schemaRefs>
 </ds:datastoreItem>
-</file>
-
-<file path=customXml/itemProps2.xml><?xml version="1.0" encoding="utf-8"?>
-<ds:datastoreItem xmlns:ds="http://schemas.openxmlformats.org/officeDocument/2006/customXml" ds:itemID="{2D4F97A6-DF68-44D0-91F2-48195316B53E}">
-  <ds:schemaRefs>
-    <ds:schemaRef ds:uri="http://schemas.openxmlformats.org/officeDocument/2006/bibliography"/>
-  </ds:schemaRefs>
-</ds:datastoreItem>
 </file>